--- a/ChineseZodiac.docx
+++ b/ChineseZodiac.docx
@@ -1765,6 +1765,3916 @@
           <w:sz w:val="20"/>
           <w:szCs w:val="20"/>
         </w:rPr>
+      </w:r>
+    </w:p>
+    <w:p>
+      <w:pPr>
+        <w:pStyle w:val="Normal"/>
+        <w:bidi w:val="0"/>
+        <w:spacing w:lineRule="auto" w:line="271" w:before="0" w:after="0"/>
+        <w:ind w:left="0" w:right="0"/>
+        <w:jc w:val="left"/>
+        <w:rPr>
+          <w:rFonts w:ascii="Arial" w:hAnsi="Arial" w:eastAsia="Arial" w:cs="Arial"/>
+          <w:sz w:val="20"/>
+          <w:szCs w:val="20"/>
+        </w:rPr>
+      </w:pPr>
+      <w:r>
+        <w:rPr>
+          <w:rFonts w:eastAsia="Arial" w:cs="Arial" w:ascii="Arial" w:hAnsi="Arial"/>
+          <w:sz w:val="20"/>
+          <w:szCs w:val="20"/>
+        </w:rPr>
+      </w:r>
+    </w:p>
+    <w:p>
+      <w:pPr>
+        <w:pStyle w:val="Normal"/>
+        <w:bidi w:val="0"/>
+        <w:spacing w:lineRule="auto" w:line="271" w:before="0" w:after="0"/>
+        <w:ind w:left="0" w:right="0"/>
+        <w:jc w:val="left"/>
+        <w:rPr>
+          <w:rFonts w:ascii="Arial" w:hAnsi="Arial" w:eastAsia="Arial" w:cs="Arial"/>
+          <w:sz w:val="20"/>
+          <w:szCs w:val="20"/>
+        </w:rPr>
+      </w:pPr>
+      <w:r>
+        <w:rPr>
+          <w:rFonts w:eastAsia="Arial" w:cs="Arial" w:ascii="Arial" w:hAnsi="Arial"/>
+          <w:sz w:val="20"/>
+          <w:szCs w:val="20"/>
+        </w:rPr>
+      </w:r>
+    </w:p>
+    <w:p>
+      <w:pPr>
+        <w:pStyle w:val="Normal"/>
+        <w:bidi w:val="0"/>
+        <w:spacing w:lineRule="auto" w:line="271" w:before="0" w:after="0"/>
+        <w:ind w:left="0" w:right="0"/>
+        <w:jc w:val="left"/>
+        <w:rPr>
+          <w:rFonts w:ascii="Arial" w:hAnsi="Arial" w:eastAsia="Arial" w:cs="Arial"/>
+          <w:sz w:val="20"/>
+          <w:szCs w:val="20"/>
+        </w:rPr>
+      </w:pPr>
+      <w:r>
+        <w:rPr>
+          <w:rFonts w:eastAsia="Arial" w:cs="Arial" w:ascii="Arial" w:hAnsi="Arial"/>
+          <w:b/>
+          <w:bCs/>
+          <w:i w:val="false"/>
+          <w:caps w:val="false"/>
+          <w:smallCaps w:val="false"/>
+          <w:color w:val="222222"/>
+          <w:spacing w:val="0"/>
+          <w:sz w:val="20"/>
+          <w:szCs w:val="20"/>
+        </w:rPr>
+        <w:t>Rat</w:t>
+      </w:r>
+      <w:r>
+        <w:rPr>
+          <w:rFonts w:eastAsia="Arial" w:cs="Arial" w:ascii="Arial" w:hAnsi="Arial"/>
+          <w:b w:val="false"/>
+          <w:i w:val="false"/>
+          <w:caps w:val="false"/>
+          <w:smallCaps w:val="false"/>
+          <w:color w:val="222222"/>
+          <w:spacing w:val="0"/>
+          <w:sz w:val="20"/>
+          <w:szCs w:val="20"/>
+        </w:rPr>
+        <w:t xml:space="preserve"> (</w:t>
+      </w:r>
+      <w:r>
+        <w:rPr>
+          <w:rFonts w:eastAsia="Arial" w:cs="Arial" w:ascii="Arial" w:hAnsi="Arial"/>
+          <w:b w:val="false"/>
+          <w:i w:val="false"/>
+          <w:caps w:val="false"/>
+          <w:smallCaps w:val="false"/>
+          <w:color w:val="222222"/>
+          <w:spacing w:val="0"/>
+          <w:sz w:val="20"/>
+          <w:szCs w:val="20"/>
+        </w:rPr>
+        <w:t>mouse</w:t>
+      </w:r>
+      <w:r>
+        <w:rPr>
+          <w:rFonts w:eastAsia="Arial" w:cs="Arial" w:ascii="Arial" w:hAnsi="Arial"/>
+          <w:b w:val="false"/>
+          <w:i w:val="false"/>
+          <w:caps w:val="false"/>
+          <w:smallCaps w:val="false"/>
+          <w:color w:val="222222"/>
+          <w:spacing w:val="0"/>
+          <w:sz w:val="20"/>
+          <w:szCs w:val="20"/>
+        </w:rPr>
+        <w:t>)</w:t>
+      </w:r>
+    </w:p>
+    <w:p>
+      <w:pPr>
+        <w:pStyle w:val="Normal"/>
+        <w:widowControl/>
+        <w:ind w:hanging="0"/>
+        <w:rPr>
+          <w:rFonts w:ascii="Arial" w:hAnsi="Arial" w:eastAsia="Arial" w:cs="Arial"/>
+          <w:sz w:val="20"/>
+          <w:szCs w:val="20"/>
+        </w:rPr>
+      </w:pPr>
+      <w:r>
+        <w:rPr>
+          <w:rFonts w:eastAsia="Arial" w:cs="Arial" w:ascii="Arial" w:hAnsi="Arial"/>
+          <w:sz w:val="20"/>
+          <w:szCs w:val="20"/>
+        </w:rPr>
+      </w:r>
+    </w:p>
+    <w:p>
+      <w:pPr>
+        <w:pStyle w:val="Normal"/>
+        <w:widowControl/>
+        <w:ind w:hanging="0"/>
+        <w:rPr>
+          <w:rFonts w:ascii="Arial" w:hAnsi="Arial" w:eastAsia="Arial" w:cs="Arial"/>
+          <w:sz w:val="20"/>
+          <w:szCs w:val="20"/>
+        </w:rPr>
+      </w:pPr>
+      <w:r>
+        <w:rPr>
+          <w:rFonts w:ascii="Arial" w:hAnsi="Arial" w:eastAsia="Arial" w:cs="Arial"/>
+          <w:b/>
+          <w:b/>
+          <w:bCs/>
+          <w:iCs w:val="false"/>
+          <w:caps w:val="false"/>
+          <w:smallCaps w:val="false"/>
+          <w:color w:val="222222"/>
+          <w:spacing w:val="0"/>
+          <w:sz w:val="20"/>
+          <w:sz w:val="20"/>
+          <w:szCs w:val="20"/>
+          <w:rtl w:val="true"/>
+        </w:rPr>
+        <w:t>עַכְבָּר</w:t>
+      </w:r>
+      <w:r>
+        <w:rPr>
+          <w:rFonts w:ascii="Arial" w:hAnsi="Arial" w:eastAsia="Arial" w:cs="Arial"/>
+          <w:bCs w:val="false"/>
+          <w:iCs w:val="false"/>
+          <w:caps w:val="false"/>
+          <w:smallCaps w:val="false"/>
+          <w:color w:val="222222"/>
+          <w:spacing w:val="0"/>
+          <w:sz w:val="20"/>
+          <w:sz w:val="20"/>
+          <w:szCs w:val="20"/>
+          <w:rtl w:val="true"/>
+        </w:rPr>
+        <w:t xml:space="preserve"> </w:t>
+      </w:r>
+      <w:r>
+        <w:rPr>
+          <w:rFonts w:eastAsia="Arial" w:cs="Arial" w:ascii="Arial" w:hAnsi="Arial"/>
+          <w:bCs w:val="false"/>
+          <w:iCs w:val="false"/>
+          <w:caps w:val="false"/>
+          <w:smallCaps w:val="false"/>
+          <w:color w:val="222222"/>
+          <w:spacing w:val="0"/>
+          <w:sz w:val="20"/>
+          <w:szCs w:val="20"/>
+          <w:rtl w:val="true"/>
+        </w:rPr>
+        <w:t xml:space="preserve">= </w:t>
+      </w:r>
+      <w:r>
+        <w:rPr>
+          <w:rFonts w:eastAsia="Arial" w:cs="Arial" w:ascii="Arial" w:hAnsi="Arial"/>
+          <w:b w:val="false"/>
+          <w:bCs w:val="false"/>
+          <w:i w:val="false"/>
+          <w:iCs w:val="false"/>
+          <w:caps w:val="false"/>
+          <w:smallCaps w:val="false"/>
+          <w:color w:val="222222"/>
+          <w:spacing w:val="0"/>
+          <w:sz w:val="20"/>
+          <w:szCs w:val="20"/>
+        </w:rPr>
+        <w:t>70+20+2+200</w:t>
+      </w:r>
+      <w:r>
+        <w:rPr>
+          <w:rFonts w:eastAsia="Arial" w:cs="Arial" w:ascii="Arial" w:hAnsi="Arial"/>
+          <w:b w:val="false"/>
+          <w:bCs w:val="false"/>
+          <w:i w:val="false"/>
+          <w:iCs w:val="false"/>
+          <w:caps w:val="false"/>
+          <w:smallCaps w:val="false"/>
+          <w:color w:val="222222"/>
+          <w:spacing w:val="0"/>
+          <w:sz w:val="20"/>
+          <w:szCs w:val="20"/>
+          <w:rtl w:val="true"/>
+        </w:rPr>
+        <w:t xml:space="preserve"> = </w:t>
+      </w:r>
+      <w:r>
+        <w:rPr>
+          <w:rFonts w:eastAsia="Arial" w:cs="Arial" w:ascii="Arial" w:hAnsi="Arial"/>
+          <w:b w:val="false"/>
+          <w:bCs w:val="false"/>
+          <w:i w:val="false"/>
+          <w:iCs w:val="false"/>
+          <w:caps w:val="false"/>
+          <w:smallCaps w:val="false"/>
+          <w:color w:val="222222"/>
+          <w:spacing w:val="0"/>
+          <w:sz w:val="20"/>
+          <w:szCs w:val="20"/>
+        </w:rPr>
+        <w:t>292</w:t>
+      </w:r>
+    </w:p>
+    <w:p>
+      <w:pPr>
+        <w:pStyle w:val="Normal"/>
+        <w:bidi w:val="0"/>
+        <w:spacing w:lineRule="auto" w:line="240" w:before="0" w:after="0"/>
+        <w:ind w:left="0" w:right="0"/>
+        <w:jc w:val="left"/>
+        <w:rPr>
+          <w:rFonts w:ascii="Arial" w:hAnsi="Arial" w:eastAsia="Arial" w:cs="Arial"/>
+          <w:sz w:val="20"/>
+          <w:szCs w:val="20"/>
+        </w:rPr>
+      </w:pPr>
+      <w:r>
+        <w:rPr>
+          <w:rFonts w:eastAsia="Arial" w:cs="Arial" w:ascii="Arial" w:hAnsi="Arial"/>
+          <w:b w:val="false"/>
+          <w:bCs w:val="false"/>
+          <w:i w:val="false"/>
+          <w:caps w:val="false"/>
+          <w:smallCaps w:val="false"/>
+          <w:color w:val="252525"/>
+          <w:spacing w:val="0"/>
+          <w:sz w:val="20"/>
+          <w:szCs w:val="20"/>
+          <w:u w:val="single"/>
+        </w:rPr>
+        <w:t>square tessellation</w:t>
+      </w:r>
+      <w:r>
+        <w:rPr>
+          <w:rFonts w:eastAsia="Arial" w:cs="Arial" w:ascii="Arial" w:hAnsi="Arial"/>
+          <w:b w:val="false"/>
+          <w:bCs w:val="false"/>
+          <w:i w:val="false"/>
+          <w:caps w:val="false"/>
+          <w:smallCaps w:val="false"/>
+          <w:color w:val="252525"/>
+          <w:spacing w:val="0"/>
+          <w:sz w:val="20"/>
+          <w:szCs w:val="20"/>
+          <w:u w:val="none"/>
+        </w:rPr>
+        <w:tab/>
+        <w:tab/>
+        <w:tab/>
+        <w:tab/>
+        <w:t xml:space="preserve">     </w:t>
+        <w:tab/>
+        <w:tab/>
+        <w:t xml:space="preserve"> </w:t>
+      </w:r>
+      <w:r>
+        <w:rPr>
+          <w:rFonts w:eastAsia="Arial" w:cs="Arial" w:ascii="Arial" w:hAnsi="Arial"/>
+          <w:b w:val="false"/>
+          <w:bCs w:val="false"/>
+          <w:i w:val="false"/>
+          <w:caps w:val="false"/>
+          <w:smallCaps w:val="false"/>
+          <w:color w:val="252525"/>
+          <w:spacing w:val="0"/>
+          <w:sz w:val="20"/>
+          <w:szCs w:val="20"/>
+          <w:u w:val="single"/>
+        </w:rPr>
+        <w:t>hexagon tessellation</w:t>
+      </w:r>
+    </w:p>
+    <w:p>
+      <w:pPr>
+        <w:pStyle w:val="Normal"/>
+        <w:widowControl/>
+        <w:ind w:hanging="0"/>
+        <w:rPr>
+          <w:rFonts w:ascii="Arial" w:hAnsi="Arial" w:eastAsia="Arial" w:cs="Arial"/>
+          <w:sz w:val="20"/>
+          <w:szCs w:val="20"/>
+        </w:rPr>
+      </w:pPr>
+      <w:r>
+        <w:rPr>
+          <w:rFonts w:eastAsia="Arial" w:cs="Arial" w:ascii="Arial" w:hAnsi="Arial"/>
+          <w:color w:val="222222"/>
+          <w:sz w:val="20"/>
+          <w:szCs w:val="20"/>
+        </w:rPr>
+        <w:t>292 = 17</w:t>
+      </w:r>
+      <w:r>
+        <w:rPr>
+          <w:rFonts w:eastAsia="Arial" w:cs="Arial" w:ascii="Arial" w:hAnsi="Arial"/>
+          <w:b w:val="false"/>
+          <w:i w:val="false"/>
+          <w:caps w:val="false"/>
+          <w:smallCaps w:val="false"/>
+          <w:color w:val="222222"/>
+          <w:spacing w:val="0"/>
+          <w:sz w:val="20"/>
+          <w:szCs w:val="20"/>
+        </w:rPr>
+        <w:t>×</w:t>
+      </w:r>
+      <w:r>
+        <w:rPr>
+          <w:rFonts w:eastAsia="Arial" w:cs="Arial" w:ascii="Arial" w:hAnsi="Arial"/>
+          <w:color w:val="222222"/>
+          <w:sz w:val="20"/>
+          <w:szCs w:val="20"/>
+        </w:rPr>
+        <w:t xml:space="preserve">17+3; row </w:t>
+      </w:r>
+      <w:r>
+        <w:rPr>
+          <w:rFonts w:eastAsia="Arial" w:cs="Arial" w:ascii="Arial" w:hAnsi="Arial"/>
+          <w:b/>
+          <w:bCs/>
+          <w:color w:val="1B00FE"/>
+          <w:sz w:val="20"/>
+          <w:szCs w:val="20"/>
+        </w:rPr>
+        <w:t>1</w:t>
+      </w:r>
+      <w:r>
+        <w:rPr>
+          <w:rFonts w:eastAsia="Arial" w:cs="Arial" w:ascii="Arial" w:hAnsi="Arial"/>
+          <w:color w:val="222222"/>
+          <w:sz w:val="20"/>
+          <w:szCs w:val="20"/>
+        </w:rPr>
+        <w:t>[</w:t>
+      </w:r>
+      <w:r>
+        <w:rPr>
+          <w:rFonts w:eastAsia="Arial" w:cs="Arial" w:ascii="Arial" w:hAnsi="Arial"/>
+          <w:color w:val="222222"/>
+          <w:sz w:val="20"/>
+          <w:szCs w:val="20"/>
+        </w:rPr>
+        <w:t>8</w:t>
+      </w:r>
+      <w:r>
+        <w:rPr>
+          <w:rFonts w:eastAsia="Arial" w:cs="Arial" w:ascii="Arial" w:hAnsi="Arial"/>
+          <w:color w:val="222222"/>
+          <w:sz w:val="20"/>
+          <w:szCs w:val="20"/>
+        </w:rPr>
+        <w:t>]</w:t>
+      </w:r>
+      <w:r>
+        <w:rPr>
+          <w:rFonts w:eastAsia="Arial" w:cs="Arial" w:ascii="Arial" w:hAnsi="Arial"/>
+          <w:color w:val="222222"/>
+          <w:sz w:val="20"/>
+          <w:szCs w:val="20"/>
+        </w:rPr>
+        <w:t>:</w:t>
+      </w:r>
+      <w:r>
+        <w:rPr>
+          <w:rFonts w:eastAsia="Arial" w:cs="Arial" w:ascii="Arial" w:hAnsi="Arial"/>
+          <w:b w:val="false"/>
+          <w:bCs w:val="false"/>
+          <w:i w:val="false"/>
+          <w:iCs w:val="false"/>
+          <w:color w:val="000000"/>
+          <w:spacing w:val="0"/>
+          <w:w w:val="90"/>
+          <w:sz w:val="20"/>
+          <w:szCs w:val="20"/>
+          <w:u w:val="none"/>
+        </w:rPr>
+        <w:t>[</w:t>
+      </w:r>
+      <w:r>
+        <w:rPr>
+          <w:rFonts w:eastAsia="Arial" w:cs="Arial" w:ascii="Arial" w:hAnsi="Arial"/>
+          <w:b/>
+          <w:bCs/>
+          <w:i w:val="false"/>
+          <w:iCs w:val="false"/>
+          <w:color w:val="1B00FE"/>
+          <w:spacing w:val="0"/>
+          <w:w w:val="90"/>
+          <w:sz w:val="20"/>
+          <w:szCs w:val="20"/>
+          <w:u w:val="none"/>
+        </w:rPr>
+        <w:t>1000</w:t>
+      </w:r>
+      <w:r>
+        <w:rPr>
+          <w:rFonts w:eastAsia="Arial" w:cs="Arial" w:ascii="Arial" w:hAnsi="Arial"/>
+          <w:b w:val="false"/>
+          <w:bCs w:val="false"/>
+          <w:i w:val="false"/>
+          <w:iCs w:val="false"/>
+          <w:color w:val="000000"/>
+          <w:spacing w:val="0"/>
+          <w:w w:val="90"/>
+          <w:sz w:val="20"/>
+          <w:szCs w:val="20"/>
+          <w:u w:val="none"/>
+        </w:rPr>
+        <w:t xml:space="preserve">] </w:t>
+      </w:r>
+      <w:r>
+        <w:rPr>
+          <w:rFonts w:eastAsia="Arial" w:cs="Arial" w:ascii="Arial" w:hAnsi="Arial"/>
+          <w:color w:val="222222"/>
+          <w:sz w:val="20"/>
+          <w:szCs w:val="20"/>
+        </w:rPr>
+        <w:t xml:space="preserve">col </w:t>
+      </w:r>
+      <w:r>
+        <w:rPr>
+          <w:rFonts w:eastAsia="Arial" w:cs="Arial" w:ascii="Arial" w:hAnsi="Arial"/>
+          <w:b/>
+          <w:bCs/>
+          <w:color w:val="1B00FE"/>
+          <w:sz w:val="20"/>
+          <w:szCs w:val="20"/>
+        </w:rPr>
+        <w:t>3</w:t>
+      </w:r>
+      <w:r>
+        <w:rPr>
+          <w:rFonts w:eastAsia="Arial" w:cs="Arial" w:ascii="Arial" w:hAnsi="Arial"/>
+          <w:color w:val="222222"/>
+          <w:sz w:val="20"/>
+          <w:szCs w:val="20"/>
+        </w:rPr>
+        <w:tab/>
+        <w:tab/>
+      </w:r>
+      <w:r>
+        <w:drawing>
+          <wp:anchor behindDoc="0" distT="0" distB="0" distL="0" distR="0" simplePos="0" locked="0" layoutInCell="1" allowOverlap="1" relativeHeight="21">
+            <wp:simplePos x="0" y="0"/>
+            <wp:positionH relativeFrom="column">
+              <wp:posOffset>836295</wp:posOffset>
+            </wp:positionH>
+            <wp:positionV relativeFrom="paragraph">
+              <wp:posOffset>115570</wp:posOffset>
+            </wp:positionV>
+            <wp:extent cx="270510" cy="447675"/>
+            <wp:effectExtent l="0" t="0" r="0" b="0"/>
+            <wp:wrapNone/>
+            <wp:docPr id="1" name="Image18" descr=""/>
+            <wp:cNvGraphicFramePr>
+              <a:graphicFrameLocks xmlns:a="http://schemas.openxmlformats.org/drawingml/2006/main" noChangeAspect="1"/>
+            </wp:cNvGraphicFramePr>
+            <a:graphic xmlns:a="http://schemas.openxmlformats.org/drawingml/2006/main">
+              <a:graphicData uri="http://schemas.openxmlformats.org/drawingml/2006/picture">
+                <pic:pic xmlns:pic="http://schemas.openxmlformats.org/drawingml/2006/picture">
+                  <pic:nvPicPr>
+                    <pic:cNvPr id="1" name="Image18" descr=""/>
+                    <pic:cNvPicPr>
+                      <a:picLocks noChangeAspect="1" noChangeArrowheads="1"/>
+                    </pic:cNvPicPr>
+                  </pic:nvPicPr>
+                  <pic:blipFill>
+                    <a:blip r:embed="rId2"/>
+                    <a:stretch>
+                      <a:fillRect/>
+                    </a:stretch>
+                  </pic:blipFill>
+                  <pic:spPr bwMode="auto">
+                    <a:xfrm>
+                      <a:off x="0" y="0"/>
+                      <a:ext cx="270510" cy="447675"/>
+                    </a:xfrm>
+                    <a:prstGeom prst="rect">
+                      <a:avLst/>
+                    </a:prstGeom>
+                    <a:noFill/>
+                  </pic:spPr>
+                </pic:pic>
+              </a:graphicData>
+            </a:graphic>
+          </wp:anchor>
+        </w:drawing>
+      </w:r>
+      <w:r>
+        <w:rPr>
+          <w:rFonts w:eastAsia="Arial" w:cs="Arial" w:ascii="Arial" w:hAnsi="Arial"/>
+          <w:color w:val="222222"/>
+          <w:sz w:val="20"/>
+          <w:szCs w:val="20"/>
+        </w:rPr>
+        <w:tab/>
+        <w:tab/>
+        <w:t xml:space="preserve"> </w:t>
+      </w:r>
+      <w:r>
+        <w:rPr>
+          <w:rFonts w:eastAsia="Arial" w:cs="Arial" w:ascii="Arial" w:hAnsi="Arial"/>
+          <w:b w:val="false"/>
+          <w:i w:val="false"/>
+          <w:caps w:val="false"/>
+          <w:smallCaps w:val="false"/>
+          <w:color w:val="222222"/>
+          <w:spacing w:val="0"/>
+          <w:sz w:val="20"/>
+          <w:szCs w:val="20"/>
+        </w:rPr>
+        <w:t xml:space="preserve">292 </w:t>
+      </w:r>
+      <w:r>
+        <w:rPr>
+          <w:rFonts w:eastAsia="Arial" w:cs="Arial" w:ascii="Arial" w:hAnsi="Arial"/>
+          <w:b/>
+          <w:bCs/>
+          <w:i w:val="false"/>
+          <w:caps w:val="false"/>
+          <w:smallCaps w:val="false"/>
+          <w:color w:val="A100FF"/>
+          <w:spacing w:val="0"/>
+          <w:sz w:val="20"/>
+          <w:szCs w:val="20"/>
+        </w:rPr>
+        <w:t>⬡ 271</w:t>
+      </w:r>
+      <w:r>
+        <w:rPr>
+          <w:rFonts w:eastAsia="Arial" w:cs="Arial" w:ascii="Arial" w:hAnsi="Arial"/>
+          <w:b w:val="false"/>
+          <w:i w:val="false"/>
+          <w:caps w:val="false"/>
+          <w:smallCaps w:val="false"/>
+          <w:color w:val="222222"/>
+          <w:spacing w:val="0"/>
+          <w:sz w:val="20"/>
+          <w:szCs w:val="20"/>
+        </w:rPr>
+        <w:t>+</w:t>
+      </w:r>
+      <w:r>
+        <w:rPr>
+          <w:rFonts w:eastAsia="Arial" w:cs="Arial" w:ascii="Arial" w:hAnsi="Arial"/>
+          <w:b/>
+          <w:bCs/>
+          <w:i w:val="false"/>
+          <w:caps w:val="false"/>
+          <w:smallCaps w:val="false"/>
+          <w:color w:val="A100FF"/>
+          <w:spacing w:val="0"/>
+          <w:sz w:val="20"/>
+          <w:szCs w:val="20"/>
+        </w:rPr>
+        <w:t>21</w:t>
+      </w:r>
+      <w:r>
+        <w:rPr>
+          <w:rFonts w:eastAsia="Arial" w:cs="Arial" w:ascii="Arial" w:hAnsi="Arial"/>
+          <w:b w:val="false"/>
+          <w:i w:val="false"/>
+          <w:caps w:val="false"/>
+          <w:smallCaps w:val="false"/>
+          <w:color w:val="222222"/>
+          <w:spacing w:val="0"/>
+          <w:sz w:val="20"/>
+          <w:szCs w:val="20"/>
+        </w:rPr>
+        <w:t xml:space="preserve"> Layer </w:t>
+      </w:r>
+      <w:r>
+        <w:rPr>
+          <w:rFonts w:eastAsia="Arial" w:cs="Arial" w:ascii="Arial" w:hAnsi="Arial"/>
+          <w:b/>
+          <w:bCs/>
+          <w:i w:val="false"/>
+          <w:caps w:val="false"/>
+          <w:smallCaps w:val="false"/>
+          <w:color w:val="A100FF"/>
+          <w:spacing w:val="0"/>
+          <w:sz w:val="20"/>
+          <w:szCs w:val="20"/>
+        </w:rPr>
+        <w:t>11</w:t>
+      </w:r>
+    </w:p>
+    <w:p>
+      <w:pPr>
+        <w:pStyle w:val="Normal"/>
+        <w:widowControl/>
+        <w:ind w:hanging="0"/>
+        <w:rPr>
+          <w:rFonts w:ascii="Arial" w:hAnsi="Arial" w:eastAsia="Arial" w:cs="Arial"/>
+          <w:sz w:val="20"/>
+          <w:szCs w:val="20"/>
+        </w:rPr>
+      </w:pPr>
+      <w:r>
+        <w:rPr>
+          <w:rFonts w:eastAsia="Arial" w:cs="Arial" w:ascii="Arial" w:hAnsi="Arial"/>
+          <w:b w:val="false"/>
+          <w:i w:val="false"/>
+          <w:caps w:val="false"/>
+          <w:smallCaps w:val="false"/>
+          <w:color w:val="222222"/>
+          <w:spacing w:val="0"/>
+          <w:sz w:val="20"/>
+          <w:szCs w:val="20"/>
+        </w:rPr>
+        <w:t xml:space="preserve">3×18 = </w:t>
+      </w:r>
+      <w:r>
+        <w:rPr>
+          <w:rFonts w:eastAsia="Arial" w:cs="Arial" w:ascii="Arial" w:hAnsi="Arial"/>
+          <w:b/>
+          <w:bCs/>
+          <w:i w:val="false"/>
+          <w:caps w:val="false"/>
+          <w:smallCaps w:val="false"/>
+          <w:color w:val="1B00FE"/>
+          <w:spacing w:val="0"/>
+          <w:sz w:val="20"/>
+          <w:szCs w:val="20"/>
+        </w:rPr>
+        <w:t>54</w:t>
+      </w:r>
+      <w:r>
+        <w:rPr>
+          <w:rFonts w:eastAsia="Arial" w:cs="Arial" w:ascii="Arial" w:hAnsi="Arial"/>
+          <w:b w:val="false"/>
+          <w:i w:val="false"/>
+          <w:caps w:val="false"/>
+          <w:smallCaps w:val="false"/>
+          <w:color w:val="222222"/>
+          <w:spacing w:val="0"/>
+          <w:sz w:val="20"/>
+          <w:szCs w:val="20"/>
+        </w:rPr>
+        <w:tab/>
+        <w:tab/>
+        <w:tab/>
+        <w:tab/>
+        <w:tab/>
+        <w:tab/>
+        <w:tab/>
+        <w:t xml:space="preserve"> </w:t>
+      </w:r>
+      <w:r>
+        <w:rPr>
+          <w:rFonts w:eastAsia="Arial" w:cs="Arial" w:ascii="Arial" w:hAnsi="Arial"/>
+          <w:b w:val="false"/>
+          <w:i w:val="false"/>
+          <w:caps w:val="false"/>
+          <w:smallCaps w:val="false"/>
+          <w:color w:val="222222"/>
+          <w:spacing w:val="0"/>
+          <w:sz w:val="20"/>
+          <w:szCs w:val="20"/>
+        </w:rPr>
+        <w:t xml:space="preserve">~ </w:t>
+      </w:r>
+      <w:r>
+        <w:rPr>
+          <w:rFonts w:eastAsia="Arial" w:cs="Arial" w:ascii="Arial" w:hAnsi="Arial"/>
+          <w:b w:val="false"/>
+          <w:i w:val="false"/>
+          <w:caps w:val="false"/>
+          <w:smallCaps w:val="false"/>
+          <w:color w:val="222222"/>
+          <w:spacing w:val="0"/>
+          <w:sz w:val="20"/>
+          <w:szCs w:val="20"/>
+        </w:rPr>
+        <w:t xml:space="preserve">speed of light (1/c)^2 </w:t>
+      </w:r>
+      <w:r>
+        <w:rPr>
+          <w:rFonts w:eastAsia="Arial" w:cs="Arial" w:ascii="Arial" w:hAnsi="Arial"/>
+          <w:b w:val="false"/>
+          <w:i w:val="false"/>
+          <w:caps w:val="false"/>
+          <w:smallCaps w:val="false"/>
+          <w:color w:val="222222"/>
+          <w:spacing w:val="0"/>
+          <w:sz w:val="20"/>
+          <w:szCs w:val="20"/>
+        </w:rPr>
+        <w:t xml:space="preserve">= </w:t>
+      </w:r>
+    </w:p>
+    <w:p>
+      <w:pPr>
+        <w:pStyle w:val="Normal"/>
+        <w:widowControl/>
+        <w:ind w:hanging="0"/>
+        <w:rPr>
+          <w:rFonts w:ascii="Arial" w:hAnsi="Arial" w:eastAsia="Arial" w:cs="Arial"/>
+          <w:sz w:val="20"/>
+          <w:szCs w:val="20"/>
+        </w:rPr>
+      </w:pPr>
+      <w:r>
+        <w:rPr>
+          <w:rFonts w:eastAsia="Arial" w:cs="Arial" w:ascii="Arial" w:hAnsi="Arial"/>
+          <w:b w:val="false"/>
+          <w:i w:val="false"/>
+          <w:caps w:val="false"/>
+          <w:smallCaps w:val="false"/>
+          <w:color w:val="222222"/>
+          <w:spacing w:val="0"/>
+          <w:sz w:val="20"/>
+          <w:szCs w:val="20"/>
+        </w:rPr>
+        <w:t xml:space="preserve">3+18 = </w:t>
+      </w:r>
+      <w:r>
+        <w:rPr>
+          <w:rFonts w:eastAsia="Arial" w:cs="Arial" w:ascii="Arial" w:hAnsi="Arial"/>
+          <w:b/>
+          <w:bCs/>
+          <w:i w:val="false"/>
+          <w:caps w:val="false"/>
+          <w:smallCaps w:val="false"/>
+          <w:color w:val="1B00FE"/>
+          <w:spacing w:val="0"/>
+          <w:sz w:val="20"/>
+          <w:szCs w:val="20"/>
+        </w:rPr>
+        <w:t>21</w:t>
+      </w:r>
+      <w:r>
+        <w:rPr>
+          <w:rFonts w:eastAsia="Arial" w:cs="Arial" w:ascii="Arial" w:hAnsi="Arial"/>
+          <w:b w:val="false"/>
+          <w:i w:val="false"/>
+          <w:caps w:val="false"/>
+          <w:smallCaps w:val="false"/>
+          <w:color w:val="222222"/>
+          <w:spacing w:val="0"/>
+          <w:sz w:val="20"/>
+          <w:szCs w:val="20"/>
+        </w:rPr>
+        <w:tab/>
+        <w:tab/>
+        <w:tab/>
+        <w:tab/>
+        <w:tab/>
+        <w:tab/>
+        <w:tab/>
+      </w:r>
+      <w:r>
+        <w:rPr>
+          <w:rFonts w:eastAsia="Arial" w:cs="Arial" w:ascii="Arial" w:hAnsi="Arial"/>
+          <w:b w:val="false"/>
+          <w:i w:val="false"/>
+          <w:caps w:val="false"/>
+          <w:smallCaps w:val="false"/>
+          <w:color w:val="222222"/>
+          <w:spacing w:val="0"/>
+          <w:sz w:val="20"/>
+          <w:szCs w:val="20"/>
+        </w:rPr>
+        <w:t xml:space="preserve"> </w:t>
+      </w:r>
+      <w:r>
+        <w:rPr>
+          <w:rFonts w:eastAsia="Arial" w:cs="Arial" w:ascii="Arial" w:hAnsi="Arial"/>
+          <w:b/>
+          <w:bCs/>
+          <w:i w:val="false"/>
+          <w:caps w:val="false"/>
+          <w:smallCaps w:val="false"/>
+          <w:color w:val="A100FF"/>
+          <w:spacing w:val="0"/>
+          <w:sz w:val="20"/>
+          <w:szCs w:val="20"/>
+        </w:rPr>
+        <w:t>1.112⬡</w:t>
+      </w:r>
+      <w:r>
+        <w:rPr>
+          <w:rFonts w:eastAsia="Arial" w:cs="Arial" w:ascii="Arial" w:hAnsi="Arial"/>
+          <w:b w:val="false"/>
+          <w:i w:val="false"/>
+          <w:caps w:val="false"/>
+          <w:smallCaps w:val="false"/>
+          <w:color w:val="222222"/>
+          <w:spacing w:val="0"/>
+          <w:sz w:val="20"/>
+          <w:szCs w:val="20"/>
+        </w:rPr>
+        <w:t>;50056053618......×[</w:t>
+      </w:r>
+      <w:r>
+        <w:rPr>
+          <w:rFonts w:eastAsia="Arial" w:cs="Arial" w:ascii="Arial" w:hAnsi="Arial"/>
+          <w:b/>
+          <w:bCs/>
+          <w:i w:val="false"/>
+          <w:caps w:val="false"/>
+          <w:smallCaps w:val="false"/>
+          <w:color w:val="A100FF"/>
+          <w:spacing w:val="0"/>
+          <w:sz w:val="20"/>
+          <w:szCs w:val="20"/>
+        </w:rPr>
+        <w:t>10</w:t>
+      </w:r>
+      <w:r>
+        <w:rPr>
+          <w:rFonts w:eastAsia="Arial" w:cs="Arial" w:ascii="Arial" w:hAnsi="Arial"/>
+          <w:b w:val="false"/>
+          <w:i w:val="false"/>
+          <w:caps w:val="false"/>
+          <w:smallCaps w:val="false"/>
+          <w:color w:val="222222"/>
+          <w:spacing w:val="0"/>
+          <w:sz w:val="20"/>
+          <w:szCs w:val="20"/>
+        </w:rPr>
+        <w:t>]</w:t>
+      </w:r>
+      <w:r>
+        <w:rPr>
+          <w:rFonts w:eastAsia="Arial" w:cs="Arial" w:ascii="Arial" w:hAnsi="Arial"/>
+          <w:b w:val="false"/>
+          <w:i w:val="false"/>
+          <w:caps w:val="false"/>
+          <w:smallCaps w:val="false"/>
+          <w:color w:val="222222"/>
+          <w:spacing w:val="0"/>
+          <w:sz w:val="20"/>
+          <w:szCs w:val="20"/>
+        </w:rPr>
+        <w:t>^−</w:t>
+      </w:r>
+      <w:r>
+        <w:rPr>
+          <w:rFonts w:eastAsia="Arial" w:cs="Arial" w:ascii="Arial" w:hAnsi="Arial"/>
+          <w:b/>
+          <w:bCs/>
+          <w:i w:val="false"/>
+          <w:caps w:val="false"/>
+          <w:smallCaps w:val="false"/>
+          <w:color w:val="A100FF"/>
+          <w:spacing w:val="0"/>
+          <w:sz w:val="20"/>
+          <w:szCs w:val="20"/>
+        </w:rPr>
+        <w:t>17</w:t>
+      </w:r>
+    </w:p>
+    <w:p>
+      <w:pPr>
+        <w:pStyle w:val="Normal"/>
+        <w:widowControl/>
+        <w:ind w:hanging="0"/>
+        <w:rPr>
+          <w:rFonts w:ascii="Arial" w:hAnsi="Arial" w:eastAsia="Arial" w:cs="Arial"/>
+          <w:sz w:val="20"/>
+          <w:szCs w:val="20"/>
+        </w:rPr>
+      </w:pPr>
+      <w:r>
+        <w:rPr>
+          <w:rFonts w:eastAsia="Arial" w:cs="Arial" w:ascii="Arial" w:hAnsi="Arial"/>
+          <w:caps w:val="false"/>
+          <w:smallCaps w:val="false"/>
+          <w:color w:val="222222"/>
+          <w:spacing w:val="0"/>
+          <w:sz w:val="20"/>
+          <w:szCs w:val="20"/>
+        </w:rPr>
+        <w:t>            </w:t>
+      </w:r>
+      <w:r>
+        <w:rPr>
+          <w:rFonts w:eastAsia="Arial" w:cs="Arial" w:ascii="Arial" w:hAnsi="Arial"/>
+          <w:b/>
+          <w:bCs/>
+          <w:i w:val="false"/>
+          <w:caps w:val="false"/>
+          <w:smallCaps w:val="false"/>
+          <w:color w:val="1B00FE"/>
+          <w:spacing w:val="0"/>
+          <w:sz w:val="20"/>
+          <w:szCs w:val="20"/>
+        </w:rPr>
+        <w:t>75</w:t>
+      </w:r>
+      <w:r>
+        <w:rPr>
+          <w:rFonts w:eastAsia="Arial" w:cs="Arial" w:ascii="Arial" w:hAnsi="Arial"/>
+          <w:b w:val="false"/>
+          <w:i w:val="false"/>
+          <w:caps w:val="false"/>
+          <w:smallCaps w:val="false"/>
+          <w:color w:val="222222"/>
+          <w:spacing w:val="0"/>
+          <w:sz w:val="20"/>
+          <w:szCs w:val="20"/>
+        </w:rPr>
+        <w:t>  </w:t>
+      </w:r>
+    </w:p>
+    <w:p>
+      <w:pPr>
+        <w:pStyle w:val="Normal"/>
+        <w:widowControl/>
+        <w:ind w:hanging="0" w:left="0" w:right="0"/>
+        <w:rPr>
+          <w:rFonts w:ascii="Arial" w:hAnsi="Arial" w:eastAsia="Arial" w:cs="Arial"/>
+          <w:sz w:val="20"/>
+          <w:szCs w:val="20"/>
+        </w:rPr>
+      </w:pPr>
+      <w:r>
+        <w:rPr>
+          <w:rFonts w:eastAsia="Arial" w:cs="Arial" w:ascii="Arial" w:hAnsi="Arial"/>
+          <w:b w:val="false"/>
+          <w:i w:val="false"/>
+          <w:caps w:val="false"/>
+          <w:smallCaps w:val="false"/>
+          <w:color w:val="222222"/>
+          <w:spacing w:val="0"/>
+          <w:sz w:val="20"/>
+          <w:szCs w:val="20"/>
+        </w:rPr>
+        <w:t>[</w:t>
+      </w:r>
+      <w:r>
+        <w:rPr>
+          <w:rFonts w:eastAsia="Arial" w:cs="Arial" w:ascii="Arial" w:hAnsi="Arial"/>
+          <w:b/>
+          <w:bCs/>
+          <w:i w:val="false"/>
+          <w:caps w:val="false"/>
+          <w:smallCaps w:val="false"/>
+          <w:color w:val="1B00FE"/>
+          <w:spacing w:val="0"/>
+          <w:sz w:val="20"/>
+          <w:szCs w:val="20"/>
+        </w:rPr>
+        <w:t>1</w:t>
+      </w:r>
+      <w:r>
+        <w:rPr>
+          <w:rFonts w:eastAsia="Arial" w:cs="Arial" w:ascii="Arial" w:hAnsi="Arial"/>
+          <w:b w:val="false"/>
+          <w:i w:val="false"/>
+          <w:caps w:val="false"/>
+          <w:smallCaps w:val="false"/>
+          <w:color w:val="222222"/>
+          <w:spacing w:val="0"/>
+          <w:sz w:val="20"/>
+          <w:szCs w:val="20"/>
+        </w:rPr>
+        <w:t>.</w:t>
+      </w:r>
+      <w:r>
+        <w:rPr>
+          <w:rFonts w:eastAsia="Arial" w:cs="Arial" w:ascii="Arial" w:hAnsi="Arial"/>
+          <w:b/>
+          <w:bCs/>
+          <w:i w:val="false"/>
+          <w:caps w:val="false"/>
+          <w:smallCaps w:val="false"/>
+          <w:color w:val="1B00FE"/>
+          <w:spacing w:val="0"/>
+          <w:sz w:val="20"/>
+          <w:szCs w:val="20"/>
+        </w:rPr>
+        <w:t>0</w:t>
+      </w:r>
+      <w:r>
+        <w:rPr>
+          <w:rFonts w:eastAsia="Arial" w:cs="Arial" w:ascii="Arial" w:hAnsi="Arial"/>
+          <w:b w:val="false"/>
+          <w:i w:val="false"/>
+          <w:caps w:val="false"/>
+          <w:smallCaps w:val="false"/>
+          <w:color w:val="222222"/>
+          <w:spacing w:val="0"/>
+          <w:sz w:val="20"/>
+          <w:szCs w:val="20"/>
+        </w:rPr>
+        <w:t>]</w:t>
+      </w:r>
+      <w:r>
+        <w:rPr>
+          <w:rFonts w:eastAsia="Arial" w:cs="Arial" w:ascii="Arial" w:hAnsi="Arial"/>
+          <w:b/>
+          <w:bCs/>
+          <w:i w:val="false"/>
+          <w:caps w:val="false"/>
+          <w:smallCaps w:val="false"/>
+          <w:color w:val="1B00FE"/>
+          <w:spacing w:val="0"/>
+          <w:sz w:val="20"/>
+          <w:szCs w:val="20"/>
+        </w:rPr>
+        <w:t>54571</w:t>
+      </w:r>
+      <w:r>
+        <w:rPr>
+          <w:rFonts w:eastAsia="Arial" w:cs="Arial" w:ascii="Arial" w:hAnsi="Arial"/>
+          <w:b w:val="false"/>
+          <w:i w:val="false"/>
+          <w:caps w:val="false"/>
+          <w:smallCaps w:val="false"/>
+          <w:color w:val="222222"/>
+          <w:spacing w:val="0"/>
+          <w:sz w:val="20"/>
+          <w:szCs w:val="20"/>
+        </w:rPr>
+        <w:t>...×</w:t>
+      </w:r>
+      <w:r>
+        <w:rPr>
+          <w:rFonts w:eastAsia="Arial" w:cs="Arial" w:ascii="Arial" w:hAnsi="Arial"/>
+          <w:b/>
+          <w:bCs/>
+          <w:i w:val="false"/>
+          <w:caps w:val="false"/>
+          <w:smallCaps w:val="false"/>
+          <w:color w:val="1B00FE"/>
+          <w:spacing w:val="0"/>
+          <w:sz w:val="20"/>
+          <w:szCs w:val="20"/>
+        </w:rPr>
+        <w:t>10</w:t>
+      </w:r>
+      <w:r>
+        <w:rPr>
+          <w:rFonts w:eastAsia="Arial" w:cs="Arial" w:ascii="Arial" w:hAnsi="Arial"/>
+          <w:b w:val="false"/>
+          <w:i w:val="false"/>
+          <w:caps w:val="false"/>
+          <w:smallCaps w:val="false"/>
+          <w:color w:val="222222"/>
+          <w:spacing w:val="0"/>
+          <w:sz w:val="20"/>
+          <w:szCs w:val="20"/>
+        </w:rPr>
+        <w:t>^-</w:t>
+      </w:r>
+      <w:r>
+        <w:rPr>
+          <w:rFonts w:eastAsia="Arial" w:cs="Arial" w:ascii="Arial" w:hAnsi="Arial"/>
+          <w:b/>
+          <w:bCs/>
+          <w:i w:val="false"/>
+          <w:caps w:val="false"/>
+          <w:smallCaps w:val="false"/>
+          <w:color w:val="1B00FE"/>
+          <w:spacing w:val="0"/>
+          <w:sz w:val="20"/>
+          <w:szCs w:val="20"/>
+        </w:rPr>
+        <w:t>3</w:t>
+      </w:r>
+      <w:r>
+        <w:rPr>
+          <w:rFonts w:eastAsia="Arial" w:cs="Arial" w:ascii="Arial" w:hAnsi="Arial"/>
+          <w:b w:val="false"/>
+          <w:i w:val="false"/>
+          <w:caps w:val="false"/>
+          <w:smallCaps w:val="false"/>
+          <w:color w:val="222222"/>
+          <w:spacing w:val="0"/>
+          <w:sz w:val="20"/>
+          <w:szCs w:val="20"/>
+        </w:rPr>
+        <w:t>[</w:t>
+      </w:r>
+      <w:r>
+        <w:rPr>
+          <w:rFonts w:eastAsia="Arial" w:cs="Arial" w:ascii="Arial" w:hAnsi="Arial"/>
+          <w:b/>
+          <w:bCs/>
+          <w:i w:val="false"/>
+          <w:caps w:val="false"/>
+          <w:smallCaps w:val="false"/>
+          <w:color w:val="1B00FE"/>
+          <w:spacing w:val="0"/>
+          <w:sz w:val="20"/>
+          <w:szCs w:val="20"/>
+        </w:rPr>
+        <w:t>100</w:t>
+      </w:r>
+      <w:r>
+        <w:rPr>
+          <w:rFonts w:eastAsia="Arial" w:cs="Arial" w:ascii="Arial" w:hAnsi="Arial"/>
+          <w:b w:val="false"/>
+          <w:i w:val="false"/>
+          <w:caps w:val="false"/>
+          <w:smallCaps w:val="false"/>
+          <w:color w:val="222222"/>
+          <w:spacing w:val="0"/>
+          <w:sz w:val="20"/>
+          <w:szCs w:val="20"/>
+        </w:rPr>
+        <w:t xml:space="preserve">] </w:t>
+      </w:r>
+      <w:r>
+        <w:rPr>
+          <w:rFonts w:eastAsia="Arial" w:cs="Arial" w:ascii="Arial" w:hAnsi="Arial"/>
+          <w:b/>
+          <w:bCs/>
+          <w:i w:val="false"/>
+          <w:iCs w:val="false"/>
+          <w:caps w:val="false"/>
+          <w:smallCaps w:val="false"/>
+          <w:color w:val="252525"/>
+          <w:spacing w:val="0"/>
+          <w:sz w:val="20"/>
+          <w:szCs w:val="20"/>
+        </w:rPr>
+        <w:t>→</w:t>
+      </w:r>
+      <w:r>
+        <w:rPr>
+          <w:rFonts w:eastAsia="Arial" w:cs="Arial" w:ascii="Arial" w:hAnsi="Arial"/>
+          <w:b w:val="false"/>
+          <w:i w:val="false"/>
+          <w:caps w:val="false"/>
+          <w:smallCaps w:val="false"/>
+          <w:color w:val="222222"/>
+          <w:spacing w:val="0"/>
+          <w:sz w:val="20"/>
+          <w:szCs w:val="20"/>
+        </w:rPr>
+        <w:t xml:space="preserve"> reduced Planck const</w:t>
+      </w:r>
+      <w:r>
+        <w:rPr>
+          <w:rFonts w:eastAsia="Arial" w:cs="Arial" w:ascii="Arial" w:hAnsi="Arial"/>
+          <w:b w:val="false"/>
+          <w:i w:val="false"/>
+          <w:caps w:val="false"/>
+          <w:smallCaps w:val="false"/>
+          <w:color w:val="222222"/>
+          <w:spacing w:val="0"/>
+          <w:sz w:val="20"/>
+          <w:szCs w:val="20"/>
+        </w:rPr>
+        <w:t>ant</w:t>
+      </w:r>
+      <w:r>
+        <w:rPr>
+          <w:rFonts w:eastAsia="Arial" w:cs="Arial" w:ascii="Arial" w:hAnsi="Arial"/>
+          <w:b w:val="false"/>
+          <w:i w:val="false"/>
+          <w:caps w:val="false"/>
+          <w:smallCaps w:val="false"/>
+          <w:color w:val="222222"/>
+          <w:spacing w:val="0"/>
+          <w:sz w:val="20"/>
+          <w:szCs w:val="20"/>
+        </w:rPr>
+        <w:t xml:space="preserve"> </w:t>
+      </w:r>
+      <w:r>
+        <w:rPr>
+          <w:rFonts w:eastAsia="Arial" w:cs="Arial" w:ascii="Arial" w:hAnsi="Arial"/>
+          <w:b w:val="false"/>
+          <w:i w:val="false"/>
+          <w:caps w:val="false"/>
+          <w:smallCaps w:val="false"/>
+          <w:color w:val="222222"/>
+          <w:spacing w:val="0"/>
+          <w:sz w:val="20"/>
+          <w:szCs w:val="20"/>
+        </w:rPr>
+        <w:t>(</w:t>
+      </w:r>
+      <w:r>
+        <w:rPr>
+          <w:rFonts w:eastAsia="Arial" w:cs="Arial" w:ascii="Arial" w:hAnsi="Arial"/>
+          <w:b w:val="false"/>
+          <w:i w:val="false"/>
+          <w:caps w:val="false"/>
+          <w:smallCaps w:val="false"/>
+          <w:color w:val="222222"/>
+          <w:spacing w:val="0"/>
+          <w:sz w:val="20"/>
+          <w:szCs w:val="20"/>
+        </w:rPr>
+        <w:t>ℏ</w:t>
+      </w:r>
+      <w:r>
+        <w:rPr>
+          <w:rFonts w:eastAsia="Arial" w:cs="Arial" w:ascii="Arial" w:hAnsi="Arial"/>
+          <w:b w:val="false"/>
+          <w:i w:val="false"/>
+          <w:caps w:val="false"/>
+          <w:smallCaps w:val="false"/>
+          <w:color w:val="222222"/>
+          <w:spacing w:val="0"/>
+          <w:sz w:val="20"/>
+          <w:szCs w:val="20"/>
+        </w:rPr>
+        <w:t>)</w:t>
+      </w:r>
+    </w:p>
+    <w:p>
+      <w:pPr>
+        <w:pStyle w:val="Normal"/>
+        <w:widowControl/>
+        <w:ind w:hanging="0" w:left="0" w:right="0"/>
+        <w:rPr>
+          <w:rFonts w:ascii="Arial" w:hAnsi="Arial" w:eastAsia="Arial" w:cs="Arial"/>
+          <w:sz w:val="20"/>
+          <w:szCs w:val="20"/>
+        </w:rPr>
+      </w:pPr>
+      <w:r>
+        <w:rPr>
+          <w:rFonts w:eastAsia="Arial" w:cs="Arial" w:ascii="Arial" w:hAnsi="Arial"/>
+          <w:sz w:val="20"/>
+          <w:szCs w:val="20"/>
+        </w:rPr>
+      </w:r>
+    </w:p>
+    <w:p>
+      <w:pPr>
+        <w:pStyle w:val="Normal"/>
+        <w:widowControl/>
+        <w:ind w:hanging="0" w:left="0" w:right="0"/>
+        <w:rPr>
+          <w:rFonts w:ascii="Arial" w:hAnsi="Arial" w:eastAsia="Arial" w:cs="Arial"/>
+          <w:b/>
+          <w:bCs/>
+          <w:i w:val="false"/>
+          <w:i w:val="false"/>
+          <w:caps w:val="false"/>
+          <w:smallCaps w:val="false"/>
+          <w:color w:val="222222"/>
+          <w:spacing w:val="0"/>
+          <w:sz w:val="20"/>
+          <w:szCs w:val="20"/>
+          <w:u w:val="single"/>
+        </w:rPr>
+      </w:pPr>
+      <w:r>
+        <w:rPr>
+          <w:rFonts w:eastAsia="Arial" w:cs="Arial" w:ascii="Arial" w:hAnsi="Arial"/>
+          <w:b/>
+          <w:bCs/>
+          <w:i w:val="false"/>
+          <w:caps w:val="false"/>
+          <w:smallCaps w:val="false"/>
+          <w:color w:val="222222"/>
+          <w:spacing w:val="0"/>
+          <w:sz w:val="20"/>
+          <w:szCs w:val="20"/>
+          <w:u w:val="single"/>
+        </w:rPr>
+        <w:t>Both sides: hexagon (6) &amp; square (4)</w:t>
+      </w:r>
+    </w:p>
+    <w:p>
+      <w:pPr>
+        <w:pStyle w:val="Normal"/>
+        <w:widowControl/>
+        <w:ind w:hanging="0" w:left="0" w:right="0"/>
+        <w:rPr>
+          <w:rFonts w:ascii="Arial" w:hAnsi="Arial" w:eastAsia="Arial" w:cs="Arial"/>
+          <w:sz w:val="20"/>
+          <w:szCs w:val="20"/>
+        </w:rPr>
+      </w:pPr>
+      <w:r>
+        <w:rPr>
+          <w:rFonts w:eastAsia="Arial" w:cs="Arial" w:ascii="Arial" w:hAnsi="Arial"/>
+          <w:b w:val="false"/>
+          <w:i w:val="false"/>
+          <w:caps w:val="false"/>
+          <w:smallCaps w:val="false"/>
+          <w:color w:val="222222"/>
+          <w:spacing w:val="0"/>
+          <w:sz w:val="20"/>
+          <w:szCs w:val="20"/>
+        </w:rPr>
+        <w:t xml:space="preserve">~ </w:t>
+      </w:r>
+      <w:r>
+        <w:rPr>
+          <w:rFonts w:eastAsia="Arial" w:cs="Arial" w:ascii="Arial" w:hAnsi="Arial"/>
+          <w:b w:val="false"/>
+          <w:i w:val="false"/>
+          <w:caps w:val="false"/>
+          <w:smallCaps w:val="false"/>
+          <w:color w:val="222222"/>
+          <w:spacing w:val="0"/>
+          <w:sz w:val="20"/>
+          <w:szCs w:val="20"/>
+        </w:rPr>
+        <w:t xml:space="preserve">constants (1/c)^2: </w:t>
+      </w:r>
+      <w:r>
+        <w:rPr>
+          <w:rFonts w:eastAsia="Arial" w:cs="Arial" w:ascii="Arial" w:hAnsi="Arial"/>
+          <w:b w:val="false"/>
+          <w:i w:val="false"/>
+          <w:caps w:val="false"/>
+          <w:smallCaps w:val="false"/>
+          <w:color w:val="222222"/>
+          <w:spacing w:val="0"/>
+          <w:sz w:val="20"/>
+          <w:szCs w:val="20"/>
+        </w:rPr>
+        <w:t>inverse of light speed^2</w:t>
+      </w:r>
+      <w:r>
+        <w:rPr>
+          <w:rFonts w:eastAsia="Arial" w:cs="Arial" w:ascii="Arial" w:hAnsi="Arial"/>
+          <w:b w:val="false"/>
+          <w:i w:val="false"/>
+          <w:caps w:val="false"/>
+          <w:smallCaps w:val="false"/>
+          <w:color w:val="222222"/>
+          <w:spacing w:val="0"/>
+          <w:sz w:val="20"/>
+          <w:szCs w:val="20"/>
+        </w:rPr>
+        <w:t xml:space="preserve"> &amp; ℏ: </w:t>
+      </w:r>
+      <w:r>
+        <w:rPr>
+          <w:rFonts w:eastAsia="Arial" w:cs="Arial" w:ascii="Arial" w:hAnsi="Arial"/>
+          <w:b w:val="false"/>
+          <w:i w:val="false"/>
+          <w:caps w:val="false"/>
+          <w:smallCaps w:val="false"/>
+          <w:color w:val="222222"/>
+          <w:spacing w:val="0"/>
+          <w:sz w:val="20"/>
+          <w:szCs w:val="20"/>
+        </w:rPr>
+        <w:t xml:space="preserve">reduced </w:t>
+      </w:r>
+      <w:r>
+        <w:rPr>
+          <w:rFonts w:eastAsia="Arial" w:cs="Arial" w:ascii="Arial" w:hAnsi="Arial"/>
+          <w:sz w:val="20"/>
+          <w:szCs w:val="20"/>
+        </w:rPr>
+        <w:t xml:space="preserve">Planck </w:t>
+      </w:r>
+      <w:r>
+        <w:rPr>
+          <w:rFonts w:eastAsia="Arial" w:cs="Arial" w:ascii="Arial" w:hAnsi="Arial"/>
+          <w:sz w:val="20"/>
+          <w:szCs w:val="20"/>
+        </w:rPr>
+        <w:t>c</w:t>
+      </w:r>
+      <w:r>
+        <w:rPr>
+          <w:rFonts w:eastAsia="Arial" w:cs="Arial" w:ascii="Arial" w:hAnsi="Arial"/>
+          <w:sz w:val="20"/>
+          <w:szCs w:val="20"/>
+        </w:rPr>
+        <w:t>onstant</w:t>
+      </w:r>
+    </w:p>
+    <w:p>
+      <w:pPr>
+        <w:pStyle w:val="Normal"/>
+        <w:widowControl/>
+        <w:ind w:hanging="0" w:left="0" w:right="0"/>
+        <w:rPr>
+          <w:rFonts w:ascii="Arial" w:hAnsi="Arial" w:eastAsia="Arial" w:cs="Arial"/>
+          <w:sz w:val="20"/>
+          <w:szCs w:val="20"/>
+        </w:rPr>
+      </w:pPr>
+      <w:r>
+        <w:rPr>
+          <w:rFonts w:eastAsia="Arial" w:cs="Arial" w:ascii="Arial" w:hAnsi="Arial"/>
+          <w:sz w:val="20"/>
+          <w:szCs w:val="20"/>
+        </w:rPr>
+        <w:t xml:space="preserve">~ </w:t>
+      </w:r>
+      <w:r>
+        <w:rPr>
+          <w:rFonts w:eastAsia="Arial" w:cs="Arial" w:ascii="Arial" w:hAnsi="Arial"/>
+          <w:sz w:val="20"/>
+          <w:szCs w:val="20"/>
+        </w:rPr>
+        <w:t xml:space="preserve">variables: ω: </w:t>
+      </w:r>
+      <w:r>
+        <w:rPr>
+          <w:rFonts w:eastAsia="Arial" w:cs="Arial" w:ascii="Arial" w:hAnsi="Arial"/>
+          <w:sz w:val="20"/>
+          <w:szCs w:val="20"/>
+        </w:rPr>
+        <w:t>angular frequency</w:t>
+      </w:r>
+      <w:r>
+        <w:rPr>
+          <w:rFonts w:eastAsia="Arial" w:cs="Arial" w:ascii="Arial" w:hAnsi="Arial"/>
+          <w:sz w:val="20"/>
+          <w:szCs w:val="20"/>
+        </w:rPr>
+        <w:t xml:space="preserve"> &amp; m: </w:t>
+      </w:r>
+      <w:r>
+        <w:rPr>
+          <w:rFonts w:eastAsia="Arial" w:cs="Arial" w:ascii="Arial" w:hAnsi="Arial"/>
+          <w:sz w:val="20"/>
+          <w:szCs w:val="20"/>
+        </w:rPr>
+        <w:t>mass</w:t>
+      </w:r>
+    </w:p>
+    <w:p>
+      <w:pPr>
+        <w:pStyle w:val="Normal"/>
+        <w:widowControl/>
+        <w:ind w:hanging="0" w:left="0" w:right="0"/>
+        <w:rPr>
+          <w:rFonts w:ascii="Arial" w:hAnsi="Arial" w:eastAsia="Arial" w:cs="Arial"/>
+          <w:b w:val="false"/>
+          <w:bCs w:val="false"/>
+          <w:sz w:val="20"/>
+          <w:szCs w:val="20"/>
+        </w:rPr>
+      </w:pPr>
+      <w:r>
+        <w:rPr>
+          <w:rFonts w:eastAsia="Arial" w:cs="Arial" w:ascii="Arial" w:hAnsi="Arial"/>
+          <w:b w:val="false"/>
+          <w:bCs w:val="false"/>
+          <w:i w:val="false"/>
+          <w:caps w:val="false"/>
+          <w:smallCaps w:val="false"/>
+          <w:color w:val="222222"/>
+          <w:spacing w:val="0"/>
+          <w:sz w:val="20"/>
+          <w:szCs w:val="20"/>
+        </w:rPr>
+        <w:t>m=</w:t>
+      </w:r>
+      <w:r>
+        <w:rPr>
+          <w:rFonts w:eastAsia="Arial" w:cs="Arial" w:ascii="Arial" w:hAnsi="Arial"/>
+          <w:b w:val="false"/>
+          <w:bCs w:val="false"/>
+          <w:i w:val="false"/>
+          <w:caps w:val="false"/>
+          <w:smallCaps w:val="false"/>
+          <w:color w:val="222222"/>
+          <w:spacing w:val="0"/>
+          <w:sz w:val="20"/>
+          <w:szCs w:val="20"/>
+        </w:rPr>
+        <w:t>(</w:t>
+      </w:r>
+      <w:r>
+        <w:rPr>
+          <w:rFonts w:eastAsia="Arial" w:cs="Arial" w:ascii="Arial" w:hAnsi="Arial"/>
+          <w:b w:val="false"/>
+          <w:bCs w:val="false"/>
+          <w:sz w:val="20"/>
+          <w:szCs w:val="20"/>
+        </w:rPr>
+        <w:t>ℏω</w:t>
+      </w:r>
+      <w:r>
+        <w:rPr>
+          <w:rFonts w:eastAsia="Arial" w:cs="Arial" w:ascii="Arial" w:hAnsi="Arial"/>
+          <w:b w:val="false"/>
+          <w:bCs w:val="false"/>
+          <w:i w:val="false"/>
+          <w:caps w:val="false"/>
+          <w:smallCaps w:val="false"/>
+          <w:color w:val="222222"/>
+          <w:spacing w:val="0"/>
+          <w:sz w:val="20"/>
+          <w:szCs w:val="20"/>
+        </w:rPr>
+        <w:t>)</w:t>
+      </w:r>
+      <w:r>
+        <w:rPr>
+          <w:rFonts w:eastAsia="Arial" w:cs="Arial" w:ascii="Arial" w:hAnsi="Arial"/>
+          <w:b w:val="false"/>
+          <w:bCs w:val="false"/>
+          <w:i w:val="false"/>
+          <w:caps w:val="false"/>
+          <w:smallCaps w:val="false"/>
+          <w:color w:val="222222"/>
+          <w:spacing w:val="0"/>
+          <w:sz w:val="20"/>
+          <w:szCs w:val="20"/>
+        </w:rPr>
+        <w:t>/c^2</w:t>
+      </w:r>
+    </w:p>
+    <w:p>
+      <w:pPr>
+        <w:pStyle w:val="Normal"/>
+        <w:widowControl/>
+        <w:ind w:hanging="0" w:left="0" w:right="0"/>
+        <w:rPr>
+          <w:rFonts w:ascii="Arial" w:hAnsi="Arial" w:eastAsia="Arial" w:cs="Arial"/>
+          <w:b w:val="false"/>
+          <w:i w:val="false"/>
+          <w:i w:val="false"/>
+          <w:caps w:val="false"/>
+          <w:smallCaps w:val="false"/>
+          <w:color w:val="222222"/>
+          <w:spacing w:val="0"/>
+          <w:sz w:val="20"/>
+          <w:szCs w:val="20"/>
+        </w:rPr>
+      </w:pPr>
+      <w:r>
+        <w:rPr>
+          <w:rFonts w:eastAsia="Arial" w:cs="Arial" w:ascii="Arial" w:hAnsi="Arial"/>
+          <w:b w:val="false"/>
+          <w:i w:val="false"/>
+          <w:caps w:val="false"/>
+          <w:smallCaps w:val="false"/>
+          <w:color w:val="222222"/>
+          <w:spacing w:val="0"/>
+          <w:sz w:val="20"/>
+          <w:szCs w:val="20"/>
+        </w:rPr>
+        <w:t>ℏ</w:t>
+      </w:r>
+      <w:r>
+        <w:rPr>
+          <w:rFonts w:eastAsia="Arial" w:cs="Arial" w:ascii="Arial" w:hAnsi="Arial"/>
+          <w:b w:val="false"/>
+          <w:i w:val="false"/>
+          <w:caps w:val="false"/>
+          <w:smallCaps w:val="false"/>
+          <w:color w:val="222222"/>
+          <w:spacing w:val="0"/>
+          <w:sz w:val="20"/>
+          <w:szCs w:val="20"/>
+        </w:rPr>
+        <w:t xml:space="preserve">×ω = E </w:t>
+      </w:r>
+      <w:r>
+        <w:rPr>
+          <w:rFonts w:eastAsia="Arial" w:cs="Arial" w:ascii="Arial" w:hAnsi="Arial"/>
+          <w:b/>
+          <w:bCs/>
+          <w:i w:val="false"/>
+          <w:iCs w:val="false"/>
+          <w:caps w:val="false"/>
+          <w:smallCaps w:val="false"/>
+          <w:color w:val="252525"/>
+          <w:spacing w:val="0"/>
+          <w:sz w:val="20"/>
+          <w:szCs w:val="20"/>
+        </w:rPr>
+        <w:t>→</w:t>
+      </w:r>
+      <w:r>
+        <w:rPr>
+          <w:rFonts w:eastAsia="Arial" w:cs="Arial" w:ascii="Arial" w:hAnsi="Arial"/>
+          <w:b w:val="false"/>
+          <w:i w:val="false"/>
+          <w:caps w:val="false"/>
+          <w:smallCaps w:val="false"/>
+          <w:color w:val="222222"/>
+          <w:spacing w:val="0"/>
+          <w:sz w:val="20"/>
+          <w:szCs w:val="20"/>
+        </w:rPr>
+        <w:t xml:space="preserve"> </w:t>
+      </w:r>
+      <w:r>
+        <w:rPr>
+          <w:rFonts w:eastAsia="Arial" w:cs="Arial" w:ascii="Arial" w:hAnsi="Arial"/>
+          <w:b/>
+          <w:bCs/>
+          <w:i w:val="false"/>
+          <w:caps w:val="false"/>
+          <w:smallCaps w:val="false"/>
+          <w:color w:val="222222"/>
+          <w:spacing w:val="0"/>
+          <w:sz w:val="20"/>
+          <w:szCs w:val="20"/>
+        </w:rPr>
+        <w:t>E=mc^2</w:t>
+      </w:r>
+    </w:p>
+    <w:p>
+      <w:pPr>
+        <w:pStyle w:val="Normal"/>
+        <w:widowControl/>
+        <w:ind w:hanging="0" w:left="0" w:right="0"/>
+        <w:rPr>
+          <w:rFonts w:ascii="Arial" w:hAnsi="Arial" w:eastAsia="Arial" w:cs="Arial"/>
+          <w:b w:val="false"/>
+          <w:i w:val="false"/>
+          <w:i w:val="false"/>
+          <w:caps w:val="false"/>
+          <w:smallCaps w:val="false"/>
+          <w:color w:val="222222"/>
+          <w:spacing w:val="0"/>
+          <w:sz w:val="20"/>
+          <w:szCs w:val="20"/>
+        </w:rPr>
+      </w:pPr>
+      <w:r>
+        <w:rPr>
+          <w:rFonts w:eastAsia="Arial" w:cs="Arial" w:ascii="Arial" w:hAnsi="Arial"/>
+          <w:b w:val="false"/>
+          <w:i w:val="false"/>
+          <w:caps w:val="false"/>
+          <w:smallCaps w:val="false"/>
+          <w:color w:val="222222"/>
+          <w:spacing w:val="0"/>
+          <w:sz w:val="20"/>
+          <w:szCs w:val="20"/>
+        </w:rPr>
+      </w:r>
+    </w:p>
+    <w:p>
+      <w:pPr>
+        <w:pStyle w:val="Normal"/>
+        <w:widowControl/>
+        <w:ind w:hanging="0" w:left="0" w:right="0"/>
+        <w:rPr>
+          <w:rFonts w:ascii="Arial" w:hAnsi="Arial" w:eastAsia="Arial" w:cs="Arial"/>
+          <w:b w:val="false"/>
+          <w:i w:val="false"/>
+          <w:i w:val="false"/>
+          <w:caps w:val="false"/>
+          <w:smallCaps w:val="false"/>
+          <w:color w:val="222222"/>
+          <w:spacing w:val="0"/>
+          <w:sz w:val="20"/>
+          <w:szCs w:val="20"/>
+        </w:rPr>
+      </w:pPr>
+      <w:r>
+        <w:rPr>
+          <w:rStyle w:val="Strong"/>
+          <w:rFonts w:eastAsia="Arial" w:cs="Arial" w:ascii="Arial" w:hAnsi="Arial"/>
+          <w:b/>
+          <w:bCs/>
+          <w:i w:val="false"/>
+          <w:caps w:val="false"/>
+          <w:smallCaps w:val="false"/>
+          <w:color w:val="000000"/>
+          <w:spacing w:val="0"/>
+          <w:sz w:val="20"/>
+          <w:szCs w:val="20"/>
+        </w:rPr>
+        <w:t>μῦς</w:t>
+      </w:r>
+      <w:r>
+        <w:rPr>
+          <w:rFonts w:eastAsia="Arial" w:cs="Arial" w:ascii="Arial" w:hAnsi="Arial"/>
+          <w:b w:val="false"/>
+          <w:i w:val="false"/>
+          <w:caps w:val="false"/>
+          <w:smallCaps w:val="false"/>
+          <w:color w:val="000000"/>
+          <w:spacing w:val="0"/>
+          <w:sz w:val="20"/>
+          <w:szCs w:val="20"/>
+        </w:rPr>
+        <w:t xml:space="preserve"> = 40+400+200 = 640</w:t>
+      </w:r>
+    </w:p>
+    <w:p>
+      <w:pPr>
+        <w:pStyle w:val="Normal"/>
+        <w:widowControl/>
+        <w:ind w:hanging="0" w:left="0" w:right="0"/>
+        <w:rPr>
+          <w:rFonts w:ascii="Arial" w:hAnsi="Arial" w:eastAsia="Arial" w:cs="Arial"/>
+          <w:b w:val="false"/>
+          <w:i/>
+          <w:i/>
+          <w:iCs/>
+          <w:caps w:val="false"/>
+          <w:smallCaps w:val="false"/>
+          <w:color w:val="222222"/>
+          <w:spacing w:val="0"/>
+          <w:sz w:val="20"/>
+          <w:szCs w:val="20"/>
+          <w:u w:val="none"/>
+        </w:rPr>
+      </w:pPr>
+      <w:r>
+        <w:rPr>
+          <w:rFonts w:eastAsia="Arial" w:cs="Arial" w:ascii="Arial" w:hAnsi="Arial"/>
+          <w:b w:val="false"/>
+          <w:i/>
+          <w:iCs/>
+          <w:caps w:val="false"/>
+          <w:smallCaps w:val="false"/>
+          <w:color w:val="000000"/>
+          <w:spacing w:val="0"/>
+          <w:sz w:val="20"/>
+          <w:szCs w:val="20"/>
+          <w:u w:val="none"/>
+        </w:rPr>
+        <w:t xml:space="preserve">~ Note: </w:t>
+      </w:r>
+      <w:r>
+        <w:rPr>
+          <w:rFonts w:eastAsia="Arial" w:cs="Arial" w:ascii="Arial" w:hAnsi="Arial"/>
+          <w:b w:val="false"/>
+          <w:i/>
+          <w:iCs/>
+          <w:caps w:val="false"/>
+          <w:smallCaps w:val="false"/>
+          <w:color w:val="000000"/>
+          <w:spacing w:val="0"/>
+          <w:sz w:val="20"/>
+          <w:szCs w:val="20"/>
+          <w:u w:val="none"/>
+        </w:rPr>
+        <w:t>640</w:t>
+      </w:r>
+      <w:r>
+        <w:rPr>
+          <w:rFonts w:eastAsia="Arial" w:cs="Arial" w:ascii="Arial" w:hAnsi="Arial"/>
+          <w:b w:val="false"/>
+          <w:i/>
+          <w:iCs/>
+          <w:caps w:val="false"/>
+          <w:smallCaps w:val="false"/>
+          <w:color w:val="000000"/>
+          <w:spacing w:val="0"/>
+          <w:sz w:val="20"/>
+          <w:szCs w:val="20"/>
+          <w:u w:val="none"/>
+        </w:rPr>
+        <w:t xml:space="preserve"> references </w:t>
+      </w:r>
+      <w:r>
+        <w:rPr>
+          <w:rFonts w:eastAsia="Arial" w:cs="Arial" w:ascii="Arial" w:hAnsi="Arial"/>
+          <w:b w:val="false"/>
+          <w:i/>
+          <w:iCs/>
+          <w:caps w:val="false"/>
+          <w:smallCaps w:val="false"/>
+          <w:color w:val="000000"/>
+          <w:spacing w:val="0"/>
+          <w:sz w:val="20"/>
+          <w:szCs w:val="20"/>
+          <w:u w:val="none"/>
+        </w:rPr>
+        <w:t xml:space="preserve">both sides </w:t>
+      </w:r>
+      <w:r>
+        <w:rPr>
+          <w:rFonts w:eastAsia="Arial" w:cs="Arial" w:ascii="Arial" w:hAnsi="Arial"/>
+          <w:b w:val="false"/>
+          <w:bCs w:val="false"/>
+          <w:i/>
+          <w:iCs/>
+          <w:caps w:val="false"/>
+          <w:smallCaps w:val="false"/>
+          <w:color w:val="252525"/>
+          <w:spacing w:val="0"/>
+          <w:sz w:val="20"/>
+          <w:szCs w:val="20"/>
+          <w:u w:val="none"/>
+        </w:rPr>
+        <w:t xml:space="preserve">hexagon </w:t>
+      </w:r>
+      <w:r>
+        <w:rPr>
+          <w:rFonts w:eastAsia="Arial" w:cs="Arial" w:ascii="Arial" w:hAnsi="Arial"/>
+          <w:b w:val="false"/>
+          <w:bCs w:val="false"/>
+          <w:i/>
+          <w:iCs/>
+          <w:caps w:val="false"/>
+          <w:smallCaps w:val="false"/>
+          <w:color w:val="252525"/>
+          <w:spacing w:val="0"/>
+          <w:sz w:val="20"/>
+          <w:szCs w:val="20"/>
+          <w:u w:val="none"/>
+        </w:rPr>
+        <w:t>(</w:t>
+      </w:r>
+      <w:r>
+        <w:rPr>
+          <w:rFonts w:eastAsia="Arial" w:cs="Arial" w:ascii="Arial" w:hAnsi="Arial"/>
+          <w:b w:val="false"/>
+          <w:i/>
+          <w:iCs/>
+          <w:caps w:val="false"/>
+          <w:smallCaps w:val="false"/>
+          <w:color w:val="000000"/>
+          <w:spacing w:val="0"/>
+          <w:sz w:val="20"/>
+          <w:szCs w:val="20"/>
+          <w:u w:val="none"/>
+        </w:rPr>
+        <w:t xml:space="preserve">6) &amp; </w:t>
+      </w:r>
+      <w:r>
+        <w:rPr>
+          <w:rFonts w:eastAsia="Arial" w:cs="Arial" w:ascii="Arial" w:hAnsi="Arial"/>
+          <w:b w:val="false"/>
+          <w:bCs w:val="false"/>
+          <w:i/>
+          <w:iCs/>
+          <w:caps w:val="false"/>
+          <w:smallCaps w:val="false"/>
+          <w:color w:val="252525"/>
+          <w:spacing w:val="0"/>
+          <w:sz w:val="20"/>
+          <w:szCs w:val="20"/>
+          <w:u w:val="none"/>
+        </w:rPr>
+        <w:t>square (</w:t>
+      </w:r>
+      <w:r>
+        <w:rPr>
+          <w:rFonts w:eastAsia="Arial" w:cs="Arial" w:ascii="Arial" w:hAnsi="Arial"/>
+          <w:b w:val="false"/>
+          <w:i/>
+          <w:iCs/>
+          <w:caps w:val="false"/>
+          <w:smallCaps w:val="false"/>
+          <w:color w:val="000000"/>
+          <w:spacing w:val="0"/>
+          <w:sz w:val="20"/>
+          <w:szCs w:val="20"/>
+          <w:u w:val="none"/>
+        </w:rPr>
+        <w:t>4)</w:t>
+      </w:r>
+      <w:r>
+        <w:rPr>
+          <w:rFonts w:eastAsia="Arial" w:cs="Arial" w:ascii="Arial" w:hAnsi="Arial"/>
+          <w:b w:val="false"/>
+          <w:i/>
+          <w:iCs/>
+          <w:caps w:val="false"/>
+          <w:smallCaps w:val="false"/>
+          <w:color w:val="000000"/>
+          <w:spacing w:val="0"/>
+          <w:sz w:val="20"/>
+          <w:szCs w:val="20"/>
+          <w:u w:val="none"/>
+        </w:rPr>
+        <w:t xml:space="preserve"> </w:t>
+      </w:r>
+      <w:r>
+        <w:rPr>
+          <w:rFonts w:eastAsia="Arial" w:cs="Arial" w:ascii="Arial" w:hAnsi="Arial"/>
+          <w:b w:val="false"/>
+          <w:i/>
+          <w:iCs/>
+          <w:caps w:val="false"/>
+          <w:smallCaps w:val="false"/>
+          <w:color w:val="000000"/>
+          <w:spacing w:val="0"/>
+          <w:sz w:val="20"/>
+          <w:szCs w:val="20"/>
+          <w:u w:val="none"/>
+        </w:rPr>
+        <w:t xml:space="preserve">as in </w:t>
+      </w:r>
+      <w:r>
+        <w:rPr>
+          <w:rFonts w:eastAsia="Arial" w:cs="Arial" w:ascii="Arial" w:hAnsi="Arial"/>
+          <w:b w:val="false"/>
+          <w:i/>
+          <w:iCs/>
+          <w:caps w:val="false"/>
+          <w:smallCaps w:val="false"/>
+          <w:color w:val="000000"/>
+          <w:spacing w:val="0"/>
+          <w:sz w:val="20"/>
+          <w:szCs w:val="20"/>
+          <w:u w:val="none"/>
+        </w:rPr>
+        <w:t xml:space="preserve">the </w:t>
+      </w:r>
+      <w:r>
+        <w:rPr>
+          <w:rFonts w:eastAsia="Arial" w:cs="Arial" w:ascii="Arial" w:hAnsi="Arial"/>
+          <w:b w:val="false"/>
+          <w:i/>
+          <w:iCs/>
+          <w:caps w:val="false"/>
+          <w:smallCaps w:val="false"/>
+          <w:color w:val="000000"/>
+          <w:spacing w:val="0"/>
+          <w:sz w:val="20"/>
+          <w:szCs w:val="20"/>
+          <w:u w:val="none"/>
+        </w:rPr>
+        <w:t>previous Hebrew content</w:t>
+      </w:r>
+    </w:p>
+    <w:p>
+      <w:pPr>
+        <w:pStyle w:val="Normal"/>
+        <w:bidi w:val="0"/>
+        <w:spacing w:lineRule="auto" w:line="240" w:before="0" w:after="0"/>
+        <w:ind w:left="0" w:right="0"/>
+        <w:jc w:val="left"/>
+        <w:rPr>
+          <w:rFonts w:ascii="Arial" w:hAnsi="Arial" w:eastAsia="Arial" w:cs="Arial"/>
+          <w:sz w:val="20"/>
+          <w:szCs w:val="20"/>
+        </w:rPr>
+      </w:pPr>
+      <w:r>
+        <w:rPr>
+          <w:rFonts w:eastAsia="Arial" w:cs="Arial" w:ascii="Arial" w:hAnsi="Arial"/>
+          <w:b w:val="false"/>
+          <w:bCs w:val="false"/>
+          <w:i w:val="false"/>
+          <w:caps w:val="false"/>
+          <w:smallCaps w:val="false"/>
+          <w:color w:val="222222"/>
+          <w:spacing w:val="0"/>
+          <w:sz w:val="20"/>
+          <w:szCs w:val="20"/>
+          <w:u w:val="single"/>
+        </w:rPr>
+        <w:t>square tessellation</w:t>
+      </w:r>
+      <w:r>
+        <w:rPr>
+          <w:rFonts w:eastAsia="Arial" w:cs="Arial" w:ascii="Arial" w:hAnsi="Arial"/>
+          <w:b w:val="false"/>
+          <w:bCs w:val="false"/>
+          <w:i w:val="false"/>
+          <w:caps w:val="false"/>
+          <w:smallCaps w:val="false"/>
+          <w:color w:val="222222"/>
+          <w:spacing w:val="0"/>
+          <w:sz w:val="20"/>
+          <w:szCs w:val="20"/>
+          <w:u w:val="none"/>
+        </w:rPr>
+        <w:tab/>
+        <w:tab/>
+        <w:tab/>
+        <w:tab/>
+        <w:tab/>
+        <w:t xml:space="preserve">             </w:t>
+      </w:r>
+      <w:r>
+        <w:rPr>
+          <w:rFonts w:eastAsia="Arial" w:cs="Arial" w:ascii="Arial" w:hAnsi="Arial"/>
+          <w:b w:val="false"/>
+          <w:bCs w:val="false"/>
+          <w:i w:val="false"/>
+          <w:caps w:val="false"/>
+          <w:smallCaps w:val="false"/>
+          <w:color w:val="222222"/>
+          <w:spacing w:val="0"/>
+          <w:sz w:val="20"/>
+          <w:szCs w:val="20"/>
+          <w:u w:val="single"/>
+        </w:rPr>
+        <w:t>hexagon tessellation</w:t>
+      </w:r>
+    </w:p>
+    <w:p>
+      <w:pPr>
+        <w:pStyle w:val="Normal"/>
+        <w:widowControl/>
+        <w:ind w:hanging="0" w:left="0" w:right="0"/>
+        <w:rPr>
+          <w:rFonts w:ascii="Arial" w:hAnsi="Arial" w:eastAsia="Arial" w:cs="Arial"/>
+          <w:b w:val="false"/>
+          <w:i w:val="false"/>
+          <w:i w:val="false"/>
+          <w:caps w:val="false"/>
+          <w:smallCaps w:val="false"/>
+          <w:color w:val="222222"/>
+          <w:spacing w:val="0"/>
+          <w:sz w:val="20"/>
+          <w:szCs w:val="20"/>
+        </w:rPr>
+      </w:pPr>
+      <w:r>
+        <w:rPr>
+          <w:rFonts w:eastAsia="Arial" w:cs="Arial" w:ascii="Arial" w:hAnsi="Arial"/>
+          <w:b/>
+          <w:bCs/>
+          <w:i w:val="false"/>
+          <w:caps w:val="false"/>
+          <w:smallCaps w:val="false"/>
+          <w:color w:val="729FCF"/>
+          <w:spacing w:val="0"/>
+          <w:sz w:val="20"/>
+          <w:szCs w:val="20"/>
+        </w:rPr>
+        <w:t>6</w:t>
+      </w:r>
+      <w:r>
+        <w:rPr>
+          <w:rFonts w:eastAsia="Arial" w:cs="Arial" w:ascii="Arial" w:hAnsi="Arial"/>
+          <w:b/>
+          <w:bCs/>
+          <w:i w:val="false"/>
+          <w:caps w:val="false"/>
+          <w:smallCaps w:val="false"/>
+          <w:color w:val="1B00FE"/>
+          <w:spacing w:val="0"/>
+          <w:sz w:val="20"/>
+          <w:szCs w:val="20"/>
+        </w:rPr>
+        <w:t>4</w:t>
+      </w:r>
+      <w:r>
+        <w:rPr>
+          <w:rFonts w:eastAsia="Arial" w:cs="Arial" w:ascii="Arial" w:hAnsi="Arial"/>
+          <w:b/>
+          <w:bCs/>
+          <w:i w:val="false"/>
+          <w:caps w:val="false"/>
+          <w:smallCaps w:val="false"/>
+          <w:color w:val="1B00FE"/>
+          <w:spacing w:val="0"/>
+          <w:sz w:val="20"/>
+          <w:szCs w:val="20"/>
+        </w:rPr>
+        <w:t>0</w:t>
+      </w:r>
+      <w:r>
+        <w:rPr>
+          <w:rFonts w:eastAsia="Arial" w:cs="Arial" w:ascii="Arial" w:hAnsi="Arial"/>
+          <w:b w:val="false"/>
+          <w:i w:val="false"/>
+          <w:caps w:val="false"/>
+          <w:smallCaps w:val="false"/>
+          <w:color w:val="000000"/>
+          <w:spacing w:val="0"/>
+          <w:sz w:val="20"/>
+          <w:szCs w:val="20"/>
+        </w:rPr>
+        <w:t xml:space="preserve"> = 25</w:t>
+      </w:r>
+      <w:r>
+        <w:rPr>
+          <w:rFonts w:eastAsia="Arial" w:cs="Arial" w:ascii="Arial" w:hAnsi="Arial"/>
+          <w:b w:val="false"/>
+          <w:i w:val="false"/>
+          <w:caps w:val="false"/>
+          <w:smallCaps w:val="false"/>
+          <w:color w:val="222222"/>
+          <w:spacing w:val="0"/>
+          <w:sz w:val="20"/>
+          <w:szCs w:val="20"/>
+        </w:rPr>
+        <w:t>×25+15; row 26 col 15</w:t>
+        <w:tab/>
+        <w:tab/>
+        <w:tab/>
+        <w:tab/>
+        <w:tab/>
+      </w:r>
+      <w:r>
+        <w:rPr>
+          <w:rFonts w:eastAsia="Arial" w:cs="Arial" w:ascii="Arial" w:hAnsi="Arial"/>
+          <w:b/>
+          <w:bCs/>
+          <w:i w:val="false"/>
+          <w:caps w:val="false"/>
+          <w:smallCaps w:val="false"/>
+          <w:color w:val="729FCF"/>
+          <w:spacing w:val="0"/>
+          <w:sz w:val="20"/>
+          <w:szCs w:val="20"/>
+        </w:rPr>
+        <w:t>6</w:t>
+      </w:r>
+      <w:r>
+        <w:rPr>
+          <w:rFonts w:eastAsia="Arial" w:cs="Arial" w:ascii="Arial" w:hAnsi="Arial"/>
+          <w:b/>
+          <w:bCs/>
+          <w:i w:val="false"/>
+          <w:caps w:val="false"/>
+          <w:smallCaps w:val="false"/>
+          <w:color w:val="729FCF"/>
+          <w:spacing w:val="0"/>
+          <w:sz w:val="20"/>
+          <w:szCs w:val="20"/>
+        </w:rPr>
+        <w:t>4</w:t>
+      </w:r>
+      <w:r>
+        <w:rPr>
+          <w:rFonts w:eastAsia="Arial" w:cs="Arial" w:ascii="Arial" w:hAnsi="Arial"/>
+          <w:b/>
+          <w:bCs/>
+          <w:i w:val="false"/>
+          <w:caps w:val="false"/>
+          <w:smallCaps w:val="false"/>
+          <w:color w:val="729FCF"/>
+          <w:spacing w:val="0"/>
+          <w:sz w:val="20"/>
+          <w:szCs w:val="20"/>
+        </w:rPr>
+        <w:t>0</w:t>
+      </w:r>
+      <w:r>
+        <w:rPr>
+          <w:rFonts w:eastAsia="Arial" w:cs="Arial" w:ascii="Arial" w:hAnsi="Arial"/>
+          <w:b w:val="false"/>
+          <w:i w:val="false"/>
+          <w:caps w:val="false"/>
+          <w:smallCaps w:val="false"/>
+          <w:color w:val="222222"/>
+          <w:spacing w:val="0"/>
+          <w:sz w:val="20"/>
+          <w:szCs w:val="20"/>
+        </w:rPr>
+        <w:t xml:space="preserve"> </w:t>
+      </w:r>
+      <w:r>
+        <w:rPr>
+          <w:rFonts w:eastAsia="Arial" w:cs="Arial" w:ascii="Arial" w:hAnsi="Arial"/>
+          <w:b w:val="false"/>
+          <w:i w:val="false"/>
+          <w:caps w:val="false"/>
+          <w:smallCaps w:val="false"/>
+          <w:color w:val="FFD428"/>
+          <w:spacing w:val="0"/>
+          <w:sz w:val="20"/>
+          <w:szCs w:val="20"/>
+        </w:rPr>
+        <w:t>⬡</w:t>
+      </w:r>
+      <w:r>
+        <w:rPr>
+          <w:rFonts w:eastAsia="Arial" w:cs="Arial" w:ascii="Arial" w:hAnsi="Arial"/>
+          <w:b w:val="false"/>
+          <w:i w:val="false"/>
+          <w:caps w:val="false"/>
+          <w:smallCaps w:val="false"/>
+          <w:color w:val="222222"/>
+          <w:spacing w:val="0"/>
+          <w:sz w:val="20"/>
+          <w:szCs w:val="20"/>
+        </w:rPr>
+        <w:t xml:space="preserve"> </w:t>
+      </w:r>
+      <w:r>
+        <w:rPr>
+          <w:rFonts w:eastAsia="Arial" w:cs="Arial" w:ascii="Arial" w:hAnsi="Arial"/>
+          <w:b/>
+          <w:bCs/>
+          <w:i w:val="false"/>
+          <w:caps w:val="false"/>
+          <w:smallCaps w:val="false"/>
+          <w:color w:val="729FCF"/>
+          <w:spacing w:val="0"/>
+          <w:sz w:val="20"/>
+          <w:szCs w:val="20"/>
+        </w:rPr>
+        <w:t>6</w:t>
+      </w:r>
+      <w:r>
+        <w:rPr>
+          <w:rFonts w:eastAsia="Arial" w:cs="Arial" w:ascii="Arial" w:hAnsi="Arial"/>
+          <w:b/>
+          <w:bCs/>
+          <w:i w:val="false"/>
+          <w:caps w:val="false"/>
+          <w:smallCaps w:val="false"/>
+          <w:color w:val="729FCF"/>
+          <w:spacing w:val="0"/>
+          <w:sz w:val="20"/>
+          <w:szCs w:val="20"/>
+        </w:rPr>
+        <w:t>3</w:t>
+      </w:r>
+      <w:r>
+        <w:rPr>
+          <w:rFonts w:eastAsia="Arial" w:cs="Arial" w:ascii="Arial" w:hAnsi="Arial"/>
+          <w:b/>
+          <w:bCs/>
+          <w:i w:val="false"/>
+          <w:caps w:val="false"/>
+          <w:smallCaps w:val="false"/>
+          <w:color w:val="729FCF"/>
+          <w:spacing w:val="0"/>
+          <w:sz w:val="20"/>
+          <w:szCs w:val="20"/>
+        </w:rPr>
+        <w:t>1</w:t>
+      </w:r>
+      <w:r>
+        <w:rPr>
+          <w:rFonts w:eastAsia="Arial" w:cs="Arial" w:ascii="Arial" w:hAnsi="Arial"/>
+          <w:b w:val="false"/>
+          <w:i w:val="false"/>
+          <w:caps w:val="false"/>
+          <w:smallCaps w:val="false"/>
+          <w:color w:val="222222"/>
+          <w:spacing w:val="0"/>
+          <w:sz w:val="20"/>
+          <w:szCs w:val="20"/>
+        </w:rPr>
+        <w:t>+</w:t>
+      </w:r>
+      <w:r>
+        <w:rPr>
+          <w:rFonts w:eastAsia="Arial" w:cs="Arial" w:ascii="Arial" w:hAnsi="Arial"/>
+          <w:b w:val="false"/>
+          <w:i w:val="false"/>
+          <w:caps w:val="false"/>
+          <w:smallCaps w:val="false"/>
+          <w:color w:val="FFD428"/>
+          <w:spacing w:val="0"/>
+          <w:sz w:val="20"/>
+          <w:szCs w:val="20"/>
+        </w:rPr>
+        <w:t>9</w:t>
+      </w:r>
+      <w:r>
+        <w:rPr>
+          <w:rFonts w:eastAsia="Arial" w:cs="Arial" w:ascii="Arial" w:hAnsi="Arial"/>
+          <w:b w:val="false"/>
+          <w:i w:val="false"/>
+          <w:caps w:val="false"/>
+          <w:smallCaps w:val="false"/>
+          <w:color w:val="222222"/>
+          <w:spacing w:val="0"/>
+          <w:sz w:val="20"/>
+          <w:szCs w:val="20"/>
+        </w:rPr>
+        <w:t xml:space="preserve"> Layer </w:t>
+      </w:r>
+      <w:r>
+        <w:rPr>
+          <w:rFonts w:eastAsia="Arial" w:cs="Arial" w:ascii="Arial" w:hAnsi="Arial"/>
+          <w:b w:val="false"/>
+          <w:i w:val="false"/>
+          <w:caps w:val="false"/>
+          <w:smallCaps w:val="false"/>
+          <w:color w:val="FFD428"/>
+          <w:spacing w:val="0"/>
+          <w:sz w:val="20"/>
+          <w:szCs w:val="20"/>
+        </w:rPr>
+        <w:t>1[6 &amp;11 Hebrew]</w:t>
+      </w:r>
+    </w:p>
+    <w:p>
+      <w:pPr>
+        <w:pStyle w:val="Normal"/>
+        <w:widowControl/>
+        <w:ind w:hanging="0"/>
+        <w:rPr>
+          <w:rFonts w:ascii="Arial" w:hAnsi="Arial" w:eastAsia="Arial" w:cs="Arial"/>
+          <w:sz w:val="20"/>
+          <w:szCs w:val="20"/>
+        </w:rPr>
+      </w:pPr>
+      <w:r>
+        <w:rPr>
+          <w:rFonts w:eastAsia="Arial" w:cs="Arial" w:ascii="Arial" w:hAnsi="Arial"/>
+          <w:b/>
+          <w:bCs/>
+          <w:i w:val="false"/>
+          <w:caps w:val="false"/>
+          <w:smallCaps w:val="false"/>
+          <w:color w:val="729FCF"/>
+          <w:spacing w:val="0"/>
+          <w:sz w:val="20"/>
+          <w:szCs w:val="20"/>
+        </w:rPr>
+        <w:t>26</w:t>
+      </w:r>
+      <w:r>
+        <w:rPr>
+          <w:rFonts w:eastAsia="Arial" w:cs="Arial" w:ascii="Arial" w:hAnsi="Arial"/>
+          <w:b w:val="false"/>
+          <w:i w:val="false"/>
+          <w:caps w:val="false"/>
+          <w:smallCaps w:val="false"/>
+          <w:color w:val="222222"/>
+          <w:spacing w:val="0"/>
+          <w:sz w:val="20"/>
+          <w:szCs w:val="20"/>
+        </w:rPr>
+        <w:t>×1</w:t>
+      </w:r>
+      <w:r>
+        <w:rPr>
+          <w:rFonts w:eastAsia="Arial" w:cs="Arial" w:ascii="Arial" w:hAnsi="Arial"/>
+          <w:b/>
+          <w:bCs/>
+          <w:i w:val="false"/>
+          <w:caps w:val="false"/>
+          <w:smallCaps w:val="false"/>
+          <w:color w:val="1B00FE"/>
+          <w:spacing w:val="0"/>
+          <w:sz w:val="20"/>
+          <w:szCs w:val="20"/>
+        </w:rPr>
+        <w:t>5</w:t>
+      </w:r>
+      <w:r>
+        <w:rPr>
+          <w:rFonts w:eastAsia="Arial" w:cs="Arial" w:ascii="Arial" w:hAnsi="Arial"/>
+          <w:b w:val="false"/>
+          <w:i w:val="false"/>
+          <w:caps w:val="false"/>
+          <w:smallCaps w:val="false"/>
+          <w:color w:val="222222"/>
+          <w:spacing w:val="0"/>
+          <w:sz w:val="20"/>
+          <w:szCs w:val="20"/>
+        </w:rPr>
+        <w:t xml:space="preserve"> = </w:t>
+      </w:r>
+      <w:r>
+        <w:rPr>
+          <w:rFonts w:eastAsia="Arial" w:cs="Arial" w:ascii="Arial" w:hAnsi="Arial"/>
+          <w:b/>
+          <w:bCs/>
+          <w:i w:val="false"/>
+          <w:caps w:val="false"/>
+          <w:smallCaps w:val="false"/>
+          <w:color w:val="1B00FE"/>
+          <w:spacing w:val="0"/>
+          <w:sz w:val="20"/>
+          <w:szCs w:val="20"/>
+        </w:rPr>
+        <w:t>3</w:t>
+      </w:r>
+      <w:r>
+        <w:rPr>
+          <w:rFonts w:eastAsia="Arial" w:cs="Arial" w:ascii="Arial" w:hAnsi="Arial"/>
+          <w:b w:val="false"/>
+          <w:i w:val="false"/>
+          <w:caps w:val="false"/>
+          <w:smallCaps w:val="false"/>
+          <w:color w:val="222222"/>
+          <w:spacing w:val="0"/>
+          <w:sz w:val="20"/>
+          <w:szCs w:val="20"/>
+        </w:rPr>
+        <w:t>9</w:t>
+      </w:r>
+      <w:r>
+        <w:rPr>
+          <w:rFonts w:eastAsia="Arial" w:cs="Arial" w:ascii="Arial" w:hAnsi="Arial"/>
+          <w:b/>
+          <w:bCs/>
+          <w:i w:val="false"/>
+          <w:caps w:val="false"/>
+          <w:smallCaps w:val="false"/>
+          <w:color w:val="1B00FE"/>
+          <w:spacing w:val="0"/>
+          <w:sz w:val="20"/>
+          <w:szCs w:val="20"/>
+        </w:rPr>
+        <w:t>0</w:t>
+      </w:r>
+      <w:r>
+        <w:rPr>
+          <w:rFonts w:eastAsia="Arial" w:cs="Arial" w:ascii="Arial" w:hAnsi="Arial"/>
+          <w:b w:val="false"/>
+          <w:i w:val="false"/>
+          <w:caps w:val="false"/>
+          <w:smallCaps w:val="false"/>
+          <w:color w:val="222222"/>
+          <w:spacing w:val="0"/>
+          <w:sz w:val="20"/>
+          <w:szCs w:val="20"/>
+        </w:rPr>
+        <w:t xml:space="preserve"> </w:t>
+      </w:r>
+      <w:r>
+        <w:rPr>
+          <w:rFonts w:eastAsia="Arial" w:cs="Arial" w:ascii="Arial" w:hAnsi="Arial"/>
+          <w:b/>
+          <w:bCs/>
+          <w:i w:val="false"/>
+          <w:iCs w:val="false"/>
+          <w:caps w:val="false"/>
+          <w:smallCaps w:val="false"/>
+          <w:color w:val="252525"/>
+          <w:spacing w:val="0"/>
+          <w:sz w:val="20"/>
+          <w:szCs w:val="20"/>
+        </w:rPr>
+        <w:t>→</w:t>
+      </w:r>
+      <w:r>
+        <w:rPr>
+          <w:rFonts w:eastAsia="Arial" w:cs="Arial" w:ascii="Arial" w:hAnsi="Arial"/>
+          <w:b w:val="false"/>
+          <w:i w:val="false"/>
+          <w:caps w:val="false"/>
+          <w:smallCaps w:val="false"/>
+          <w:color w:val="222222"/>
+          <w:spacing w:val="0"/>
+          <w:sz w:val="20"/>
+          <w:szCs w:val="20"/>
+        </w:rPr>
+        <w:t xml:space="preserve"> </w:t>
+      </w:r>
+      <w:r>
+        <w:rPr>
+          <w:rFonts w:ascii="Arial" w:hAnsi="Arial" w:eastAsia="Arial" w:cs="Arial"/>
+          <w:bCs w:val="false"/>
+          <w:iCs w:val="false"/>
+          <w:caps w:val="false"/>
+          <w:smallCaps w:val="false"/>
+          <w:color w:val="222222"/>
+          <w:spacing w:val="0"/>
+          <w:sz w:val="20"/>
+          <w:sz w:val="20"/>
+          <w:szCs w:val="20"/>
+          <w:rtl w:val="true"/>
+        </w:rPr>
+        <w:t xml:space="preserve">רִאשׁוֹן </w:t>
+      </w:r>
+      <w:r>
+        <w:rPr>
+          <w:rFonts w:eastAsia="Arial" w:cs="Arial" w:ascii="Arial" w:hAnsi="Arial"/>
+          <w:b w:val="false"/>
+          <w:i w:val="false"/>
+          <w:caps w:val="false"/>
+          <w:smallCaps w:val="false"/>
+          <w:color w:val="222222"/>
+          <w:spacing w:val="0"/>
+          <w:sz w:val="20"/>
+          <w:szCs w:val="20"/>
+          <w:rtl w:val="true"/>
+        </w:rPr>
+        <w:t xml:space="preserve">= </w:t>
+      </w:r>
+      <w:r>
+        <w:rPr>
+          <w:rFonts w:eastAsia="Arial" w:cs="Arial" w:ascii="Arial" w:hAnsi="Arial"/>
+          <w:b w:val="false"/>
+          <w:i w:val="false"/>
+          <w:caps w:val="false"/>
+          <w:smallCaps w:val="false"/>
+          <w:color w:val="222222"/>
+          <w:spacing w:val="0"/>
+          <w:sz w:val="20"/>
+          <w:szCs w:val="20"/>
+        </w:rPr>
+        <w:t>200+1+300+6+5</w:t>
+      </w:r>
+      <w:r>
+        <w:rPr>
+          <w:rFonts w:eastAsia="Arial" w:cs="Arial" w:ascii="Arial" w:hAnsi="Arial"/>
+          <w:b w:val="false"/>
+          <w:i w:val="false"/>
+          <w:caps w:val="false"/>
+          <w:smallCaps w:val="false"/>
+          <w:color w:val="222222"/>
+          <w:spacing w:val="0"/>
+          <w:sz w:val="20"/>
+          <w:szCs w:val="20"/>
+        </w:rPr>
+        <w:t xml:space="preserve"> (</w:t>
+      </w:r>
+      <w:r>
+        <w:rPr>
+          <w:rFonts w:ascii="Arial" w:hAnsi="Arial" w:cs="Arial" w:eastAsia="Arial"/>
+          <w:b/>
+          <w:bCs/>
+          <w:i w:val="false"/>
+          <w:caps w:val="false"/>
+          <w:smallCaps w:val="false"/>
+          <w:color w:val="000000"/>
+          <w:spacing w:val="0"/>
+          <w:sz w:val="20"/>
+          <w:szCs w:val="20"/>
+        </w:rPr>
+        <w:t>一</w:t>
+      </w:r>
+      <w:r>
+        <w:rPr>
+          <w:rFonts w:eastAsia="Arial" w:cs="Arial" w:ascii="Arial" w:hAnsi="Arial"/>
+          <w:b w:val="false"/>
+          <w:i w:val="false"/>
+          <w:caps w:val="false"/>
+          <w:smallCaps w:val="false"/>
+          <w:color w:val="222222"/>
+          <w:spacing w:val="0"/>
+          <w:sz w:val="20"/>
+          <w:szCs w:val="20"/>
+        </w:rPr>
+        <w:t>:</w:t>
+      </w:r>
+      <w:r>
+        <w:rPr>
+          <w:rFonts w:eastAsia="Arial" w:cs="Arial" w:ascii="Arial" w:hAnsi="Arial"/>
+          <w:b/>
+          <w:bCs/>
+          <w:i w:val="false"/>
+          <w:caps w:val="false"/>
+          <w:smallCaps w:val="false"/>
+          <w:color w:val="222222"/>
+          <w:spacing w:val="0"/>
+          <w:sz w:val="20"/>
+          <w:szCs w:val="20"/>
+          <w:u w:val="single"/>
+        </w:rPr>
+        <w:t>1</w:t>
+      </w:r>
+      <w:r>
+        <w:rPr>
+          <w:rFonts w:eastAsia="Arial" w:cs="Arial" w:ascii="Arial" w:hAnsi="Arial"/>
+          <w:b w:val="false"/>
+          <w:i w:val="false"/>
+          <w:caps w:val="false"/>
+          <w:smallCaps w:val="false"/>
+          <w:color w:val="222222"/>
+          <w:spacing w:val="0"/>
+          <w:sz w:val="20"/>
+          <w:szCs w:val="20"/>
+        </w:rPr>
+        <w:t xml:space="preserve">) </w:t>
+      </w:r>
+      <w:r>
+        <w:rPr>
+          <w:rFonts w:eastAsia="Arial" w:cs="Arial" w:ascii="Arial" w:hAnsi="Arial"/>
+          <w:b w:val="false"/>
+          <w:i w:val="false"/>
+          <w:caps w:val="false"/>
+          <w:smallCaps w:val="false"/>
+          <w:color w:val="222222"/>
+          <w:spacing w:val="0"/>
+          <w:sz w:val="20"/>
+          <w:szCs w:val="20"/>
+        </w:rPr>
+        <w:t>&amp;</w:t>
+      </w:r>
+      <w:r>
+        <w:rPr>
+          <w:rFonts w:eastAsia="Arial" w:cs="Arial" w:ascii="Arial" w:hAnsi="Arial"/>
+          <w:b w:val="false"/>
+          <w:i w:val="false"/>
+          <w:caps w:val="false"/>
+          <w:smallCaps w:val="false"/>
+          <w:color w:val="222222"/>
+          <w:spacing w:val="0"/>
+          <w:sz w:val="20"/>
+          <w:szCs w:val="20"/>
+        </w:rPr>
+        <w:t xml:space="preserve"> 90°:</w:t>
+      </w:r>
+      <w:r>
+        <w:rPr>
+          <w:rFonts w:eastAsia="Arial" w:cs="Arial" w:ascii="Arial" w:hAnsi="Arial"/>
+          <w:b w:val="false"/>
+          <w:i w:val="false"/>
+          <w:caps w:val="false"/>
+          <w:smallCaps w:val="false"/>
+          <w:color w:val="222222"/>
+          <w:spacing w:val="0"/>
+          <w:sz w:val="20"/>
+          <w:szCs w:val="20"/>
+        </w:rPr>
+        <w:t>y=</w:t>
+      </w:r>
+      <w:r>
+        <w:rPr>
+          <w:rFonts w:eastAsia="Arial" w:cs="Arial" w:ascii="Arial" w:hAnsi="Arial"/>
+          <w:b w:val="false"/>
+          <w:i w:val="false"/>
+          <w:caps w:val="false"/>
+          <w:smallCaps w:val="false"/>
+          <w:color w:val="222222"/>
+          <w:spacing w:val="0"/>
+          <w:sz w:val="20"/>
+          <w:szCs w:val="20"/>
+        </w:rPr>
+        <w:t>1             </w:t>
+      </w:r>
+      <w:r>
+        <w:rPr>
+          <w:rFonts w:eastAsia="Arial" w:cs="Arial" w:ascii="Arial" w:hAnsi="Arial"/>
+          <w:b/>
+          <w:bCs/>
+          <w:i w:val="false"/>
+          <w:caps w:val="false"/>
+          <w:smallCaps w:val="false"/>
+          <w:color w:val="729FCF"/>
+          <w:spacing w:val="0"/>
+          <w:sz w:val="20"/>
+          <w:szCs w:val="20"/>
+        </w:rPr>
+        <w:t>6</w:t>
+      </w:r>
+      <w:r>
+        <w:rPr>
+          <w:rFonts w:eastAsia="Arial" w:cs="Arial" w:ascii="Arial" w:hAnsi="Arial"/>
+          <w:b w:val="false"/>
+          <w:i w:val="false"/>
+          <w:caps w:val="false"/>
+          <w:smallCaps w:val="false"/>
+          <w:color w:val="000000"/>
+          <w:spacing w:val="0"/>
+          <w:sz w:val="20"/>
+          <w:szCs w:val="20"/>
+        </w:rPr>
+        <w:t>.</w:t>
+      </w:r>
+      <w:r>
+        <w:rPr>
+          <w:rFonts w:eastAsia="Arial" w:cs="Arial" w:ascii="Arial" w:hAnsi="Arial"/>
+          <w:b/>
+          <w:bCs/>
+          <w:i w:val="false"/>
+          <w:caps w:val="false"/>
+          <w:smallCaps w:val="false"/>
+          <w:color w:val="729FCF"/>
+          <w:spacing w:val="0"/>
+          <w:sz w:val="20"/>
+          <w:szCs w:val="20"/>
+        </w:rPr>
+        <w:t>6</w:t>
+      </w:r>
+      <w:r>
+        <w:rPr>
+          <w:rFonts w:eastAsia="Arial" w:cs="Arial" w:ascii="Arial" w:hAnsi="Arial"/>
+          <w:b w:val="false"/>
+          <w:i w:val="false"/>
+          <w:caps w:val="false"/>
+          <w:smallCaps w:val="false"/>
+          <w:color w:val="000000"/>
+          <w:spacing w:val="0"/>
+          <w:sz w:val="20"/>
+          <w:szCs w:val="20"/>
+        </w:rPr>
+        <w:t>...×</w:t>
+      </w:r>
+      <w:r>
+        <w:rPr>
+          <w:rFonts w:eastAsia="Arial" w:cs="Arial" w:ascii="Arial" w:hAnsi="Arial"/>
+          <w:b/>
+          <w:bCs/>
+          <w:i w:val="false"/>
+          <w:iCs w:val="false"/>
+          <w:caps w:val="false"/>
+          <w:smallCaps w:val="false"/>
+          <w:color w:val="729FCF"/>
+          <w:spacing w:val="0"/>
+          <w:sz w:val="20"/>
+          <w:szCs w:val="20"/>
+        </w:rPr>
+        <w:t>10</w:t>
+      </w:r>
+      <w:r>
+        <w:rPr>
+          <w:rFonts w:eastAsia="Arial" w:cs="Arial" w:ascii="Arial" w:hAnsi="Arial"/>
+          <w:b w:val="false"/>
+          <w:i w:val="false"/>
+          <w:caps w:val="false"/>
+          <w:smallCaps w:val="false"/>
+          <w:color w:val="000000"/>
+          <w:spacing w:val="0"/>
+          <w:sz w:val="20"/>
+          <w:szCs w:val="20"/>
+        </w:rPr>
+        <w:t>^-</w:t>
+      </w:r>
+      <w:r>
+        <w:rPr>
+          <w:rFonts w:eastAsia="Arial" w:cs="Arial" w:ascii="Arial" w:hAnsi="Arial"/>
+          <w:b/>
+          <w:bCs/>
+          <w:i w:val="false"/>
+          <w:caps w:val="false"/>
+          <w:smallCaps w:val="false"/>
+          <w:color w:val="729FCF"/>
+          <w:spacing w:val="0"/>
+          <w:sz w:val="20"/>
+          <w:szCs w:val="20"/>
+        </w:rPr>
+        <w:t>34</w:t>
+      </w:r>
+      <w:r>
+        <w:rPr>
+          <w:rFonts w:eastAsia="Arial" w:cs="Arial" w:ascii="Arial" w:hAnsi="Arial"/>
+          <w:b w:val="false"/>
+          <w:i w:val="false"/>
+          <w:caps w:val="false"/>
+          <w:smallCaps w:val="false"/>
+          <w:color w:val="000000"/>
+          <w:spacing w:val="0"/>
+          <w:sz w:val="20"/>
+          <w:szCs w:val="20"/>
+        </w:rPr>
+        <w:t xml:space="preserve"> Planck constant </w:t>
+      </w:r>
+      <w:r>
+        <w:rPr>
+          <w:rFonts w:eastAsia="Arial" w:cs="Arial" w:ascii="Arial" w:hAnsi="Arial"/>
+          <w:b w:val="false"/>
+          <w:i w:val="false"/>
+          <w:caps w:val="false"/>
+          <w:smallCaps w:val="false"/>
+          <w:color w:val="000000"/>
+          <w:spacing w:val="0"/>
+          <w:sz w:val="20"/>
+          <w:szCs w:val="20"/>
+        </w:rPr>
+        <w:t>(</w:t>
+      </w:r>
+      <w:r>
+        <w:rPr>
+          <w:rFonts w:eastAsia="Arial" w:cs="Arial" w:ascii="Arial" w:hAnsi="Arial"/>
+          <w:caps w:val="false"/>
+          <w:smallCaps w:val="false"/>
+          <w:color w:val="000000"/>
+          <w:spacing w:val="0"/>
+          <w:sz w:val="20"/>
+          <w:szCs w:val="20"/>
+        </w:rPr>
+        <w:t>ℎ</w:t>
+      </w:r>
+      <w:r>
+        <w:rPr>
+          <w:rFonts w:eastAsia="Arial" w:cs="Arial" w:ascii="Arial" w:hAnsi="Arial"/>
+          <w:caps w:val="false"/>
+          <w:smallCaps w:val="false"/>
+          <w:color w:val="000000"/>
+          <w:spacing w:val="0"/>
+          <w:sz w:val="20"/>
+          <w:szCs w:val="20"/>
+        </w:rPr>
+        <w:t>)</w:t>
+      </w:r>
+    </w:p>
+    <w:p>
+      <w:pPr>
+        <w:pStyle w:val="Normal"/>
+        <w:widowControl/>
+        <w:ind w:hanging="0"/>
+        <w:rPr>
+          <w:rFonts w:ascii="Arial" w:hAnsi="Arial" w:eastAsia="Arial" w:cs="Arial"/>
+          <w:sz w:val="20"/>
+          <w:szCs w:val="20"/>
+        </w:rPr>
+      </w:pPr>
+      <w:r>
+        <w:rPr>
+          <w:rFonts w:eastAsia="Arial" w:cs="Arial" w:ascii="Arial" w:hAnsi="Arial"/>
+          <w:b/>
+          <w:bCs/>
+          <w:i w:val="false"/>
+          <w:caps w:val="false"/>
+          <w:smallCaps w:val="false"/>
+          <w:color w:val="729FCF"/>
+          <w:spacing w:val="0"/>
+          <w:sz w:val="20"/>
+          <w:szCs w:val="20"/>
+        </w:rPr>
+        <w:t>26</w:t>
+      </w:r>
+      <w:r>
+        <w:rPr>
+          <w:rFonts w:eastAsia="Arial" w:cs="Arial" w:ascii="Arial" w:hAnsi="Arial"/>
+          <w:b w:val="false"/>
+          <w:i w:val="false"/>
+          <w:caps w:val="false"/>
+          <w:smallCaps w:val="false"/>
+          <w:color w:val="222222"/>
+          <w:spacing w:val="0"/>
+          <w:sz w:val="20"/>
+          <w:szCs w:val="20"/>
+        </w:rPr>
+        <w:t>+1</w:t>
+      </w:r>
+      <w:r>
+        <w:rPr>
+          <w:rFonts w:eastAsia="Arial" w:cs="Arial" w:ascii="Arial" w:hAnsi="Arial"/>
+          <w:b/>
+          <w:bCs/>
+          <w:i w:val="false"/>
+          <w:caps w:val="false"/>
+          <w:smallCaps w:val="false"/>
+          <w:color w:val="1B00FE"/>
+          <w:spacing w:val="0"/>
+          <w:sz w:val="20"/>
+          <w:szCs w:val="20"/>
+        </w:rPr>
+        <w:t>5</w:t>
+      </w:r>
+      <w:r>
+        <w:rPr>
+          <w:rFonts w:eastAsia="Arial" w:cs="Arial" w:ascii="Arial" w:hAnsi="Arial"/>
+          <w:b w:val="false"/>
+          <w:i w:val="false"/>
+          <w:caps w:val="false"/>
+          <w:smallCaps w:val="false"/>
+          <w:color w:val="222222"/>
+          <w:spacing w:val="0"/>
+          <w:sz w:val="20"/>
+          <w:szCs w:val="20"/>
+        </w:rPr>
+        <w:t xml:space="preserve"> =   </w:t>
+      </w:r>
+      <w:r>
+        <w:rPr>
+          <w:rFonts w:eastAsia="Arial" w:cs="Arial" w:ascii="Arial" w:hAnsi="Arial"/>
+          <w:b/>
+          <w:bCs/>
+          <w:i w:val="false"/>
+          <w:caps w:val="false"/>
+          <w:smallCaps w:val="false"/>
+          <w:color w:val="1B00FE"/>
+          <w:spacing w:val="0"/>
+          <w:sz w:val="20"/>
+          <w:szCs w:val="20"/>
+        </w:rPr>
+        <w:t>41</w:t>
+      </w:r>
+      <w:r>
+        <w:rPr>
+          <w:rFonts w:eastAsia="Arial" w:cs="Arial" w:ascii="Arial" w:hAnsi="Arial"/>
+          <w:b w:val="false"/>
+          <w:i w:val="false"/>
+          <w:caps w:val="false"/>
+          <w:smallCaps w:val="false"/>
+          <w:color w:val="222222"/>
+          <w:spacing w:val="0"/>
+          <w:sz w:val="20"/>
+          <w:szCs w:val="20"/>
+        </w:rPr>
+        <w:t xml:space="preserve"> </w:t>
+      </w:r>
+      <w:r>
+        <w:rPr>
+          <w:rFonts w:eastAsia="Arial" w:cs="Arial" w:ascii="Arial" w:hAnsi="Arial"/>
+          <w:b/>
+          <w:bCs/>
+          <w:i w:val="false"/>
+          <w:iCs w:val="false"/>
+          <w:caps w:val="false"/>
+          <w:smallCaps w:val="false"/>
+          <w:color w:val="252525"/>
+          <w:spacing w:val="0"/>
+          <w:sz w:val="20"/>
+          <w:szCs w:val="20"/>
+        </w:rPr>
+        <w:t xml:space="preserve">→ "; </w:t>
+      </w:r>
+      <w:r>
+        <w:rPr>
+          <w:rFonts w:eastAsia="Arial" w:cs="Arial" w:ascii="Arial" w:hAnsi="Arial"/>
+          <w:b w:val="false"/>
+          <w:i w:val="false"/>
+          <w:caps w:val="false"/>
+          <w:smallCaps w:val="false"/>
+          <w:color w:val="222222"/>
+          <w:spacing w:val="0"/>
+          <w:sz w:val="20"/>
+          <w:szCs w:val="20"/>
+        </w:rPr>
+        <w:t>like hypotenuse √(1^2+1^2) = 1.414)</w:t>
+        <w:tab/>
+        <w:tab/>
+      </w:r>
+      <w:r>
+        <w:rPr>
+          <w:rFonts w:eastAsia="Arial" w:cs="Arial" w:ascii="Arial" w:hAnsi="Arial"/>
+          <w:b w:val="false"/>
+          <w:i w:val="false"/>
+          <w:caps w:val="false"/>
+          <w:smallCaps w:val="false"/>
+          <w:color w:val="222222"/>
+          <w:spacing w:val="0"/>
+          <w:sz w:val="20"/>
+          <w:szCs w:val="20"/>
+        </w:rPr>
+        <w:t xml:space="preserve">~ connecting both A. G. &amp; Hebrew </w:t>
+      </w:r>
+      <w:r>
+        <w:rPr>
+          <w:rFonts w:eastAsia="Arial" w:cs="Arial" w:ascii="Arial" w:hAnsi="Arial"/>
+          <w:b/>
+          <w:bCs/>
+          <w:i w:val="false"/>
+          <w:caps w:val="false"/>
+          <w:smallCaps w:val="false"/>
+          <w:color w:val="000000"/>
+          <w:spacing w:val="0"/>
+          <w:sz w:val="20"/>
+          <w:szCs w:val="20"/>
+        </w:rPr>
+        <w:t>⬡</w:t>
+      </w:r>
+    </w:p>
+    <w:p>
+      <w:pPr>
+        <w:pStyle w:val="Normal"/>
+        <w:widowControl/>
+        <w:ind w:hanging="0"/>
+        <w:rPr/>
+      </w:pPr>
+      <w:r>
+        <w:rPr>
+          <w:rFonts w:eastAsia="Arial" w:cs="Arial" w:ascii="Arial" w:hAnsi="Arial"/>
+          <w:caps w:val="false"/>
+          <w:smallCaps w:val="false"/>
+          <w:color w:val="222222"/>
+          <w:spacing w:val="0"/>
+          <w:sz w:val="20"/>
+          <w:szCs w:val="20"/>
+        </w:rPr>
+        <w:t xml:space="preserve">              </w:t>
+      </w:r>
+      <w:r>
+        <w:rPr>
+          <w:rFonts w:eastAsia="Arial" w:cs="Arial" w:ascii="Arial" w:hAnsi="Arial"/>
+          <w:b/>
+          <w:bCs/>
+          <w:i w:val="false"/>
+          <w:caps w:val="false"/>
+          <w:smallCaps w:val="false"/>
+          <w:color w:val="729FCF"/>
+          <w:spacing w:val="0"/>
+          <w:sz w:val="20"/>
+          <w:szCs w:val="20"/>
+        </w:rPr>
+        <w:t>43</w:t>
+      </w:r>
+      <w:r>
+        <w:rPr>
+          <w:rFonts w:eastAsia="Arial" w:cs="Arial" w:ascii="Arial" w:hAnsi="Arial"/>
+          <w:b/>
+          <w:bCs/>
+          <w:i w:val="false"/>
+          <w:caps w:val="false"/>
+          <w:smallCaps w:val="false"/>
+          <w:color w:val="1B00FE"/>
+          <w:spacing w:val="0"/>
+          <w:sz w:val="20"/>
+          <w:szCs w:val="20"/>
+        </w:rPr>
+        <w:t>1</w:t>
+      </w:r>
+      <w:r>
+        <w:rPr>
+          <w:rFonts w:eastAsia="Arial" w:cs="Arial" w:ascii="Arial" w:hAnsi="Arial"/>
+          <w:b w:val="false"/>
+          <w:i w:val="false"/>
+          <w:caps w:val="false"/>
+          <w:smallCaps w:val="false"/>
+          <w:color w:val="222222"/>
+          <w:spacing w:val="0"/>
+          <w:sz w:val="20"/>
+          <w:szCs w:val="20"/>
+        </w:rPr>
+        <w:tab/>
+        <w:tab/>
+        <w:tab/>
+        <w:tab/>
+        <w:tab/>
+        <w:tab/>
+        <w:tab/>
+      </w:r>
+      <w:r>
+        <w:rPr>
+          <w:rFonts w:eastAsia="Arial" w:cs="Arial" w:ascii="Arial" w:hAnsi="Arial"/>
+          <w:b w:val="false"/>
+          <w:i w:val="false"/>
+          <w:caps w:val="false"/>
+          <w:smallCaps w:val="false"/>
+          <w:color w:val="000000"/>
+          <w:spacing w:val="0"/>
+          <w:sz w:val="20"/>
+          <w:szCs w:val="20"/>
+        </w:rPr>
+        <w:t xml:space="preserve">(“6 &amp; 6”) tessellations </w:t>
+      </w:r>
+      <w:r>
+        <w:rPr>
+          <w:rFonts w:eastAsia="Arial" w:cs="Arial" w:ascii="Arial" w:hAnsi="Arial"/>
+          <w:b/>
+          <w:bCs/>
+          <w:i w:val="false"/>
+          <w:iCs w:val="false"/>
+          <w:caps w:val="false"/>
+          <w:smallCaps w:val="false"/>
+          <w:color w:val="000000"/>
+          <w:spacing w:val="0"/>
+          <w:sz w:val="20"/>
+          <w:szCs w:val="20"/>
+        </w:rPr>
+        <w:t xml:space="preserve">→ </w:t>
+      </w:r>
+      <w:r>
+        <w:rPr>
+          <w:rFonts w:eastAsia="Arial" w:cs="Arial" w:ascii="Arial" w:hAnsi="Arial"/>
+          <w:b w:val="false"/>
+          <w:bCs w:val="false"/>
+          <w:i w:val="false"/>
+          <w:caps w:val="false"/>
+          <w:smallCaps w:val="false"/>
+          <w:color w:val="000000"/>
+          <w:spacing w:val="0"/>
+          <w:sz w:val="20"/>
+          <w:szCs w:val="20"/>
+        </w:rPr>
+        <w:t>m=(ℎ</w:t>
+      </w:r>
+      <w:r>
+        <w:rPr>
+          <w:rFonts w:ascii="Arial" w:hAnsi="Arial"/>
+          <w:b w:val="false"/>
+          <w:bCs w:val="false"/>
+          <w:i/>
+          <w:color w:val="000000"/>
+          <w:spacing w:val="0"/>
+          <w:sz w:val="20"/>
+          <w:szCs w:val="20"/>
+        </w:rPr>
+        <w:t>ν</w:t>
+      </w:r>
+      <w:r>
+        <w:rPr>
+          <w:rFonts w:eastAsia="Arial" w:cs="Arial" w:ascii="Arial" w:hAnsi="Arial"/>
+          <w:b w:val="false"/>
+          <w:bCs w:val="false"/>
+          <w:i w:val="false"/>
+          <w:caps w:val="false"/>
+          <w:smallCaps w:val="false"/>
+          <w:color w:val="000000"/>
+          <w:spacing w:val="0"/>
+          <w:sz w:val="20"/>
+          <w:szCs w:val="20"/>
+        </w:rPr>
+        <w:t>)/c^2</w:t>
+      </w:r>
+    </w:p>
+    <w:p>
+      <w:pPr>
+        <w:pStyle w:val="Normal"/>
+        <w:widowControl/>
+        <w:ind w:hanging="0"/>
+        <w:rPr>
+          <w:rFonts w:ascii="Arial" w:hAnsi="Arial" w:eastAsia="Arial" w:cs="Arial"/>
+          <w:sz w:val="20"/>
+          <w:szCs w:val="20"/>
+        </w:rPr>
+      </w:pPr>
+      <w:r>
+        <w:rPr>
+          <w:rFonts w:eastAsia="Arial" w:cs="Arial" w:ascii="Arial" w:hAnsi="Arial"/>
+          <w:sz w:val="20"/>
+          <w:szCs w:val="20"/>
+        </w:rPr>
+        <w:tab/>
+        <w:tab/>
+        <w:tab/>
+        <w:tab/>
+        <w:tab/>
+        <w:tab/>
+        <w:tab/>
+        <w:tab/>
+      </w:r>
+      <w:r>
+        <w:rPr>
+          <w:rFonts w:eastAsia="Arial" w:cs="Arial" w:ascii="Arial" w:hAnsi="Arial"/>
+          <w:b w:val="false"/>
+          <w:bCs w:val="false"/>
+          <w:i w:val="false"/>
+          <w:caps w:val="false"/>
+          <w:smallCaps w:val="false"/>
+          <w:color w:val="000000"/>
+          <w:spacing w:val="0"/>
+          <w:sz w:val="20"/>
+          <w:szCs w:val="20"/>
+        </w:rPr>
+        <w:t>ℎ×</w:t>
+      </w:r>
+      <w:r>
+        <w:rPr>
+          <w:rFonts w:eastAsia="Arial" w:cs="Arial" w:ascii="Arial" w:hAnsi="Arial"/>
+          <w:b w:val="false"/>
+          <w:bCs w:val="false"/>
+          <w:i/>
+          <w:caps w:val="false"/>
+          <w:smallCaps w:val="false"/>
+          <w:color w:val="000000"/>
+          <w:spacing w:val="0"/>
+          <w:sz w:val="20"/>
+          <w:szCs w:val="20"/>
+        </w:rPr>
+        <w:t>ν</w:t>
+      </w:r>
+      <w:r>
+        <w:rPr>
+          <w:rFonts w:eastAsia="Arial" w:cs="Arial" w:ascii="Arial" w:hAnsi="Arial"/>
+          <w:b w:val="false"/>
+          <w:bCs w:val="false"/>
+          <w:i w:val="false"/>
+          <w:caps w:val="false"/>
+          <w:smallCaps w:val="false"/>
+          <w:color w:val="000000"/>
+          <w:spacing w:val="0"/>
+          <w:sz w:val="20"/>
+          <w:szCs w:val="20"/>
+        </w:rPr>
+        <w:t xml:space="preserve"> = E </w:t>
+      </w:r>
+      <w:r>
+        <w:rPr>
+          <w:rFonts w:eastAsia="Arial" w:cs="Arial" w:ascii="Arial" w:hAnsi="Arial"/>
+          <w:b/>
+          <w:bCs/>
+          <w:i w:val="false"/>
+          <w:iCs w:val="false"/>
+          <w:caps w:val="false"/>
+          <w:smallCaps w:val="false"/>
+          <w:color w:val="252525"/>
+          <w:spacing w:val="0"/>
+          <w:sz w:val="20"/>
+          <w:szCs w:val="20"/>
+        </w:rPr>
+        <w:t>→</w:t>
+      </w:r>
+      <w:r>
+        <w:rPr>
+          <w:rFonts w:eastAsia="Arial" w:cs="Arial" w:ascii="Arial" w:hAnsi="Arial"/>
+          <w:b w:val="false"/>
+          <w:bCs w:val="false"/>
+          <w:i w:val="false"/>
+          <w:caps w:val="false"/>
+          <w:smallCaps w:val="false"/>
+          <w:color w:val="000000"/>
+          <w:spacing w:val="0"/>
+          <w:sz w:val="20"/>
+          <w:szCs w:val="20"/>
+        </w:rPr>
+        <w:t xml:space="preserve"> </w:t>
+      </w:r>
+      <w:r>
+        <w:rPr>
+          <w:rFonts w:eastAsia="Arial" w:cs="Arial" w:ascii="Arial" w:hAnsi="Arial"/>
+          <w:b/>
+          <w:bCs/>
+          <w:i w:val="false"/>
+          <w:caps w:val="false"/>
+          <w:smallCaps w:val="false"/>
+          <w:color w:val="000000"/>
+          <w:spacing w:val="0"/>
+          <w:sz w:val="20"/>
+          <w:szCs w:val="20"/>
+        </w:rPr>
+        <w:t>E=mc^2</w:t>
+      </w:r>
+    </w:p>
+    <w:p>
+      <w:pPr>
+        <w:pStyle w:val="Normal"/>
+        <w:widowControl/>
+        <w:ind w:hanging="0"/>
+        <w:rPr>
+          <w:rFonts w:ascii="Arial" w:hAnsi="Arial" w:eastAsia="Arial" w:cs="Arial"/>
+          <w:sz w:val="20"/>
+          <w:szCs w:val="20"/>
+        </w:rPr>
+      </w:pPr>
+      <w:r>
+        <w:rPr>
+          <w:rFonts w:eastAsia="Arial" w:cs="Arial" w:ascii="Arial" w:hAnsi="Arial"/>
+          <w:b/>
+          <w:bCs/>
+          <w:i w:val="false"/>
+          <w:caps w:val="false"/>
+          <w:smallCaps w:val="false"/>
+          <w:color w:val="729FCF"/>
+          <w:spacing w:val="0"/>
+          <w:sz w:val="20"/>
+          <w:szCs w:val="20"/>
+        </w:rPr>
+        <w:t>6</w:t>
+      </w:r>
+      <w:r>
+        <w:rPr>
+          <w:rFonts w:eastAsia="Arial" w:cs="Arial" w:ascii="Arial" w:hAnsi="Arial"/>
+          <w:b w:val="false"/>
+          <w:i w:val="false"/>
+          <w:caps w:val="false"/>
+          <w:smallCaps w:val="false"/>
+          <w:color w:val="000000"/>
+          <w:spacing w:val="0"/>
+          <w:sz w:val="20"/>
+          <w:szCs w:val="20"/>
+        </w:rPr>
+        <w:t>.</w:t>
+      </w:r>
+      <w:r>
+        <w:rPr>
+          <w:rFonts w:eastAsia="Arial" w:cs="Arial" w:ascii="Arial" w:hAnsi="Arial"/>
+          <w:b/>
+          <w:bCs/>
+          <w:i w:val="false"/>
+          <w:caps w:val="false"/>
+          <w:smallCaps w:val="false"/>
+          <w:color w:val="729FCF"/>
+          <w:spacing w:val="0"/>
+          <w:sz w:val="20"/>
+          <w:szCs w:val="20"/>
+        </w:rPr>
+        <w:t>626</w:t>
+      </w:r>
+      <w:r>
+        <w:rPr>
+          <w:rFonts w:eastAsia="Arial" w:cs="Arial" w:ascii="Arial" w:hAnsi="Arial"/>
+          <w:b w:val="false"/>
+          <w:i w:val="false"/>
+          <w:caps w:val="false"/>
+          <w:smallCaps w:val="false"/>
+          <w:color w:val="222222"/>
+          <w:spacing w:val="0"/>
+          <w:sz w:val="20"/>
+          <w:szCs w:val="20"/>
+        </w:rPr>
+        <w:t>0</w:t>
+      </w:r>
+      <w:r>
+        <w:rPr>
+          <w:rFonts w:eastAsia="Arial" w:cs="Arial" w:ascii="Arial" w:hAnsi="Arial"/>
+          <w:b w:val="false"/>
+          <w:i w:val="false"/>
+          <w:caps w:val="false"/>
+          <w:smallCaps w:val="false"/>
+          <w:color w:val="FFD428"/>
+          <w:spacing w:val="0"/>
+          <w:sz w:val="20"/>
+          <w:szCs w:val="20"/>
+        </w:rPr>
+        <w:t>7015</w:t>
+      </w:r>
+      <w:r>
+        <w:rPr>
+          <w:rFonts w:eastAsia="Arial" w:cs="Arial" w:ascii="Arial" w:hAnsi="Arial"/>
+          <w:b w:val="false"/>
+          <w:i w:val="false"/>
+          <w:caps w:val="false"/>
+          <w:smallCaps w:val="false"/>
+          <w:color w:val="222222"/>
+          <w:spacing w:val="0"/>
+          <w:sz w:val="20"/>
+          <w:szCs w:val="20"/>
+        </w:rPr>
+        <w:t>×[</w:t>
+      </w:r>
+      <w:r>
+        <w:rPr>
+          <w:rFonts w:eastAsia="Arial" w:cs="Arial" w:ascii="Arial" w:hAnsi="Arial"/>
+          <w:b/>
+          <w:bCs/>
+          <w:i w:val="false"/>
+          <w:caps w:val="false"/>
+          <w:smallCaps w:val="false"/>
+          <w:color w:val="729FCF"/>
+          <w:spacing w:val="0"/>
+          <w:sz w:val="20"/>
+          <w:szCs w:val="20"/>
+        </w:rPr>
+        <w:t>10</w:t>
+      </w:r>
+      <w:r>
+        <w:rPr>
+          <w:rFonts w:eastAsia="Arial" w:cs="Arial" w:ascii="Arial" w:hAnsi="Arial"/>
+          <w:b w:val="false"/>
+          <w:i w:val="false"/>
+          <w:caps w:val="false"/>
+          <w:smallCaps w:val="false"/>
+          <w:color w:val="222222"/>
+          <w:spacing w:val="0"/>
+          <w:sz w:val="20"/>
+          <w:szCs w:val="20"/>
+        </w:rPr>
+        <w:t>]</w:t>
+      </w:r>
+      <w:r>
+        <w:rPr>
+          <w:rFonts w:eastAsia="Arial" w:cs="Arial" w:ascii="Arial" w:hAnsi="Arial"/>
+          <w:b w:val="false"/>
+          <w:i w:val="false"/>
+          <w:caps w:val="false"/>
+          <w:smallCaps w:val="false"/>
+          <w:color w:val="222222"/>
+          <w:spacing w:val="0"/>
+          <w:sz w:val="20"/>
+          <w:szCs w:val="20"/>
+        </w:rPr>
+        <w:t>^−</w:t>
+      </w:r>
+      <w:r>
+        <w:rPr>
+          <w:rFonts w:eastAsia="Arial" w:cs="Arial" w:ascii="Arial" w:hAnsi="Arial"/>
+          <w:b/>
+          <w:bCs/>
+          <w:i w:val="false"/>
+          <w:caps w:val="false"/>
+          <w:smallCaps w:val="false"/>
+          <w:color w:val="729FCF"/>
+          <w:spacing w:val="0"/>
+          <w:sz w:val="20"/>
+          <w:szCs w:val="20"/>
+        </w:rPr>
+        <w:t>34</w:t>
+      </w:r>
+      <w:r>
+        <w:rPr>
+          <w:rFonts w:eastAsia="Arial" w:cs="Arial" w:ascii="Arial" w:hAnsi="Arial"/>
+          <w:b w:val="false"/>
+          <w:i w:val="false"/>
+          <w:caps w:val="false"/>
+          <w:smallCaps w:val="false"/>
+          <w:color w:val="222222"/>
+          <w:spacing w:val="0"/>
+          <w:sz w:val="20"/>
+          <w:szCs w:val="20"/>
+        </w:rPr>
+        <w:t xml:space="preserve"> </w:t>
+      </w:r>
+      <w:r>
+        <w:rPr>
+          <w:rFonts w:eastAsia="Arial" w:cs="Arial" w:ascii="Arial" w:hAnsi="Arial"/>
+          <w:b/>
+          <w:bCs/>
+          <w:i w:val="false"/>
+          <w:iCs w:val="false"/>
+          <w:caps w:val="false"/>
+          <w:smallCaps w:val="false"/>
+          <w:color w:val="252525"/>
+          <w:spacing w:val="0"/>
+          <w:sz w:val="20"/>
+          <w:szCs w:val="20"/>
+        </w:rPr>
+        <w:t xml:space="preserve">→ </w:t>
+      </w:r>
+      <w:r>
+        <w:rPr>
+          <w:rFonts w:eastAsia="Arial" w:cs="Arial" w:ascii="Arial" w:hAnsi="Arial"/>
+          <w:b w:val="false"/>
+          <w:i w:val="false"/>
+          <w:caps w:val="false"/>
+          <w:smallCaps w:val="false"/>
+          <w:color w:val="222222"/>
+          <w:spacing w:val="0"/>
+          <w:sz w:val="20"/>
+          <w:szCs w:val="20"/>
+        </w:rPr>
+        <w:t xml:space="preserve">Planck constant </w:t>
+      </w:r>
+      <w:r>
+        <w:rPr>
+          <w:rFonts w:eastAsia="Arial" w:cs="Arial" w:ascii="Arial" w:hAnsi="Arial"/>
+          <w:b w:val="false"/>
+          <w:i w:val="false"/>
+          <w:caps w:val="false"/>
+          <w:smallCaps w:val="false"/>
+          <w:color w:val="000000"/>
+          <w:spacing w:val="0"/>
+          <w:sz w:val="20"/>
+          <w:szCs w:val="20"/>
+        </w:rPr>
+        <w:t>(</w:t>
+      </w:r>
+      <w:r>
+        <w:rPr>
+          <w:rFonts w:eastAsia="Arial" w:cs="Arial" w:ascii="Arial" w:hAnsi="Arial"/>
+          <w:b w:val="false"/>
+          <w:i w:val="false"/>
+          <w:caps w:val="false"/>
+          <w:smallCaps w:val="false"/>
+          <w:color w:val="000000"/>
+          <w:spacing w:val="0"/>
+          <w:sz w:val="20"/>
+          <w:szCs w:val="20"/>
+        </w:rPr>
+        <w:t>ℎ</w:t>
+      </w:r>
+      <w:r>
+        <w:rPr>
+          <w:rFonts w:eastAsia="Arial" w:cs="Arial" w:ascii="Arial" w:hAnsi="Arial"/>
+          <w:b w:val="false"/>
+          <w:i w:val="false"/>
+          <w:caps w:val="false"/>
+          <w:smallCaps w:val="false"/>
+          <w:color w:val="000000"/>
+          <w:spacing w:val="0"/>
+          <w:sz w:val="20"/>
+          <w:szCs w:val="20"/>
+        </w:rPr>
+        <w:t>)</w:t>
+      </w:r>
+    </w:p>
+    <w:p>
+      <w:pPr>
+        <w:pStyle w:val="Normal"/>
+        <w:widowControl/>
+        <w:ind w:hanging="0"/>
+        <w:rPr>
+          <w:rFonts w:ascii="Arial" w:hAnsi="Arial" w:eastAsia="Arial" w:cs="Arial"/>
+          <w:sz w:val="20"/>
+          <w:szCs w:val="20"/>
+        </w:rPr>
+      </w:pPr>
+      <w:r>
+        <w:rPr>
+          <w:rFonts w:eastAsia="Arial" w:cs="Arial" w:ascii="Arial" w:hAnsi="Arial"/>
+          <w:b/>
+          <w:bCs/>
+          <w:i w:val="false"/>
+          <w:caps w:val="false"/>
+          <w:smallCaps w:val="false"/>
+          <w:color w:val="1B00FE"/>
+          <w:spacing w:val="0"/>
+          <w:sz w:val="20"/>
+          <w:szCs w:val="20"/>
+        </w:rPr>
+        <w:t>1</w:t>
+      </w:r>
+      <w:r>
+        <w:rPr>
+          <w:rFonts w:eastAsia="Arial" w:cs="Arial" w:ascii="Arial" w:hAnsi="Arial"/>
+          <w:b w:val="false"/>
+          <w:i w:val="false"/>
+          <w:caps w:val="false"/>
+          <w:smallCaps w:val="false"/>
+          <w:color w:val="222222"/>
+          <w:spacing w:val="0"/>
+          <w:sz w:val="20"/>
+          <w:szCs w:val="20"/>
+        </w:rPr>
+        <w:t>.</w:t>
+      </w:r>
+      <w:r>
+        <w:rPr>
+          <w:rFonts w:eastAsia="Arial" w:cs="Arial" w:ascii="Arial" w:hAnsi="Arial"/>
+          <w:b/>
+          <w:bCs/>
+          <w:i w:val="false"/>
+          <w:caps w:val="false"/>
+          <w:smallCaps w:val="false"/>
+          <w:color w:val="1B00FE"/>
+          <w:spacing w:val="0"/>
+          <w:sz w:val="20"/>
+          <w:szCs w:val="20"/>
+        </w:rPr>
+        <w:t>0545</w:t>
+      </w:r>
+      <w:r>
+        <w:rPr>
+          <w:rFonts w:eastAsia="Arial" w:cs="Arial" w:ascii="Arial" w:hAnsi="Arial"/>
+          <w:b w:val="false"/>
+          <w:i w:val="false"/>
+          <w:caps w:val="false"/>
+          <w:smallCaps w:val="false"/>
+          <w:color w:val="222222"/>
+          <w:spacing w:val="0"/>
+          <w:sz w:val="20"/>
+          <w:szCs w:val="20"/>
+        </w:rPr>
+        <w:t>...×[</w:t>
+      </w:r>
+      <w:r>
+        <w:rPr>
+          <w:rFonts w:eastAsia="Arial" w:cs="Arial" w:ascii="Arial" w:hAnsi="Arial"/>
+          <w:b/>
+          <w:bCs/>
+          <w:i w:val="false"/>
+          <w:caps w:val="false"/>
+          <w:smallCaps w:val="false"/>
+          <w:color w:val="1B00FE"/>
+          <w:spacing w:val="0"/>
+          <w:sz w:val="20"/>
+          <w:szCs w:val="20"/>
+        </w:rPr>
+        <w:t>10</w:t>
+      </w:r>
+      <w:r>
+        <w:rPr>
+          <w:rFonts w:eastAsia="Arial" w:cs="Arial" w:ascii="Arial" w:hAnsi="Arial"/>
+          <w:b w:val="false"/>
+          <w:i w:val="false"/>
+          <w:caps w:val="false"/>
+          <w:smallCaps w:val="false"/>
+          <w:color w:val="222222"/>
+          <w:spacing w:val="0"/>
+          <w:sz w:val="20"/>
+          <w:szCs w:val="20"/>
+        </w:rPr>
+        <w:t>^−</w:t>
+      </w:r>
+      <w:r>
+        <w:rPr>
+          <w:rFonts w:eastAsia="Arial" w:cs="Arial" w:ascii="Arial" w:hAnsi="Arial"/>
+          <w:b/>
+          <w:bCs/>
+          <w:i w:val="false"/>
+          <w:caps w:val="false"/>
+          <w:smallCaps w:val="false"/>
+          <w:color w:val="1B00FE"/>
+          <w:spacing w:val="0"/>
+          <w:sz w:val="20"/>
+          <w:szCs w:val="20"/>
+        </w:rPr>
+        <w:t>34</w:t>
+      </w:r>
+      <w:r>
+        <w:rPr>
+          <w:rFonts w:eastAsia="Arial" w:cs="Arial" w:ascii="Arial" w:hAnsi="Arial"/>
+          <w:b w:val="false"/>
+          <w:i w:val="false"/>
+          <w:caps w:val="false"/>
+          <w:smallCaps w:val="false"/>
+          <w:color w:val="222222"/>
+          <w:spacing w:val="0"/>
+          <w:sz w:val="20"/>
+          <w:szCs w:val="20"/>
+        </w:rPr>
+        <w:t>] J⋅s reduced Planck's const.</w:t>
+      </w:r>
+    </w:p>
+    <w:p>
+      <w:pPr>
+        <w:pStyle w:val="Normal"/>
+        <w:widowControl/>
+        <w:ind w:hanging="0"/>
+        <w:rPr>
+          <w:rFonts w:ascii="Arial" w:hAnsi="Arial" w:eastAsia="Arial" w:cs="Arial"/>
+          <w:sz w:val="20"/>
+          <w:szCs w:val="20"/>
+        </w:rPr>
+      </w:pPr>
+      <w:r>
+        <w:rPr>
+          <w:rFonts w:eastAsia="Arial" w:cs="Arial" w:ascii="Arial" w:hAnsi="Arial"/>
+          <w:b w:val="false"/>
+          <w:i w:val="false"/>
+          <w:caps w:val="false"/>
+          <w:smallCaps w:val="false"/>
+          <w:color w:val="222222"/>
+          <w:spacing w:val="0"/>
+          <w:sz w:val="20"/>
+          <w:szCs w:val="20"/>
+        </w:rPr>
+        <w:t>Rem</w:t>
+      </w:r>
+      <w:r>
+        <w:rPr>
+          <w:rFonts w:eastAsia="Arial" w:cs="Arial" w:ascii="Arial" w:hAnsi="Arial"/>
+          <w:b w:val="false"/>
+          <w:i w:val="false"/>
+          <w:caps w:val="false"/>
+          <w:smallCaps w:val="false"/>
+          <w:color w:val="222222"/>
+          <w:spacing w:val="0"/>
+          <w:sz w:val="20"/>
+          <w:szCs w:val="20"/>
+        </w:rPr>
+        <w:t>ainder</w:t>
+      </w:r>
+      <w:r>
+        <w:rPr>
+          <w:rFonts w:eastAsia="Arial" w:cs="Arial" w:ascii="Arial" w:hAnsi="Arial"/>
+          <w:b w:val="false"/>
+          <w:i w:val="false"/>
+          <w:caps w:val="false"/>
+          <w:smallCaps w:val="false"/>
+          <w:color w:val="222222"/>
+          <w:spacing w:val="0"/>
+          <w:sz w:val="20"/>
+          <w:szCs w:val="20"/>
+        </w:rPr>
+        <w:t xml:space="preserve">: 10; 90; 10 </w:t>
+      </w:r>
+      <w:r>
+        <w:rPr>
+          <w:rFonts w:eastAsia="Arial" w:cs="Arial" w:ascii="Arial" w:hAnsi="Arial"/>
+          <w:b/>
+          <w:bCs/>
+          <w:i w:val="false"/>
+          <w:iCs w:val="false"/>
+          <w:caps w:val="false"/>
+          <w:smallCaps w:val="false"/>
+          <w:color w:val="252525"/>
+          <w:spacing w:val="0"/>
+          <w:sz w:val="20"/>
+          <w:szCs w:val="20"/>
+        </w:rPr>
+        <w:t>→</w:t>
+      </w:r>
+      <w:r>
+        <w:rPr>
+          <w:rFonts w:eastAsia="Arial" w:cs="Arial" w:ascii="Arial" w:hAnsi="Arial"/>
+          <w:b w:val="false"/>
+          <w:i w:val="false"/>
+          <w:caps w:val="false"/>
+          <w:smallCaps w:val="false"/>
+          <w:color w:val="222222"/>
+          <w:spacing w:val="0"/>
+          <w:sz w:val="20"/>
+          <w:szCs w:val="20"/>
+        </w:rPr>
+        <w:t xml:space="preserve"> 2,9,2 </w:t>
+      </w:r>
+      <w:r>
+        <w:rPr>
+          <w:rFonts w:eastAsia="Arial" w:cs="Arial" w:ascii="Arial" w:hAnsi="Arial"/>
+          <w:b/>
+          <w:bCs/>
+          <w:i w:val="false"/>
+          <w:iCs w:val="false"/>
+          <w:caps w:val="false"/>
+          <w:smallCaps w:val="false"/>
+          <w:color w:val="252525"/>
+          <w:spacing w:val="0"/>
+          <w:sz w:val="20"/>
+          <w:szCs w:val="20"/>
+        </w:rPr>
+        <w:t>→</w:t>
+      </w:r>
+      <w:r>
+        <w:rPr>
+          <w:rFonts w:eastAsia="Arial" w:cs="Arial" w:ascii="Arial" w:hAnsi="Arial"/>
+          <w:b w:val="false"/>
+          <w:i w:val="false"/>
+          <w:caps w:val="false"/>
+          <w:smallCaps w:val="false"/>
+          <w:color w:val="222222"/>
+          <w:spacing w:val="0"/>
+          <w:sz w:val="20"/>
+          <w:szCs w:val="20"/>
+        </w:rPr>
+        <w:t xml:space="preserve"> 292 = </w:t>
+      </w:r>
+      <w:r>
+        <w:rPr>
+          <w:rFonts w:ascii="Arial" w:hAnsi="Arial" w:eastAsia="Arial" w:cs="Arial"/>
+          <w:b/>
+          <w:b/>
+          <w:bCs/>
+          <w:iCs w:val="false"/>
+          <w:caps w:val="false"/>
+          <w:smallCaps w:val="false"/>
+          <w:color w:val="222222"/>
+          <w:spacing w:val="0"/>
+          <w:sz w:val="20"/>
+          <w:sz w:val="20"/>
+          <w:szCs w:val="20"/>
+          <w:rtl w:val="true"/>
+        </w:rPr>
+        <w:t>עַכְבָּר</w:t>
+      </w:r>
+    </w:p>
+    <w:p>
+      <w:pPr>
+        <w:pStyle w:val="Normal"/>
+        <w:widowControl/>
+        <w:ind w:hanging="0"/>
+        <w:rPr>
+          <w:rFonts w:ascii="Arial" w:hAnsi="Arial" w:eastAsia="Arial" w:cs="Arial"/>
+          <w:b w:val="false"/>
+          <w:i w:val="false"/>
+          <w:i w:val="false"/>
+          <w:caps w:val="false"/>
+          <w:smallCaps w:val="false"/>
+          <w:color w:val="222222"/>
+          <w:spacing w:val="0"/>
+          <w:sz w:val="20"/>
+          <w:szCs w:val="20"/>
+        </w:rPr>
+      </w:pPr>
+      <w:r>
+        <w:rPr>
+          <w:rFonts w:eastAsia="Arial" w:cs="Arial" w:ascii="Arial" w:hAnsi="Arial"/>
+          <w:b w:val="false"/>
+          <w:i w:val="false"/>
+          <w:caps w:val="false"/>
+          <w:smallCaps w:val="false"/>
+          <w:color w:val="222222"/>
+          <w:spacing w:val="0"/>
+          <w:sz w:val="20"/>
+          <w:szCs w:val="20"/>
+        </w:rPr>
+      </w:r>
+    </w:p>
+    <w:p>
+      <w:pPr>
+        <w:pStyle w:val="Normal"/>
+        <w:bidi w:val="0"/>
+        <w:spacing w:lineRule="auto" w:line="240" w:before="0" w:after="0"/>
+        <w:ind w:left="0" w:right="0"/>
+        <w:jc w:val="left"/>
+        <w:rPr>
+          <w:rFonts w:ascii="Arial" w:hAnsi="Arial" w:eastAsia="Arial" w:cs="Arial"/>
+          <w:sz w:val="20"/>
+          <w:szCs w:val="20"/>
+        </w:rPr>
+      </w:pPr>
+      <w:r>
+        <w:rPr>
+          <w:rFonts w:eastAsia="Arial" w:cs="Arial" w:ascii="Arial" w:hAnsi="Arial"/>
+          <w:b w:val="false"/>
+          <w:bCs w:val="false"/>
+          <w:color w:val="000000"/>
+          <w:sz w:val="20"/>
+          <w:szCs w:val="20"/>
+        </w:rPr>
+        <w:t xml:space="preserve">~ Chinese zodiac: </w:t>
+      </w:r>
+      <w:r>
+        <w:rPr>
+          <w:rFonts w:eastAsia="Arial" w:cs="Arial" w:ascii="Arial" w:hAnsi="Arial"/>
+          <w:b/>
+          <w:bCs/>
+          <w:color w:val="000000"/>
+          <w:sz w:val="20"/>
+          <w:szCs w:val="20"/>
+          <w:u w:val="single"/>
+        </w:rPr>
+        <w:t>1</w:t>
+      </w:r>
+      <w:r>
+        <w:rPr>
+          <w:rFonts w:eastAsia="Arial" w:cs="Arial" w:ascii="Arial" w:hAnsi="Arial"/>
+          <w:b w:val="false"/>
+          <w:bCs w:val="false"/>
+          <w:color w:val="000000"/>
+          <w:sz w:val="20"/>
+          <w:szCs w:val="20"/>
+        </w:rPr>
+        <w:t xml:space="preserve">: </w:t>
+      </w:r>
+      <w:r>
+        <w:rPr>
+          <w:rFonts w:ascii="Arial" w:hAnsi="Arial" w:cs="Arial" w:eastAsia="Arial"/>
+          <w:b/>
+          <w:bCs/>
+          <w:i w:val="false"/>
+          <w:caps w:val="false"/>
+          <w:smallCaps w:val="false"/>
+          <w:color w:val="000000"/>
+          <w:spacing w:val="0"/>
+          <w:sz w:val="20"/>
+          <w:szCs w:val="20"/>
+        </w:rPr>
+        <w:t>一</w:t>
+      </w:r>
+      <w:r>
+        <w:rPr>
+          <w:rFonts w:ascii="Arial" w:hAnsi="Arial" w:cs="Arial" w:eastAsia="Arial"/>
+          <w:b w:val="false"/>
+          <w:bCs w:val="false"/>
+          <w:i w:val="false"/>
+          <w:caps w:val="false"/>
+          <w:smallCaps w:val="false"/>
+          <w:color w:val="000000"/>
+          <w:spacing w:val="0"/>
+          <w:sz w:val="20"/>
+          <w:szCs w:val="20"/>
+        </w:rPr>
+        <w:t> </w:t>
+      </w:r>
+      <w:r>
+        <w:rPr>
+          <w:rFonts w:ascii="Arial" w:hAnsi="Arial" w:cs="Arial" w:eastAsia="Arial"/>
+          <w:sz w:val="20"/>
+          <w:szCs w:val="20"/>
+        </w:rPr>
+        <w:t xml:space="preserve"> </w:t>
+      </w:r>
+    </w:p>
+    <w:p>
+      <w:pPr>
+        <w:pStyle w:val="Normal"/>
+        <w:widowControl/>
+        <w:ind w:hanging="0"/>
+        <w:rPr>
+          <w:rFonts w:ascii="Arial" w:hAnsi="Arial" w:eastAsia="Arial" w:cs="Arial"/>
+          <w:sz w:val="20"/>
+          <w:szCs w:val="20"/>
+        </w:rPr>
+      </w:pPr>
+      <w:r>
+        <w:rPr>
+          <w:rFonts w:eastAsia="Arial" w:cs="Arial" w:ascii="Arial" w:hAnsi="Arial"/>
+          <w:b w:val="false"/>
+          <w:i w:val="false"/>
+          <w:caps w:val="false"/>
+          <w:smallCaps w:val="false"/>
+          <w:color w:val="222222"/>
+          <w:spacing w:val="0"/>
+          <w:sz w:val="20"/>
+          <w:szCs w:val="20"/>
+        </w:rPr>
+        <w:t xml:space="preserve">How it relates to 1 </w:t>
+      </w:r>
+      <w:r>
+        <w:rPr>
+          <w:rFonts w:eastAsia="Arial" w:cs="Arial" w:ascii="Arial" w:hAnsi="Arial"/>
+          <w:b w:val="false"/>
+          <w:i w:val="false"/>
+          <w:caps w:val="false"/>
+          <w:smallCaps w:val="false"/>
+          <w:color w:val="222222"/>
+          <w:spacing w:val="0"/>
+          <w:sz w:val="20"/>
+          <w:szCs w:val="20"/>
+        </w:rPr>
+        <w:t>and rat/mouse</w:t>
+      </w:r>
+      <w:r>
+        <w:rPr>
+          <w:rFonts w:eastAsia="Arial" w:cs="Arial" w:ascii="Arial" w:hAnsi="Arial"/>
+          <w:b w:val="false"/>
+          <w:i w:val="false"/>
+          <w:caps w:val="false"/>
+          <w:smallCaps w:val="false"/>
+          <w:color w:val="222222"/>
+          <w:spacing w:val="0"/>
+          <w:sz w:val="20"/>
+          <w:szCs w:val="20"/>
+        </w:rPr>
+        <w:t xml:space="preserve">? The values are 1 Planck unit; </w:t>
+      </w:r>
+      <w:r>
+        <w:rPr>
+          <w:rFonts w:eastAsia="Arial" w:cs="Arial" w:ascii="Arial" w:hAnsi="Arial"/>
+          <w:b w:val="false"/>
+          <w:i w:val="false"/>
+          <w:caps w:val="false"/>
+          <w:smallCaps w:val="false"/>
+          <w:color w:val="222222"/>
+          <w:spacing w:val="0"/>
+          <w:sz w:val="20"/>
+          <w:szCs w:val="20"/>
+        </w:rPr>
+        <w:t xml:space="preserve">the </w:t>
+      </w:r>
+      <w:r>
+        <w:rPr>
+          <w:rFonts w:eastAsia="Arial" w:cs="Arial" w:ascii="Arial" w:hAnsi="Arial"/>
+          <w:b w:val="false"/>
+          <w:i w:val="false"/>
+          <w:caps w:val="false"/>
+          <w:smallCaps w:val="false"/>
+          <w:color w:val="222222"/>
+          <w:spacing w:val="0"/>
+          <w:sz w:val="20"/>
+          <w:szCs w:val="20"/>
+        </w:rPr>
+        <w:t>smallest unit possible</w:t>
       </w:r>
     </w:p>
     <w:p>
@@ -1951,7 +5861,7 @@
             <wp:extent cx="1466215" cy="1210945"/>
             <wp:effectExtent l="0" t="0" r="0" b="0"/>
             <wp:wrapNone/>
-            <wp:docPr id="1" name="Image17" descr=""/>
+            <wp:docPr id="2" name="Image17" descr=""/>
             <wp:cNvGraphicFramePr>
               <a:graphicFrameLocks xmlns:a="http://schemas.openxmlformats.org/drawingml/2006/main" noChangeAspect="1"/>
             </wp:cNvGraphicFramePr>
@@ -1959,13 +5869,13 @@
               <a:graphicData uri="http://schemas.openxmlformats.org/drawingml/2006/picture">
                 <pic:pic xmlns:pic="http://schemas.openxmlformats.org/drawingml/2006/picture">
                   <pic:nvPicPr>
-                    <pic:cNvPr id="1" name="Image17" descr=""/>
+                    <pic:cNvPr id="2" name="Image17" descr=""/>
                     <pic:cNvPicPr>
                       <a:picLocks noChangeAspect="1" noChangeArrowheads="1"/>
                     </pic:cNvPicPr>
                   </pic:nvPicPr>
                   <pic:blipFill>
-                    <a:blip r:embed="rId2"/>
+                    <a:blip r:embed="rId3"/>
                     <a:stretch>
                       <a:fillRect/>
                     </a:stretch>
@@ -1999,27 +5909,7 @@
         <w:tab/>
         <w:tab/>
         <w:t xml:space="preserve">            </w:t>
-      </w:r>
-      <w:r>
-        <w:rPr>
-          <w:rFonts w:eastAsia="Arial" w:cs="Arial" w:ascii="Arial" w:hAnsi="Arial"/>
-          <w:b w:val="false"/>
-          <w:bCs w:val="false"/>
-          <w:sz w:val="20"/>
-          <w:szCs w:val="20"/>
-          <w:u w:val="none"/>
-        </w:rPr>
         <w:tab/>
-      </w:r>
-      <w:r>
-        <w:rPr>
-          <w:rFonts w:eastAsia="Arial" w:cs="Arial" w:ascii="Arial" w:hAnsi="Arial"/>
-          <w:b w:val="false"/>
-          <w:bCs w:val="false"/>
-          <w:sz w:val="20"/>
-          <w:szCs w:val="20"/>
-          <w:u w:val="none"/>
-        </w:rPr>
         <w:t xml:space="preserve"> </w:t>
       </w:r>
       <w:r>
@@ -2354,7 +6244,7 @@
             <wp:extent cx="514985" cy="438785"/>
             <wp:effectExtent l="0" t="0" r="0" b="0"/>
             <wp:wrapNone/>
-            <wp:docPr id="2" name="Image16" descr=""/>
+            <wp:docPr id="3" name="Image16" descr=""/>
             <wp:cNvGraphicFramePr>
               <a:graphicFrameLocks xmlns:a="http://schemas.openxmlformats.org/drawingml/2006/main" noChangeAspect="1"/>
             </wp:cNvGraphicFramePr>
@@ -2362,13 +6252,13 @@
               <a:graphicData uri="http://schemas.openxmlformats.org/drawingml/2006/picture">
                 <pic:pic xmlns:pic="http://schemas.openxmlformats.org/drawingml/2006/picture">
                   <pic:nvPicPr>
-                    <pic:cNvPr id="2" name="Image16" descr=""/>
+                    <pic:cNvPr id="3" name="Image16" descr=""/>
                     <pic:cNvPicPr>
                       <a:picLocks noChangeAspect="1" noChangeArrowheads="1"/>
                     </pic:cNvPicPr>
                   </pic:nvPicPr>
                   <pic:blipFill>
-                    <a:blip r:embed="rId3"/>
+                    <a:blip r:embed="rId4"/>
                     <a:stretch>
                       <a:fillRect/>
                     </a:stretch>
@@ -2403,16 +6293,6 @@
         <w:tab/>
         <w:tab/>
         <w:tab/>
-      </w:r>
-      <w:r>
-        <w:rPr>
-          <w:rFonts w:eastAsia="Arial" w:cs="Arial" w:ascii="Arial" w:hAnsi="Arial"/>
-          <w:b w:val="false"/>
-          <w:bCs w:val="false"/>
-          <w:color w:val="252525"/>
-          <w:sz w:val="20"/>
-          <w:szCs w:val="20"/>
-        </w:rPr>
         <w:t xml:space="preserve">G = </w:t>
       </w:r>
       <w:r>
@@ -2539,51 +6419,7 @@
           <w:sz w:val="20"/>
           <w:szCs w:val="20"/>
         </w:rPr>
-        <w:t xml:space="preserve">~ row 23 col 22  (perfect </w:t>
-      </w:r>
-      <w:r>
-        <w:rPr>
-          <w:rFonts w:eastAsia="Arial" w:cs="Arial" w:ascii="Arial" w:hAnsi="Arial"/>
-          <w:b w:val="false"/>
-          <w:bCs w:val="false"/>
-          <w:color w:val="252525"/>
-          <w:sz w:val="20"/>
-          <w:szCs w:val="20"/>
-        </w:rPr>
-        <w:t xml:space="preserve">grid </w:t>
-      </w:r>
-      <w:r>
-        <w:rPr>
-          <w:rFonts w:eastAsia="Arial" w:cs="Arial" w:ascii="Arial" w:hAnsi="Arial"/>
-          <w:b w:val="false"/>
-          <w:bCs w:val="false"/>
-          <w:color w:val="252525"/>
-          <w:sz w:val="20"/>
-          <w:szCs w:val="20"/>
-        </w:rPr>
-        <w:t xml:space="preserve">line, like a plow </w:t>
-      </w:r>
-      <w:r>
-        <w:rPr>
-          <w:rFonts w:eastAsia="Arial" w:cs="Arial" w:ascii="Arial" w:hAnsi="Arial"/>
-          <w:b w:val="false"/>
-          <w:bCs w:val="false"/>
-          <w:color w:val="252525"/>
-          <w:sz w:val="20"/>
-          <w:szCs w:val="20"/>
-        </w:rPr>
-        <w:t>line</w:t>
-      </w:r>
-      <w:r>
-        <w:rPr>
-          <w:rFonts w:eastAsia="Arial" w:cs="Arial" w:ascii="Arial" w:hAnsi="Arial"/>
-          <w:b w:val="false"/>
-          <w:bCs w:val="false"/>
-          <w:color w:val="252525"/>
-          <w:sz w:val="20"/>
-          <w:szCs w:val="20"/>
-        </w:rPr>
-        <w:t>)</w:t>
+        <w:t>~ row 23 col 22  (perfect grid line, like a plow line)</w:t>
       </w:r>
     </w:p>
     <w:p>
@@ -2787,31 +6623,7 @@
           <w:szCs w:val="20"/>
           <w:u w:val="none"/>
         </w:rPr>
-        <w:t xml:space="preserve">Principia </w:t>
-      </w:r>
-      <w:r>
-        <w:rPr>
-          <w:rFonts w:eastAsia="Arial" w:cs="Arial" w:ascii="Arial" w:hAnsi="Arial"/>
-          <w:i w:val="false"/>
-          <w:iCs w:val="false"/>
-          <w:color w:val="000000"/>
-          <w:sz w:val="20"/>
-          <w:szCs w:val="20"/>
-          <w:u w:val="none"/>
-        </w:rPr>
-        <w:t>(Newton)</w:t>
-      </w:r>
-      <w:r>
-        <w:rPr>
-          <w:rFonts w:eastAsia="Arial" w:cs="Arial" w:ascii="Arial" w:hAnsi="Arial"/>
-          <w:i w:val="false"/>
-          <w:iCs w:val="false"/>
-          <w:color w:val="000000"/>
-          <w:sz w:val="20"/>
-          <w:szCs w:val="20"/>
-          <w:u w:val="none"/>
-        </w:rPr>
-        <w:t xml:space="preserve">, first edition: </w:t>
+        <w:t xml:space="preserve">Principia (Newton), first edition: </w:t>
       </w:r>
       <w:r>
         <w:rPr>
@@ -2962,18 +6774,7 @@
           <w:sz w:val="20"/>
           <w:szCs w:val="20"/>
         </w:rPr>
-        <w:t xml:space="preserve"> </w:t>
-      </w:r>
-      <w:r>
-        <w:rPr>
-          <w:rFonts w:eastAsia="Arial" w:cs="Arial" w:ascii="Arial" w:hAnsi="Arial"/>
-          <w:i w:val="false"/>
-          <w:iCs w:val="false"/>
-          <w:color w:val="000000"/>
-          <w:sz w:val="20"/>
-          <w:szCs w:val="20"/>
-        </w:rPr>
-        <w:t xml:space="preserve">“the mean density of the </w:t>
+        <w:t xml:space="preserve"> “the mean density of the </w:t>
       </w:r>
       <w:r>
         <w:rPr>
@@ -3010,20 +6811,7 @@
           <w:sz w:val="20"/>
           <w:szCs w:val="20"/>
         </w:rPr>
-        <w:t xml:space="preserve">five </w:t>
-      </w:r>
-      <w:r>
-        <w:rPr>
-          <w:rFonts w:eastAsia="Arial" w:cs="Arial" w:ascii="Arial" w:hAnsi="Arial"/>
-          <w:i w:val="false"/>
-          <w:iCs w:val="false"/>
-          <w:color w:val="000000"/>
-          <w:spacing w:val="-2"/>
-          <w:w w:val="90"/>
-          <w:sz w:val="20"/>
-          <w:szCs w:val="20"/>
-        </w:rPr>
-        <w:t>[</w:t>
+        <w:t>five [</w:t>
       </w:r>
       <w:r>
         <w:rPr>
@@ -3075,20 +6863,7 @@
           <w:sz w:val="20"/>
           <w:szCs w:val="20"/>
         </w:rPr>
-        <w:t xml:space="preserve">six </w:t>
-      </w:r>
-      <w:r>
-        <w:rPr>
-          <w:rFonts w:eastAsia="Arial" w:cs="Arial" w:ascii="Arial" w:hAnsi="Arial"/>
-          <w:i w:val="false"/>
-          <w:iCs w:val="false"/>
-          <w:color w:val="000000"/>
-          <w:spacing w:val="-2"/>
-          <w:w w:val="90"/>
-          <w:sz w:val="20"/>
-          <w:szCs w:val="20"/>
-        </w:rPr>
-        <w:t>[</w:t>
+        <w:t>six [</w:t>
       </w:r>
       <w:r>
         <w:rPr>
@@ -3172,38 +6947,22 @@
           <w:szCs w:val="20"/>
           <w:u w:val="none"/>
         </w:rPr>
-        <w:t xml:space="preserve"> </w:t>
-      </w:r>
-      <w:r>
-        <w:rPr>
-          <w:rFonts w:eastAsia="Arial" w:cs="Arial" w:ascii="Arial" w:hAnsi="Arial"/>
-          <w:b/>
-          <w:bCs/>
-          <w:i w:val="false"/>
-          <w:iCs w:val="false"/>
-          <w:color w:val="252525"/>
+        <w:t xml:space="preserve"> G = </w:t>
+      </w:r>
+      <w:r>
+        <w:rPr>
+          <w:rFonts w:eastAsia="Arial" w:cs="Arial" w:ascii="Arial" w:hAnsi="Arial"/>
+          <w:b/>
+          <w:bCs/>
+          <w:i w:val="false"/>
+          <w:iCs w:val="false"/>
+          <w:color w:val="00A933"/>
           <w:spacing w:val="0"/>
           <w:w w:val="90"/>
           <w:sz w:val="20"/>
           <w:szCs w:val="20"/>
           <w:u w:val="none"/>
         </w:rPr>
-        <w:t xml:space="preserve">G = </w:t>
-      </w:r>
-      <w:r>
-        <w:rPr>
-          <w:rFonts w:eastAsia="Arial" w:cs="Arial" w:ascii="Arial" w:hAnsi="Arial"/>
-          <w:b/>
-          <w:bCs/>
-          <w:i w:val="false"/>
-          <w:iCs w:val="false"/>
-          <w:color w:val="00A933"/>
-          <w:spacing w:val="0"/>
-          <w:w w:val="90"/>
-          <w:sz w:val="20"/>
-          <w:szCs w:val="20"/>
-          <w:u w:val="none"/>
-        </w:rPr>
         <w:t>6.6743015</w:t>
       </w:r>
     </w:p>
@@ -3236,6 +6995,42 @@
         <w:ind w:left="0" w:right="0"/>
         <w:jc w:val="left"/>
         <w:rPr>
+          <w:rFonts w:ascii="Arial" w:hAnsi="Arial"/>
+          <w:sz w:val="20"/>
+          <w:szCs w:val="20"/>
+        </w:rPr>
+      </w:pPr>
+      <w:r>
+        <w:rPr>
+          <w:rFonts w:ascii="Arial" w:hAnsi="Arial"/>
+          <w:b/>
+          <w:bCs/>
+          <w:color w:val="252525"/>
+          <w:sz w:val="20"/>
+          <w:szCs w:val="20"/>
+        </w:rPr>
+        <w:t>βοῦς</w:t>
+      </w:r>
+      <w:r>
+        <w:rPr>
+          <w:rFonts w:ascii="Arial" w:hAnsi="Arial"/>
+          <w:b w:val="false"/>
+          <w:bCs w:val="false"/>
+          <w:color w:val="252525"/>
+          <w:sz w:val="20"/>
+          <w:szCs w:val="20"/>
+        </w:rPr>
+        <w:t xml:space="preserve"> = 2+70+400+200 = 672 </w:t>
+      </w:r>
+    </w:p>
+    <w:p>
+      <w:pPr>
+        <w:pStyle w:val="Normal"/>
+        <w:bidi w:val="0"/>
+        <w:spacing w:lineRule="auto" w:line="240" w:before="0" w:after="0"/>
+        <w:ind w:left="0" w:right="0"/>
+        <w:jc w:val="left"/>
+        <w:rPr>
           <w:rFonts w:ascii="Arial" w:hAnsi="Arial" w:eastAsia="Arial" w:cs="Arial"/>
           <w:sz w:val="20"/>
           <w:szCs w:val="20"/>
@@ -3262,32 +7057,22 @@
           <w:u w:val="none"/>
         </w:rPr>
         <w:tab/>
+      </w:r>
+      <w:r>
+        <w:rPr>
+          <w:rFonts w:eastAsia="Arial" w:cs="Arial" w:ascii="Arial" w:hAnsi="Arial"/>
+          <w:b w:val="false"/>
+          <w:bCs w:val="false"/>
+          <w:sz w:val="20"/>
+          <w:szCs w:val="20"/>
+          <w:u w:val="none"/>
+        </w:rPr>
         <w:tab/>
         <w:tab/>
         <w:tab/>
         <w:tab/>
         <w:t xml:space="preserve">            </w:t>
-      </w:r>
-      <w:r>
-        <w:rPr>
-          <w:rFonts w:eastAsia="Arial" w:cs="Arial" w:ascii="Arial" w:hAnsi="Arial"/>
-          <w:b w:val="false"/>
-          <w:bCs w:val="false"/>
-          <w:sz w:val="20"/>
-          <w:szCs w:val="20"/>
-          <w:u w:val="none"/>
-        </w:rPr>
         <w:tab/>
-      </w:r>
-      <w:r>
-        <w:rPr>
-          <w:rFonts w:eastAsia="Arial" w:cs="Arial" w:ascii="Arial" w:hAnsi="Arial"/>
-          <w:b w:val="false"/>
-          <w:bCs w:val="false"/>
-          <w:sz w:val="20"/>
-          <w:szCs w:val="20"/>
-          <w:u w:val="none"/>
-        </w:rPr>
         <w:t xml:space="preserve"> </w:t>
       </w:r>
       <w:r>
@@ -3339,7 +7124,7 @@
             <wp:extent cx="1048385" cy="214630"/>
             <wp:effectExtent l="0" t="0" r="0" b="0"/>
             <wp:wrapNone/>
-            <wp:docPr id="3" name="Image15" descr=""/>
+            <wp:docPr id="4" name="Image15" descr=""/>
             <wp:cNvGraphicFramePr>
               <a:graphicFrameLocks xmlns:a="http://schemas.openxmlformats.org/drawingml/2006/main" noChangeAspect="1"/>
             </wp:cNvGraphicFramePr>
@@ -3347,13 +7132,13 @@
               <a:graphicData uri="http://schemas.openxmlformats.org/drawingml/2006/picture">
                 <pic:pic xmlns:pic="http://schemas.openxmlformats.org/drawingml/2006/picture">
                   <pic:nvPicPr>
-                    <pic:cNvPr id="3" name="Image15" descr=""/>
+                    <pic:cNvPr id="4" name="Image15" descr=""/>
                     <pic:cNvPicPr>
                       <a:picLocks noChangeAspect="1" noChangeArrowheads="1"/>
                     </pic:cNvPicPr>
                   </pic:nvPicPr>
                   <pic:blipFill>
-                    <a:blip r:embed="rId4"/>
+                    <a:blip r:embed="rId5"/>
                     <a:stretch>
                       <a:fillRect/>
                     </a:stretch>
@@ -3418,24 +7203,16 @@
       <w:r>
         <w:rPr>
           <w:rFonts w:eastAsia="Arial" w:cs="Arial" w:ascii="Arial" w:hAnsi="Arial"/>
-          <w:b/>
-          <w:bCs/>
-          <w:color w:val="252525"/>
-          <w:sz w:val="20"/>
-          <w:szCs w:val="20"/>
-        </w:rPr>
-        <w:t>βοῦς</w:t>
-      </w:r>
-      <w:r>
-        <w:rPr>
-          <w:rFonts w:eastAsia="Arial" w:cs="Arial" w:ascii="Arial" w:hAnsi="Arial"/>
-          <w:b w:val="false"/>
-          <w:bCs w:val="false"/>
-          <w:color w:val="252525"/>
-          <w:sz w:val="20"/>
-          <w:szCs w:val="20"/>
-        </w:rPr>
-        <w:t xml:space="preserve"> = 2+70+400+200 = 672 = 26*26-4; row 5 col 26</w:t>
+          <w:b w:val="false"/>
+          <w:bCs w:val="false"/>
+          <w:color w:val="252525"/>
+          <w:sz w:val="20"/>
+          <w:szCs w:val="20"/>
+        </w:rPr>
+        <w:t>672 = 26*26-4; row 5 col 26</w:t>
+        <w:tab/>
+        <w:tab/>
+        <w:tab/>
         <w:tab/>
         <w:tab/>
       </w:r>
@@ -3587,18 +7364,6 @@
         <w:tab/>
         <w:tab/>
         <w:tab/>
-      </w:r>
-      <w:r>
-        <w:rPr>
-          <w:rFonts w:eastAsia="Arial" w:cs="Arial" w:ascii="Arial" w:hAnsi="Arial"/>
-          <w:b w:val="false"/>
-          <w:bCs w:val="false"/>
-          <w:i w:val="false"/>
-          <w:iCs w:val="false"/>
-          <w:color w:val="252525"/>
-          <w:sz w:val="20"/>
-          <w:szCs w:val="20"/>
-        </w:rPr>
         <w:t>Einstein gravitational constant:</w:t>
       </w:r>
     </w:p>
@@ -3903,39 +7668,12 @@
           <w:sz w:val="20"/>
           <w:szCs w:val="20"/>
         </w:rPr>
-        <w:t xml:space="preserve">~ </w:t>
-      </w:r>
-      <w:r>
-        <w:rPr>
-          <w:rFonts w:eastAsia="Arial" w:cs="Arial" w:ascii="Arial" w:hAnsi="Arial"/>
-          <w:b w:val="false"/>
-          <w:bCs w:val="false"/>
-          <w:i w:val="false"/>
-          <w:iCs w:val="false"/>
-          <w:color w:val="252525"/>
-          <w:sz w:val="20"/>
-          <w:szCs w:val="20"/>
-        </w:rPr>
-        <w:t>big time 247 “</w:t>
-      </w:r>
-      <w:r>
-        <w:rPr>
-          <w:rFonts w:eastAsia="Arial" w:cs="Arial" w:ascii="Arial" w:hAnsi="Arial"/>
-          <w:b w:val="false"/>
-          <w:bCs w:val="false"/>
-          <w:i w:val="false"/>
-          <w:iCs w:val="false"/>
-          <w:color w:val="252525"/>
-          <w:sz w:val="20"/>
-          <w:szCs w:val="20"/>
-        </w:rPr>
-        <w:t>space-time”</w:t>
+        <w:t>~ big time 247 “space-time”</w:t>
         <w:tab/>
         <w:tab/>
         <w:tab/>
         <w:tab/>
         <w:tab/>
-        <w:t>~ split at the 31 (square)</w:t>
       </w:r>
     </w:p>
     <w:p>
@@ -4098,7 +7836,7 @@
           <w:szCs w:val="20"/>
           <w:lang w:eastAsia="zh-CN"/>
         </w:rPr>
-        <w:t>“</w:t>
+        <w:t>“☯️</w:t>
       </w:r>
       <w:r>
         <w:rPr>
@@ -4111,11 +7849,13 @@
           <w:szCs w:val="20"/>
           <w:lang w:eastAsia="zh-CN"/>
         </w:rPr>
-        <w:t>☯️</w:t>
-      </w:r>
-      <w:r>
-        <w:rPr>
-          <w:rFonts w:eastAsia="Arial" w:cs="Arial" w:ascii="Arial" w:hAnsi="Arial"/>
+        <w:t xml:space="preserve">: yin:yang = </w:t>
+      </w:r>
+      <w:r>
+        <w:rPr>
+          <w:rFonts w:ascii="Arial" w:hAnsi="Arial" w:cs="Arial" w:eastAsia="Arial"/>
+          <w:b w:val="false"/>
+          <w:i w:val="false"/>
           <w:caps w:val="false"/>
           <w:smallCaps w:val="false"/>
           <w:color w:val="000000"/>
@@ -4124,7 +7864,20 @@
           <w:szCs w:val="20"/>
           <w:lang w:eastAsia="zh-CN"/>
         </w:rPr>
-        <w:t xml:space="preserve">: yin:yang = </w:t>
+        <w:t xml:space="preserve">陰陽  ” 陰 </w:t>
+      </w:r>
+      <w:r>
+        <w:rPr>
+          <w:rFonts w:eastAsia="Arial" w:cs="Arial" w:ascii="Arial" w:hAnsi="Arial"/>
+          <w:caps w:val="false"/>
+          <w:smallCaps w:val="false"/>
+          <w:color w:val="000000"/>
+          <w:spacing w:val="0"/>
+          <w:sz w:val="20"/>
+          <w:szCs w:val="20"/>
+          <w:lang w:eastAsia="zh-CN"/>
+        </w:rPr>
+        <w:t xml:space="preserve">hill &amp; moon; </w:t>
       </w:r>
       <w:r>
         <w:rPr>
@@ -4139,13 +7892,11 @@
           <w:szCs w:val="20"/>
           <w:lang w:eastAsia="zh-CN"/>
         </w:rPr>
-        <w:t>陰陽  ” 陰</w:t>
-      </w:r>
-      <w:r>
-        <w:rPr>
-          <w:rFonts w:ascii="Arial" w:hAnsi="Arial" w:cs="Arial" w:eastAsia="Arial"/>
-          <w:b w:val="false"/>
-          <w:i w:val="false"/>
+        <w:t xml:space="preserve">陽 </w:t>
+      </w:r>
+      <w:r>
+        <w:rPr>
+          <w:rFonts w:eastAsia="Arial" w:cs="Arial" w:ascii="Arial" w:hAnsi="Arial"/>
           <w:caps w:val="false"/>
           <w:smallCaps w:val="false"/>
           <w:color w:val="000000"/>
@@ -4154,11 +7905,21 @@
           <w:szCs w:val="20"/>
           <w:lang w:eastAsia="zh-CN"/>
         </w:rPr>
-        <w:t xml:space="preserve"> </w:t>
-      </w:r>
-      <w:r>
-        <w:rPr>
-          <w:rFonts w:eastAsia="Arial" w:cs="Arial" w:ascii="Arial" w:hAnsi="Arial"/>
+        <w:t>hill &amp; sun</w:t>
+      </w:r>
+    </w:p>
+    <w:p>
+      <w:pPr>
+        <w:pStyle w:val="Normal"/>
+        <w:bidi w:val="0"/>
+        <w:spacing w:lineRule="auto" w:line="240" w:before="0" w:after="0"/>
+        <w:ind w:left="0" w:right="0"/>
+        <w:jc w:val="left"/>
+        <w:rPr>
+          <w:rFonts w:ascii="Arial" w:hAnsi="Arial" w:eastAsia="Arial" w:cs="Arial"/>
+          <w:b w:val="false"/>
+          <w:i w:val="false"/>
+          <w:i w:val="false"/>
           <w:caps w:val="false"/>
           <w:smallCaps w:val="false"/>
           <w:color w:val="000000"/>
@@ -4167,11 +7928,12 @@
           <w:szCs w:val="20"/>
           <w:lang w:eastAsia="zh-CN"/>
         </w:rPr>
-        <w:t xml:space="preserve">hill &amp; </w:t>
-      </w:r>
-      <w:r>
-        <w:rPr>
-          <w:rFonts w:eastAsia="Arial" w:cs="Arial" w:ascii="Arial" w:hAnsi="Arial"/>
+      </w:pPr>
+      <w:r>
+        <w:rPr>
+          <w:rFonts w:eastAsia="Arial" w:cs="Arial" w:ascii="Arial" w:hAnsi="Arial"/>
+          <w:b w:val="false"/>
+          <w:i w:val="false"/>
           <w:caps w:val="false"/>
           <w:smallCaps w:val="false"/>
           <w:color w:val="000000"/>
@@ -4180,12 +7942,19 @@
           <w:szCs w:val="20"/>
           <w:lang w:eastAsia="zh-CN"/>
         </w:rPr>
-        <w:t xml:space="preserve">moon; </w:t>
-      </w:r>
-      <w:r>
-        <w:rPr>
-          <w:rFonts w:ascii="Arial" w:hAnsi="Arial" w:cs="Arial" w:eastAsia="Arial"/>
-          <w:b w:val="false"/>
+      </w:r>
+    </w:p>
+    <w:p>
+      <w:pPr>
+        <w:pStyle w:val="Normal"/>
+        <w:bidi w:val="0"/>
+        <w:spacing w:lineRule="auto" w:line="240" w:before="0" w:after="0"/>
+        <w:ind w:left="0" w:right="0"/>
+        <w:jc w:val="left"/>
+        <w:rPr>
+          <w:rFonts w:ascii="Arial" w:hAnsi="Arial" w:eastAsia="Arial" w:cs="Arial"/>
+          <w:b w:val="false"/>
+          <w:i w:val="false"/>
           <w:i w:val="false"/>
           <w:caps w:val="false"/>
           <w:smallCaps w:val="false"/>
@@ -4195,11 +7964,12 @@
           <w:szCs w:val="20"/>
           <w:lang w:eastAsia="zh-CN"/>
         </w:rPr>
-        <w:t xml:space="preserve">陽 </w:t>
-      </w:r>
-      <w:r>
-        <w:rPr>
-          <w:rFonts w:eastAsia="Arial" w:cs="Arial" w:ascii="Arial" w:hAnsi="Arial"/>
+      </w:pPr>
+      <w:r>
+        <w:rPr>
+          <w:rFonts w:eastAsia="Arial" w:cs="Arial" w:ascii="Arial" w:hAnsi="Arial"/>
+          <w:b w:val="false"/>
+          <w:i w:val="false"/>
           <w:caps w:val="false"/>
           <w:smallCaps w:val="false"/>
           <w:color w:val="000000"/>
@@ -4208,7 +7978,6 @@
           <w:szCs w:val="20"/>
           <w:lang w:eastAsia="zh-CN"/>
         </w:rPr>
-        <w:t>hill &amp; sun</w:t>
       </w:r>
     </w:p>
     <w:p>
@@ -4220,28 +7989,27 @@
         <w:jc w:val="left"/>
         <w:rPr>
           <w:rFonts w:ascii="Arial" w:hAnsi="Arial" w:eastAsia="Arial" w:cs="Arial"/>
-          <w:b w:val="false"/>
-          <w:i w:val="false"/>
-          <w:caps w:val="false"/>
-          <w:smallCaps w:val="false"/>
-          <w:color w:val="000000"/>
-          <w:spacing w:val="0"/>
-          <w:sz w:val="20"/>
-          <w:szCs w:val="20"/>
-          <w:lang w:eastAsia="zh-CN"/>
-        </w:rPr>
-      </w:pPr>
-      <w:r>
-        <w:rPr>
-          <w:rFonts w:eastAsia="Arial" w:cs="Arial" w:ascii="Arial" w:hAnsi="Arial"/>
-          <w:caps w:val="false"/>
-          <w:smallCaps w:val="false"/>
-          <w:color w:val="000000"/>
-          <w:spacing w:val="0"/>
-          <w:sz w:val="20"/>
-          <w:szCs w:val="20"/>
-          <w:lang w:eastAsia="zh-CN"/>
-        </w:rPr>
+          <w:sz w:val="20"/>
+          <w:szCs w:val="20"/>
+        </w:rPr>
+      </w:pPr>
+      <w:r>
+        <w:rPr>
+          <w:rFonts w:eastAsia="Arial" w:cs="Arial" w:ascii="Arial" w:hAnsi="Arial"/>
+          <w:sz w:val="20"/>
+          <w:szCs w:val="20"/>
+        </w:rPr>
+        <w:t xml:space="preserve">~ Newton dies year of the fire </w:t>
+      </w:r>
+      <w:r>
+        <w:rPr>
+          <w:rFonts w:eastAsia="Arial" w:cs="Arial" w:ascii="Arial" w:hAnsi="Arial"/>
+          <w:b/>
+          <w:bCs/>
+          <w:sz w:val="20"/>
+          <w:szCs w:val="20"/>
+        </w:rPr>
+        <w:t>ox</w:t>
       </w:r>
     </w:p>
     <w:p>
@@ -4253,27 +8021,19 @@
         <w:jc w:val="left"/>
         <w:rPr>
           <w:rFonts w:ascii="Arial" w:hAnsi="Arial" w:eastAsia="Arial" w:cs="Arial"/>
-          <w:b w:val="false"/>
-          <w:i w:val="false"/>
-          <w:caps w:val="false"/>
-          <w:smallCaps w:val="false"/>
-          <w:color w:val="000000"/>
-          <w:spacing w:val="0"/>
-          <w:sz w:val="20"/>
-          <w:szCs w:val="20"/>
-          <w:lang w:eastAsia="zh-CN"/>
-        </w:rPr>
-      </w:pPr>
-      <w:r>
-        <w:rPr>
-          <w:rFonts w:eastAsia="Arial" w:cs="Arial" w:ascii="Arial" w:hAnsi="Arial"/>
-          <w:caps w:val="false"/>
-          <w:smallCaps w:val="false"/>
-          <w:color w:val="000000"/>
-          <w:spacing w:val="0"/>
-          <w:sz w:val="20"/>
-          <w:szCs w:val="20"/>
-          <w:lang w:eastAsia="zh-CN"/>
+          <w:b/>
+          <w:bCs/>
+          <w:sz w:val="20"/>
+          <w:szCs w:val="20"/>
+        </w:rPr>
+      </w:pPr>
+      <w:r>
+        <w:rPr>
+          <w:rFonts w:eastAsia="Arial" w:cs="Arial" w:ascii="Arial" w:hAnsi="Arial"/>
+          <w:b/>
+          <w:bCs/>
+          <w:sz w:val="20"/>
+          <w:szCs w:val="20"/>
         </w:rPr>
       </w:r>
     </w:p>
@@ -4293,20 +8053,20 @@
       <w:r>
         <w:rPr>
           <w:rFonts w:eastAsia="Arial" w:cs="Arial" w:ascii="Arial" w:hAnsi="Arial"/>
-          <w:sz w:val="20"/>
-          <w:szCs w:val="20"/>
-        </w:rPr>
-        <w:t xml:space="preserve">~ Newton dies year of the fire </w:t>
-      </w:r>
-      <w:r>
-        <w:rPr>
-          <w:rFonts w:eastAsia="Arial" w:cs="Arial" w:ascii="Arial" w:hAnsi="Arial"/>
-          <w:b/>
-          <w:bCs/>
-          <w:sz w:val="20"/>
-          <w:szCs w:val="20"/>
-        </w:rPr>
-        <w:t>ox</w:t>
+          <w:b/>
+          <w:bCs/>
+          <w:sz w:val="20"/>
+          <w:szCs w:val="20"/>
+        </w:rPr>
+        <w:t>Note</w:t>
+      </w:r>
+      <w:r>
+        <w:rPr>
+          <w:rFonts w:eastAsia="Arial" w:cs="Arial" w:ascii="Arial" w:hAnsi="Arial"/>
+          <w:sz w:val="20"/>
+          <w:szCs w:val="20"/>
+        </w:rPr>
+        <w:t>: layer 14 and 16 marker like rabbit (take from the other side: gravity)</w:t>
       </w:r>
     </w:p>
     <w:p>
@@ -4318,17 +8078,13 @@
         <w:jc w:val="left"/>
         <w:rPr>
           <w:rFonts w:ascii="Arial" w:hAnsi="Arial" w:eastAsia="Arial" w:cs="Arial"/>
-          <w:b/>
-          <w:bCs/>
-          <w:sz w:val="20"/>
-          <w:szCs w:val="20"/>
-        </w:rPr>
-      </w:pPr>
-      <w:r>
-        <w:rPr>
-          <w:rFonts w:eastAsia="Arial" w:cs="Arial" w:ascii="Arial" w:hAnsi="Arial"/>
-          <w:b/>
-          <w:bCs/>
+          <w:sz w:val="20"/>
+          <w:szCs w:val="20"/>
+        </w:rPr>
+      </w:pPr>
+      <w:r>
+        <w:rPr>
+          <w:rFonts w:eastAsia="Arial" w:cs="Arial" w:ascii="Arial" w:hAnsi="Arial"/>
           <w:sz w:val="20"/>
           <w:szCs w:val="20"/>
         </w:rPr>
@@ -4342,28 +8098,17 @@
         <w:ind w:left="0" w:right="0"/>
         <w:jc w:val="left"/>
         <w:rPr>
-          <w:rFonts w:ascii="Arial" w:hAnsi="Arial" w:eastAsia="Arial" w:cs="Arial"/>
-          <w:sz w:val="20"/>
-          <w:szCs w:val="20"/>
-        </w:rPr>
-      </w:pPr>
-      <w:r>
-        <w:rPr>
-          <w:rFonts w:eastAsia="Arial" w:cs="Arial" w:ascii="Arial" w:hAnsi="Arial"/>
-          <w:b/>
-          <w:bCs/>
-          <w:sz w:val="20"/>
-          <w:szCs w:val="20"/>
-        </w:rPr>
-        <w:t>Note</w:t>
-      </w:r>
-      <w:r>
-        <w:rPr>
-          <w:rFonts w:eastAsia="Arial" w:cs="Arial" w:ascii="Arial" w:hAnsi="Arial"/>
-          <w:sz w:val="20"/>
-          <w:szCs w:val="20"/>
-        </w:rPr>
-        <w:t>: layer 14 and 16 marker like rabbit (take from the other side: gravity)</w:t>
+          <w:rFonts w:ascii="Arial" w:hAnsi="Arial" w:cs="Arial"/>
+          <w:sz w:val="20"/>
+          <w:szCs w:val="20"/>
+        </w:rPr>
+      </w:pPr>
+      <w:r>
+        <w:rPr>
+          <w:rFonts w:cs="Arial" w:ascii="Arial" w:hAnsi="Arial"/>
+          <w:sz w:val="20"/>
+          <w:szCs w:val="20"/>
+        </w:rPr>
       </w:r>
     </w:p>
     <w:p>
@@ -4374,14 +8119,14 @@
         <w:ind w:left="0" w:right="0"/>
         <w:jc w:val="left"/>
         <w:rPr>
-          <w:rFonts w:ascii="Arial" w:hAnsi="Arial" w:eastAsia="Arial" w:cs="Arial"/>
-          <w:sz w:val="20"/>
-          <w:szCs w:val="20"/>
-        </w:rPr>
-      </w:pPr>
-      <w:r>
-        <w:rPr>
-          <w:rFonts w:eastAsia="Arial" w:cs="Arial" w:ascii="Arial" w:hAnsi="Arial"/>
+          <w:rFonts w:ascii="Arial" w:hAnsi="Arial" w:cs="Arial"/>
+          <w:sz w:val="20"/>
+          <w:szCs w:val="20"/>
+        </w:rPr>
+      </w:pPr>
+      <w:r>
+        <w:rPr>
+          <w:rFonts w:cs="Arial" w:ascii="Arial" w:hAnsi="Arial"/>
           <w:sz w:val="20"/>
           <w:szCs w:val="20"/>
         </w:rPr>
@@ -4423,9 +8168,7 @@
       </w:pPr>
       <w:r>
         <w:rPr>
-          <w:rFonts w:eastAsia="Arial" w:cs="Arial" w:ascii="Arial" w:hAnsi="Arial"/>
-          <w:b/>
-          <w:color w:val="252525"/>
+          <w:rFonts w:cs="Arial" w:ascii="Arial" w:hAnsi="Arial"/>
           <w:sz w:val="20"/>
           <w:szCs w:val="20"/>
         </w:rPr>
@@ -4446,9 +8189,7 @@
       </w:pPr>
       <w:r>
         <w:rPr>
-          <w:rFonts w:eastAsia="Arial" w:cs="Arial" w:ascii="Arial" w:hAnsi="Arial"/>
-          <w:b/>
-          <w:color w:val="252525"/>
+          <w:rFonts w:cs="Arial" w:ascii="Arial" w:hAnsi="Arial"/>
           <w:sz w:val="20"/>
           <w:szCs w:val="20"/>
         </w:rPr>
@@ -4469,9 +8210,7 @@
       </w:pPr>
       <w:r>
         <w:rPr>
-          <w:rFonts w:eastAsia="Arial" w:cs="Arial" w:ascii="Arial" w:hAnsi="Arial"/>
-          <w:b/>
-          <w:color w:val="252525"/>
+          <w:rFonts w:cs="Arial" w:ascii="Arial" w:hAnsi="Arial"/>
           <w:sz w:val="20"/>
           <w:szCs w:val="20"/>
         </w:rPr>
@@ -4492,9 +8231,7 @@
       </w:pPr>
       <w:r>
         <w:rPr>
-          <w:rFonts w:eastAsia="Arial" w:cs="Arial" w:ascii="Arial" w:hAnsi="Arial"/>
-          <w:b/>
-          <w:color w:val="252525"/>
+          <w:rFonts w:cs="Arial" w:ascii="Arial" w:hAnsi="Arial"/>
           <w:sz w:val="20"/>
           <w:szCs w:val="20"/>
         </w:rPr>
@@ -4515,9 +8252,7 @@
       </w:pPr>
       <w:r>
         <w:rPr>
-          <w:rFonts w:eastAsia="Arial" w:cs="Arial" w:ascii="Arial" w:hAnsi="Arial"/>
-          <w:b/>
-          <w:color w:val="252525"/>
+          <w:rFonts w:cs="Arial" w:ascii="Arial" w:hAnsi="Arial"/>
           <w:sz w:val="20"/>
           <w:szCs w:val="20"/>
         </w:rPr>
@@ -4538,9 +8273,7 @@
       </w:pPr>
       <w:r>
         <w:rPr>
-          <w:rFonts w:eastAsia="Arial" w:cs="Arial" w:ascii="Arial" w:hAnsi="Arial"/>
-          <w:b/>
-          <w:color w:val="252525"/>
+          <w:rFonts w:cs="Arial" w:ascii="Arial" w:hAnsi="Arial"/>
           <w:sz w:val="20"/>
           <w:szCs w:val="20"/>
         </w:rPr>
@@ -4561,9 +8294,7 @@
       </w:pPr>
       <w:r>
         <w:rPr>
-          <w:rFonts w:eastAsia="Arial" w:cs="Arial" w:ascii="Arial" w:hAnsi="Arial"/>
-          <w:b/>
-          <w:color w:val="252525"/>
+          <w:rFonts w:cs="Arial" w:ascii="Arial" w:hAnsi="Arial"/>
           <w:sz w:val="20"/>
           <w:szCs w:val="20"/>
         </w:rPr>
@@ -4584,9 +8315,7 @@
       </w:pPr>
       <w:r>
         <w:rPr>
-          <w:rFonts w:eastAsia="Arial" w:cs="Arial" w:ascii="Arial" w:hAnsi="Arial"/>
-          <w:b/>
-          <w:color w:val="252525"/>
+          <w:rFonts w:cs="Arial" w:ascii="Arial" w:hAnsi="Arial"/>
           <w:sz w:val="20"/>
           <w:szCs w:val="20"/>
         </w:rPr>
@@ -4607,9 +8336,7 @@
       </w:pPr>
       <w:r>
         <w:rPr>
-          <w:rFonts w:eastAsia="Arial" w:cs="Arial" w:ascii="Arial" w:hAnsi="Arial"/>
-          <w:b/>
-          <w:color w:val="252525"/>
+          <w:rFonts w:cs="Arial" w:ascii="Arial" w:hAnsi="Arial"/>
           <w:sz w:val="20"/>
           <w:szCs w:val="20"/>
         </w:rPr>
@@ -4630,9 +8357,7 @@
       </w:pPr>
       <w:r>
         <w:rPr>
-          <w:rFonts w:eastAsia="Arial" w:cs="Arial" w:ascii="Arial" w:hAnsi="Arial"/>
-          <w:b/>
-          <w:color w:val="252525"/>
+          <w:rFonts w:cs="Arial" w:ascii="Arial" w:hAnsi="Arial"/>
           <w:sz w:val="20"/>
           <w:szCs w:val="20"/>
         </w:rPr>
@@ -4653,9 +8378,7 @@
       </w:pPr>
       <w:r>
         <w:rPr>
-          <w:rFonts w:eastAsia="Arial" w:cs="Arial" w:ascii="Arial" w:hAnsi="Arial"/>
-          <w:b/>
-          <w:color w:val="252525"/>
+          <w:rFonts w:cs="Arial" w:ascii="Arial" w:hAnsi="Arial"/>
           <w:sz w:val="20"/>
           <w:szCs w:val="20"/>
         </w:rPr>
@@ -4676,9 +8399,7 @@
       </w:pPr>
       <w:r>
         <w:rPr>
-          <w:rFonts w:eastAsia="Arial" w:cs="Arial" w:ascii="Arial" w:hAnsi="Arial"/>
-          <w:b/>
-          <w:color w:val="252525"/>
+          <w:rFonts w:cs="Arial" w:ascii="Arial" w:hAnsi="Arial"/>
           <w:sz w:val="20"/>
           <w:szCs w:val="20"/>
         </w:rPr>
@@ -4699,9 +8420,7 @@
       </w:pPr>
       <w:r>
         <w:rPr>
-          <w:rFonts w:eastAsia="Arial" w:cs="Arial" w:ascii="Arial" w:hAnsi="Arial"/>
-          <w:b/>
-          <w:color w:val="252525"/>
+          <w:rFonts w:cs="Arial" w:ascii="Arial" w:hAnsi="Arial"/>
           <w:sz w:val="20"/>
           <w:szCs w:val="20"/>
         </w:rPr>
@@ -4722,9 +8441,7 @@
       </w:pPr>
       <w:r>
         <w:rPr>
-          <w:rFonts w:eastAsia="Arial" w:cs="Arial" w:ascii="Arial" w:hAnsi="Arial"/>
-          <w:b/>
-          <w:color w:val="252525"/>
+          <w:rFonts w:cs="Arial" w:ascii="Arial" w:hAnsi="Arial"/>
           <w:sz w:val="20"/>
           <w:szCs w:val="20"/>
         </w:rPr>
@@ -4745,78 +8462,7 @@
       </w:pPr>
       <w:r>
         <w:rPr>
-          <w:rFonts w:eastAsia="Arial" w:cs="Arial" w:ascii="Arial" w:hAnsi="Arial"/>
-          <w:b/>
-          <w:color w:val="252525"/>
-          <w:sz w:val="20"/>
-          <w:szCs w:val="20"/>
-        </w:rPr>
-      </w:r>
-    </w:p>
-    <w:p>
-      <w:pPr>
-        <w:pStyle w:val="Normal"/>
-        <w:bidi w:val="0"/>
-        <w:spacing w:lineRule="auto" w:line="240" w:before="0" w:after="0"/>
-        <w:ind w:left="0" w:right="0"/>
-        <w:jc w:val="left"/>
-        <w:rPr>
-          <w:rFonts w:ascii="Arial" w:hAnsi="Arial" w:cs="Arial"/>
-          <w:sz w:val="20"/>
-          <w:szCs w:val="20"/>
-        </w:rPr>
-      </w:pPr>
-      <w:r>
-        <w:rPr>
-          <w:rFonts w:eastAsia="Arial" w:cs="Arial" w:ascii="Arial" w:hAnsi="Arial"/>
-          <w:b/>
-          <w:color w:val="252525"/>
-          <w:sz w:val="20"/>
-          <w:szCs w:val="20"/>
-        </w:rPr>
-      </w:r>
-    </w:p>
-    <w:p>
-      <w:pPr>
-        <w:pStyle w:val="Normal"/>
-        <w:bidi w:val="0"/>
-        <w:spacing w:lineRule="auto" w:line="240" w:before="0" w:after="0"/>
-        <w:ind w:left="0" w:right="0"/>
-        <w:jc w:val="left"/>
-        <w:rPr>
-          <w:rFonts w:ascii="Arial" w:hAnsi="Arial" w:cs="Arial"/>
-          <w:sz w:val="20"/>
-          <w:szCs w:val="20"/>
-        </w:rPr>
-      </w:pPr>
-      <w:r>
-        <w:rPr>
-          <w:rFonts w:eastAsia="Arial" w:cs="Arial" w:ascii="Arial" w:hAnsi="Arial"/>
-          <w:b/>
-          <w:color w:val="252525"/>
-          <w:sz w:val="20"/>
-          <w:szCs w:val="20"/>
-        </w:rPr>
-      </w:r>
-    </w:p>
-    <w:p>
-      <w:pPr>
-        <w:pStyle w:val="Normal"/>
-        <w:bidi w:val="0"/>
-        <w:spacing w:lineRule="auto" w:line="240" w:before="0" w:after="0"/>
-        <w:ind w:left="0" w:right="0"/>
-        <w:jc w:val="left"/>
-        <w:rPr>
-          <w:rFonts w:ascii="Arial" w:hAnsi="Arial" w:cs="Arial"/>
-          <w:sz w:val="20"/>
-          <w:szCs w:val="20"/>
-        </w:rPr>
-      </w:pPr>
-      <w:r>
-        <w:rPr>
-          <w:rFonts w:eastAsia="Arial" w:cs="Arial" w:ascii="Arial" w:hAnsi="Arial"/>
-          <w:b/>
-          <w:color w:val="252525"/>
+          <w:rFonts w:cs="Arial" w:ascii="Arial" w:hAnsi="Arial"/>
           <w:sz w:val="20"/>
           <w:szCs w:val="20"/>
         </w:rPr>
@@ -5904,7 +9550,7 @@
             <wp:extent cx="2167255" cy="1037590"/>
             <wp:effectExtent l="0" t="0" r="0" b="0"/>
             <wp:wrapNone/>
-            <wp:docPr id="4" name="Image11" descr=""/>
+            <wp:docPr id="5" name="Image11" descr=""/>
             <wp:cNvGraphicFramePr>
               <a:graphicFrameLocks xmlns:a="http://schemas.openxmlformats.org/drawingml/2006/main" noChangeAspect="1"/>
             </wp:cNvGraphicFramePr>
@@ -5912,13 +9558,13 @@
               <a:graphicData uri="http://schemas.openxmlformats.org/drawingml/2006/picture">
                 <pic:pic xmlns:pic="http://schemas.openxmlformats.org/drawingml/2006/picture">
                   <pic:nvPicPr>
-                    <pic:cNvPr id="4" name="Image11" descr=""/>
+                    <pic:cNvPr id="5" name="Image11" descr=""/>
                     <pic:cNvPicPr>
                       <a:picLocks noChangeAspect="1" noChangeArrowheads="1"/>
                     </pic:cNvPicPr>
                   </pic:nvPicPr>
                   <pic:blipFill>
-                    <a:blip r:embed="rId5"/>
+                    <a:blip r:embed="rId6"/>
                     <a:stretch>
                       <a:fillRect/>
                     </a:stretch>
@@ -6009,7 +9655,7 @@
             <wp:extent cx="3212465" cy="620395"/>
             <wp:effectExtent l="0" t="0" r="0" b="0"/>
             <wp:wrapSquare wrapText="largest"/>
-            <wp:docPr id="5" name="Image13" descr=""/>
+            <wp:docPr id="6" name="Image13" descr=""/>
             <wp:cNvGraphicFramePr>
               <a:graphicFrameLocks xmlns:a="http://schemas.openxmlformats.org/drawingml/2006/main" noChangeAspect="1"/>
             </wp:cNvGraphicFramePr>
@@ -6017,13 +9663,13 @@
               <a:graphicData uri="http://schemas.openxmlformats.org/drawingml/2006/picture">
                 <pic:pic xmlns:pic="http://schemas.openxmlformats.org/drawingml/2006/picture">
                   <pic:nvPicPr>
-                    <pic:cNvPr id="5" name="Image13" descr=""/>
+                    <pic:cNvPr id="6" name="Image13" descr=""/>
                     <pic:cNvPicPr>
                       <a:picLocks noChangeAspect="1" noChangeArrowheads="1"/>
                     </pic:cNvPicPr>
                   </pic:nvPicPr>
                   <pic:blipFill>
-                    <a:blip r:embed="rId6"/>
+                    <a:blip r:embed="rId7"/>
                     <a:stretch>
                       <a:fillRect/>
                     </a:stretch>
@@ -6216,7 +9862,7 @@
             <wp:extent cx="1958340" cy="1462405"/>
             <wp:effectExtent l="0" t="0" r="0" b="0"/>
             <wp:wrapNone/>
-            <wp:docPr id="6" name="Image12" descr=""/>
+            <wp:docPr id="7" name="Image12" descr=""/>
             <wp:cNvGraphicFramePr>
               <a:graphicFrameLocks xmlns:a="http://schemas.openxmlformats.org/drawingml/2006/main" noChangeAspect="1"/>
             </wp:cNvGraphicFramePr>
@@ -6224,13 +9870,13 @@
               <a:graphicData uri="http://schemas.openxmlformats.org/drawingml/2006/picture">
                 <pic:pic xmlns:pic="http://schemas.openxmlformats.org/drawingml/2006/picture">
                   <pic:nvPicPr>
-                    <pic:cNvPr id="6" name="Image12" descr=""/>
+                    <pic:cNvPr id="7" name="Image12" descr=""/>
                     <pic:cNvPicPr>
                       <a:picLocks noChangeAspect="1" noChangeArrowheads="1"/>
                     </pic:cNvPicPr>
                   </pic:nvPicPr>
                   <pic:blipFill>
-                    <a:blip r:embed="rId7"/>
+                    <a:blip r:embed="rId8"/>
                     <a:stretch>
                       <a:fillRect/>
                     </a:stretch>
@@ -6296,7 +9942,7 @@
             <wp:extent cx="428625" cy="405765"/>
             <wp:effectExtent l="0" t="0" r="0" b="0"/>
             <wp:wrapNone/>
-            <wp:docPr id="7" name="Image1 Copy 1 Copy 1" descr=""/>
+            <wp:docPr id="8" name="Image1 Copy 1 Copy 1" descr=""/>
             <wp:cNvGraphicFramePr>
               <a:graphicFrameLocks xmlns:a="http://schemas.openxmlformats.org/drawingml/2006/main" noChangeAspect="1"/>
             </wp:cNvGraphicFramePr>
@@ -6304,13 +9950,13 @@
               <a:graphicData uri="http://schemas.openxmlformats.org/drawingml/2006/picture">
                 <pic:pic xmlns:pic="http://schemas.openxmlformats.org/drawingml/2006/picture">
                   <pic:nvPicPr>
-                    <pic:cNvPr id="7" name="Image1 Copy 1 Copy 1" descr=""/>
+                    <pic:cNvPr id="8" name="Image1 Copy 1 Copy 1" descr=""/>
                     <pic:cNvPicPr>
                       <a:picLocks noChangeAspect="1" noChangeArrowheads="1"/>
                     </pic:cNvPicPr>
                   </pic:nvPicPr>
                   <pic:blipFill>
-                    <a:blip r:embed="rId8"/>
+                    <a:blip r:embed="rId9"/>
                     <a:stretch>
                       <a:fillRect/>
                     </a:stretch>
@@ -6709,7 +10355,7 @@
         </w:rPr>
         <w:t>quantified the gap in the </w:t>
       </w:r>
-      <w:hyperlink r:id="rId9">
+      <w:hyperlink r:id="rId10">
         <w:r>
           <w:rPr>
             <w:rStyle w:val="Hyperlink"/>
@@ -6761,7 +10407,7 @@
         </w:rPr>
         <w:t>of the </w:t>
       </w:r>
-      <w:hyperlink r:id="rId10">
+      <w:hyperlink r:id="rId11">
         <w:r>
           <w:rPr>
             <w:rStyle w:val="Hyperlink"/>
@@ -6848,7 +10494,7 @@
           <w:szCs w:val="20"/>
         </w:rPr>
       </w:pPr>
-      <w:hyperlink r:id="rId11">
+      <w:hyperlink r:id="rId12">
         <w:r>
           <w:rPr>
             <w:rStyle w:val="Hyperlink"/>
@@ -8360,7 +12006,7 @@
             <wp:extent cx="1123315" cy="719455"/>
             <wp:effectExtent l="0" t="0" r="0" b="0"/>
             <wp:wrapNone/>
-            <wp:docPr id="8" name="Image7" descr=""/>
+            <wp:docPr id="9" name="Image7" descr=""/>
             <wp:cNvGraphicFramePr>
               <a:graphicFrameLocks xmlns:a="http://schemas.openxmlformats.org/drawingml/2006/main" noChangeAspect="1"/>
             </wp:cNvGraphicFramePr>
@@ -8368,13 +12014,13 @@
               <a:graphicData uri="http://schemas.openxmlformats.org/drawingml/2006/picture">
                 <pic:pic xmlns:pic="http://schemas.openxmlformats.org/drawingml/2006/picture">
                   <pic:nvPicPr>
-                    <pic:cNvPr id="8" name="Image7" descr=""/>
+                    <pic:cNvPr id="9" name="Image7" descr=""/>
                     <pic:cNvPicPr>
                       <a:picLocks noChangeAspect="1" noChangeArrowheads="1"/>
                     </pic:cNvPicPr>
                   </pic:nvPicPr>
                   <pic:blipFill>
-                    <a:blip r:embed="rId12"/>
+                    <a:blip r:embed="rId13"/>
                     <a:stretch>
                       <a:fillRect/>
                     </a:stretch>
@@ -12571,7 +16217,7 @@
             <wp:extent cx="1074420" cy="495300"/>
             <wp:effectExtent l="0" t="0" r="0" b="0"/>
             <wp:wrapNone/>
-            <wp:docPr id="9" name="Image8" descr=""/>
+            <wp:docPr id="10" name="Image8" descr=""/>
             <wp:cNvGraphicFramePr>
               <a:graphicFrameLocks xmlns:a="http://schemas.openxmlformats.org/drawingml/2006/main" noChangeAspect="1"/>
             </wp:cNvGraphicFramePr>
@@ -12579,13 +16225,13 @@
               <a:graphicData uri="http://schemas.openxmlformats.org/drawingml/2006/picture">
                 <pic:pic xmlns:pic="http://schemas.openxmlformats.org/drawingml/2006/picture">
                   <pic:nvPicPr>
-                    <pic:cNvPr id="9" name="Image8" descr=""/>
+                    <pic:cNvPr id="10" name="Image8" descr=""/>
                     <pic:cNvPicPr>
                       <a:picLocks noChangeAspect="1" noChangeArrowheads="1"/>
                     </pic:cNvPicPr>
                   </pic:nvPicPr>
                   <pic:blipFill>
-                    <a:blip r:embed="rId13"/>
+                    <a:blip r:embed="rId14"/>
                     <a:stretch>
                       <a:fillRect/>
                     </a:stretch>
@@ -12677,7 +16323,7 @@
             <wp:extent cx="1010920" cy="510540"/>
             <wp:effectExtent l="0" t="0" r="0" b="0"/>
             <wp:wrapNone/>
-            <wp:docPr id="10" name="Image9" descr=""/>
+            <wp:docPr id="11" name="Image9" descr=""/>
             <wp:cNvGraphicFramePr>
               <a:graphicFrameLocks xmlns:a="http://schemas.openxmlformats.org/drawingml/2006/main" noChangeAspect="1"/>
             </wp:cNvGraphicFramePr>
@@ -12685,13 +16331,13 @@
               <a:graphicData uri="http://schemas.openxmlformats.org/drawingml/2006/picture">
                 <pic:pic xmlns:pic="http://schemas.openxmlformats.org/drawingml/2006/picture">
                   <pic:nvPicPr>
-                    <pic:cNvPr id="10" name="Image9" descr=""/>
+                    <pic:cNvPr id="11" name="Image9" descr=""/>
                     <pic:cNvPicPr>
                       <a:picLocks noChangeAspect="1" noChangeArrowheads="1"/>
                     </pic:cNvPicPr>
                   </pic:nvPicPr>
                   <pic:blipFill>
-                    <a:blip r:embed="rId14"/>
+                    <a:blip r:embed="rId15"/>
                     <a:stretch>
                       <a:fillRect/>
                     </a:stretch>
@@ -13461,7 +17107,7 @@
             <wp:extent cx="562610" cy="602615"/>
             <wp:effectExtent l="0" t="0" r="0" b="0"/>
             <wp:wrapNone/>
-            <wp:docPr id="11" name="Image10" descr=""/>
+            <wp:docPr id="12" name="Image10" descr=""/>
             <wp:cNvGraphicFramePr>
               <a:graphicFrameLocks xmlns:a="http://schemas.openxmlformats.org/drawingml/2006/main" noChangeAspect="1"/>
             </wp:cNvGraphicFramePr>
@@ -13469,13 +17115,13 @@
               <a:graphicData uri="http://schemas.openxmlformats.org/drawingml/2006/picture">
                 <pic:pic xmlns:pic="http://schemas.openxmlformats.org/drawingml/2006/picture">
                   <pic:nvPicPr>
-                    <pic:cNvPr id="11" name="Image10" descr=""/>
+                    <pic:cNvPr id="12" name="Image10" descr=""/>
                     <pic:cNvPicPr>
                       <a:picLocks noChangeAspect="1" noChangeArrowheads="1"/>
                     </pic:cNvPicPr>
                   </pic:nvPicPr>
                   <pic:blipFill>
-                    <a:blip r:embed="rId15"/>
+                    <a:blip r:embed="rId16"/>
                     <a:stretch>
                       <a:fillRect/>
                     </a:stretch>
@@ -17116,6 +20762,176 @@
           <w:u w:val="none"/>
           <w:shd w:fill="FFFFFF" w:val="clear"/>
         </w:rPr>
+        <w:t>~ [2]:[10] is split at 6</w:t>
+      </w:r>
+      <w:r>
+        <w:rPr>
+          <w:rFonts w:eastAsia="Arial" w:cs="Arial" w:ascii="Arial" w:hAnsi="Arial"/>
+          <w:b w:val="false"/>
+          <w:bCs w:val="false"/>
+          <w:i w:val="false"/>
+          <w:iCs w:val="false"/>
+          <w:caps w:val="false"/>
+          <w:smallCaps w:val="false"/>
+          <w:color w:val="111111"/>
+          <w:spacing w:val="0"/>
+          <w:sz w:val="20"/>
+          <w:szCs w:val="20"/>
+          <w:u w:val="none"/>
+          <w:shd w:fill="FFFFFF" w:val="clear"/>
+        </w:rPr>
+        <w:t>[</w:t>
+      </w:r>
+      <w:r>
+        <w:rPr>
+          <w:rFonts w:eastAsia="Arial" w:cs="Arial" w:ascii="Arial" w:hAnsi="Arial"/>
+          <w:b w:val="false"/>
+          <w:bCs w:val="false"/>
+          <w:i w:val="false"/>
+          <w:iCs w:val="false"/>
+          <w:caps w:val="false"/>
+          <w:smallCaps w:val="false"/>
+          <w:color w:val="111111"/>
+          <w:spacing w:val="0"/>
+          <w:sz w:val="20"/>
+          <w:szCs w:val="20"/>
+          <w:u w:val="none"/>
+          <w:shd w:fill="FFFFFF" w:val="clear"/>
+        </w:rPr>
+        <w:t>⬡]</w:t>
+      </w:r>
+      <w:r>
+        <w:rPr>
+          <w:rFonts w:eastAsia="Arial" w:cs="Arial" w:ascii="Arial" w:hAnsi="Arial"/>
+          <w:b w:val="false"/>
+          <w:bCs w:val="false"/>
+          <w:i w:val="false"/>
+          <w:iCs w:val="false"/>
+          <w:caps w:val="false"/>
+          <w:smallCaps w:val="false"/>
+          <w:color w:val="111111"/>
+          <w:spacing w:val="0"/>
+          <w:sz w:val="20"/>
+          <w:szCs w:val="20"/>
+          <w:u w:val="none"/>
+          <w:shd w:fill="FFFFFF" w:val="clear"/>
+        </w:rPr>
+        <w:t>; but</w:t>
+      </w:r>
+      <w:r>
+        <w:rPr>
+          <w:rFonts w:eastAsia="Arial" w:cs="Arial" w:ascii="Arial" w:hAnsi="Arial"/>
+          <w:b w:val="false"/>
+          <w:bCs w:val="false"/>
+          <w:i w:val="false"/>
+          <w:iCs w:val="false"/>
+          <w:caps w:val="false"/>
+          <w:smallCaps w:val="false"/>
+          <w:color w:val="000000"/>
+          <w:spacing w:val="0"/>
+          <w:sz w:val="20"/>
+          <w:szCs w:val="20"/>
+          <w:u w:val="none"/>
+          <w:shd w:fill="FFFFFF" w:val="clear"/>
+        </w:rPr>
+        <w:t xml:space="preserve"> iron(26) is magnetic </w:t>
+      </w:r>
+      <w:r>
+        <w:rPr>
+          <w:rFonts w:eastAsia="Arial" w:cs="Arial" w:ascii="Arial" w:hAnsi="Arial"/>
+          <w:b/>
+          <w:bCs/>
+          <w:i w:val="false"/>
+          <w:iCs w:val="false"/>
+          <w:caps w:val="false"/>
+          <w:smallCaps w:val="false"/>
+          <w:color w:val="252525"/>
+          <w:spacing w:val="0"/>
+          <w:sz w:val="20"/>
+          <w:szCs w:val="20"/>
+          <w:u w:val="none"/>
+          <w:shd w:fill="FFFFFF" w:val="clear"/>
+        </w:rPr>
+        <w:t xml:space="preserve">→ </w:t>
+      </w:r>
+      <w:r>
+        <w:rPr>
+          <w:rFonts w:eastAsia="Arial" w:cs="Arial" w:ascii="Arial" w:hAnsi="Arial"/>
+          <w:b w:val="false"/>
+          <w:bCs w:val="false"/>
+          <w:i w:val="false"/>
+          <w:iCs w:val="false"/>
+          <w:caps w:val="false"/>
+          <w:smallCaps w:val="false"/>
+          <w:color w:val="252525"/>
+          <w:spacing w:val="0"/>
+          <w:sz w:val="20"/>
+          <w:szCs w:val="20"/>
+          <w:u w:val="none"/>
+          <w:shd w:fill="FFFFFF" w:val="clear"/>
+        </w:rPr>
+        <w:t>together</w:t>
+      </w:r>
+      <w:r>
+        <w:rPr>
+          <w:rFonts w:eastAsia="Arial" w:cs="Arial" w:ascii="Arial" w:hAnsi="Arial"/>
+          <w:b w:val="false"/>
+          <w:bCs w:val="false"/>
+          <w:i w:val="false"/>
+          <w:iCs w:val="false"/>
+          <w:caps w:val="false"/>
+          <w:smallCaps w:val="false"/>
+          <w:color w:val="000000"/>
+          <w:spacing w:val="0"/>
+          <w:sz w:val="20"/>
+          <w:szCs w:val="20"/>
+          <w:u w:val="none"/>
+          <w:shd w:fill="FFFFFF" w:val="clear"/>
+        </w:rPr>
+        <w:t xml:space="preserve"> </w:t>
+      </w:r>
+    </w:p>
+    <w:p>
+      <w:pPr>
+        <w:pStyle w:val="Normal"/>
+        <w:bidi w:val="0"/>
+        <w:spacing w:lineRule="auto" w:line="271" w:before="0" w:after="0"/>
+        <w:ind w:left="0" w:right="0"/>
+        <w:jc w:val="left"/>
+        <w:rPr>
+          <w:rFonts w:ascii="Arial" w:hAnsi="Arial" w:eastAsia="Arial" w:cs="Arial"/>
+          <w:b w:val="false"/>
+          <w:bCs w:val="false"/>
+          <w:i w:val="false"/>
+          <w:i w:val="false"/>
+          <w:iCs w:val="false"/>
+          <w:caps w:val="false"/>
+          <w:smallCaps w:val="false"/>
+          <w:color w:val="000000"/>
+          <w:spacing w:val="0"/>
+          <w:sz w:val="20"/>
+          <w:szCs w:val="20"/>
+          <w:highlight w:val="none"/>
+          <w:u w:val="none"/>
+          <w:shd w:fill="FFFFFF" w:val="clear"/>
+        </w:rPr>
+      </w:pPr>
+      <w:r>
+        <w:rPr>
+          <w:rFonts w:eastAsia="Arial" w:cs="Arial" w:ascii="Arial" w:hAnsi="Arial"/>
+          <w:b w:val="false"/>
+          <w:bCs w:val="false"/>
+          <w:i w:val="false"/>
+          <w:iCs w:val="false"/>
+          <w:caps w:val="false"/>
+          <w:smallCaps w:val="false"/>
+          <w:color w:val="000000"/>
+          <w:spacing w:val="0"/>
+          <w:sz w:val="20"/>
+          <w:szCs w:val="20"/>
+          <w:u w:val="none"/>
+          <w:shd w:fill="FFFFFF" w:val="clear"/>
+        </w:rPr>
         <w:t xml:space="preserve">Remainder: layer </w:t>
       </w:r>
       <w:r>
@@ -17152,7 +20968,120 @@
           <w:u w:val="none"/>
           <w:shd w:fill="FFFFFF" w:val="clear"/>
         </w:rPr>
-        <w:t xml:space="preserve">                                     </w:t>
+        <w:t xml:space="preserve">    </w:t>
+      </w:r>
+      <w:r>
+        <w:rPr>
+          <w:rStyle w:val="Emphasis"/>
+          <w:rFonts w:eastAsia="Arial" w:cs="Arial" w:ascii="Arial" w:hAnsi="Arial"/>
+          <w:b w:val="false"/>
+          <w:bCs w:val="false"/>
+          <w:i w:val="false"/>
+          <w:iCs w:val="false"/>
+          <w:caps w:val="false"/>
+          <w:smallCaps w:val="false"/>
+          <w:color w:val="FFDBB6"/>
+          <w:spacing w:val="0"/>
+          <w:sz w:val="20"/>
+          <w:szCs w:val="20"/>
+          <w:u w:val="none"/>
+          <w:shd w:fill="FFFFFF" w:val="clear"/>
+        </w:rPr>
+        <w:t xml:space="preserve">{Copper; p:4, g:11 </w:t>
+      </w:r>
+      <w:r>
+        <w:rPr>
+          <w:rStyle w:val="Emphasis"/>
+          <w:rFonts w:eastAsia="Arial" w:cs="Arial" w:ascii="Arial" w:hAnsi="Arial"/>
+          <w:b w:val="false"/>
+          <w:bCs w:val="false"/>
+          <w:i w:val="false"/>
+          <w:iCs w:val="false"/>
+          <w:caps w:val="false"/>
+          <w:smallCaps w:val="false"/>
+          <w:color w:val="FFDBB6"/>
+          <w:spacing w:val="0"/>
+          <w:sz w:val="20"/>
+          <w:szCs w:val="20"/>
+          <w:u w:val="none"/>
+          <w:shd w:fill="FFFFFF" w:val="clear"/>
+        </w:rPr>
+        <w:t xml:space="preserve">&amp; 0,1 </w:t>
+      </w:r>
+      <w:r>
+        <w:rPr>
+          <w:rStyle w:val="Emphasis"/>
+          <w:rFonts w:eastAsia="Arial" w:cs="Arial" w:ascii="Arial" w:hAnsi="Arial"/>
+          <w:b/>
+          <w:bCs/>
+          <w:i w:val="false"/>
+          <w:iCs w:val="false"/>
+          <w:caps w:val="false"/>
+          <w:smallCaps w:val="false"/>
+          <w:color w:val="FFDBB6"/>
+          <w:spacing w:val="0"/>
+          <w:sz w:val="20"/>
+          <w:szCs w:val="20"/>
+          <w:u w:val="none"/>
+          <w:shd w:fill="FFFFFF" w:val="clear"/>
+        </w:rPr>
+        <w:t xml:space="preserve">→ </w:t>
+      </w:r>
+      <w:r>
+        <w:rPr>
+          <w:rStyle w:val="Emphasis"/>
+          <w:rFonts w:eastAsia="Arial" w:cs="Arial" w:ascii="Arial" w:hAnsi="Arial"/>
+          <w:b w:val="false"/>
+          <w:bCs w:val="false"/>
+          <w:i w:val="false"/>
+          <w:iCs w:val="false"/>
+          <w:caps w:val="false"/>
+          <w:smallCaps w:val="false"/>
+          <w:color w:val="FFDBB6"/>
+          <w:spacing w:val="0"/>
+          <w:sz w:val="20"/>
+          <w:szCs w:val="20"/>
+          <w:u w:val="none"/>
+          <w:shd w:fill="FFFFFF" w:val="clear"/>
+        </w:rPr>
+        <w:t>digital signal</w:t>
+      </w:r>
+      <w:r>
+        <w:rPr>
+          <w:rStyle w:val="Emphasis"/>
+          <w:rFonts w:eastAsia="Arial" w:cs="Arial" w:ascii="Arial" w:hAnsi="Arial"/>
+          <w:b w:val="false"/>
+          <w:bCs w:val="false"/>
+          <w:i w:val="false"/>
+          <w:iCs w:val="false"/>
+          <w:caps w:val="false"/>
+          <w:smallCaps w:val="false"/>
+          <w:color w:val="FFDBB6"/>
+          <w:spacing w:val="0"/>
+          <w:sz w:val="20"/>
+          <w:szCs w:val="20"/>
+          <w:u w:val="none"/>
+          <w:shd w:fill="FFFFFF" w:val="clear"/>
+        </w:rPr>
+        <w:t>}</w:t>
+      </w:r>
+      <w:r>
+        <w:rPr>
+          <w:rFonts w:eastAsia="Arial" w:cs="Arial" w:ascii="Arial" w:hAnsi="Arial"/>
+          <w:b w:val="false"/>
+          <w:bCs w:val="false"/>
+          <w:i w:val="false"/>
+          <w:iCs w:val="false"/>
+          <w:caps w:val="false"/>
+          <w:smallCaps w:val="false"/>
+          <w:color w:val="000000"/>
+          <w:spacing w:val="0"/>
+          <w:sz w:val="20"/>
+          <w:szCs w:val="20"/>
+          <w:u w:val="none"/>
+          <w:shd w:fill="FFFFFF" w:val="clear"/>
+        </w:rPr>
+        <w:t xml:space="preserve">             </w:t>
       </w:r>
     </w:p>
     <w:p>
@@ -17217,28 +21146,6 @@
           <w:shd w:fill="FFFFFF" w:val="clear"/>
         </w:rPr>
         <w:t>:</w:t>
-        <w:tab/>
-        <w:tab/>
-        <w:t xml:space="preserve">                  </w:t>
-      </w:r>
-      <w:r>
-        <w:rPr>
-          <w:rStyle w:val="Emphasis"/>
-          <w:rFonts w:eastAsia="Arial" w:cs="Arial" w:ascii="Arial" w:hAnsi="Arial"/>
-          <w:b w:val="false"/>
-          <w:bCs w:val="false"/>
-          <w:i w:val="false"/>
-          <w:iCs w:val="false"/>
-          <w:caps w:val="false"/>
-          <w:smallCaps w:val="false"/>
-          <w:color w:val="FFDBB6"/>
-          <w:spacing w:val="0"/>
-          <w:sz w:val="20"/>
-          <w:szCs w:val="20"/>
-          <w:u w:val="none"/>
-          <w:shd w:fill="FFFFFF" w:val="clear"/>
-        </w:rPr>
-        <w:t>{Copper; p:4, g:11}</w:t>
       </w:r>
     </w:p>
     <w:p>
@@ -19477,7 +23384,7 @@
             <wp:extent cx="803910" cy="746760"/>
             <wp:effectExtent l="0" t="0" r="0" b="0"/>
             <wp:wrapNone/>
-            <wp:docPr id="12" name="Image14" descr=""/>
+            <wp:docPr id="13" name="Image14" descr=""/>
             <wp:cNvGraphicFramePr>
               <a:graphicFrameLocks xmlns:a="http://schemas.openxmlformats.org/drawingml/2006/main" noChangeAspect="1"/>
             </wp:cNvGraphicFramePr>
@@ -19485,13 +23392,13 @@
               <a:graphicData uri="http://schemas.openxmlformats.org/drawingml/2006/picture">
                 <pic:pic xmlns:pic="http://schemas.openxmlformats.org/drawingml/2006/picture">
                   <pic:nvPicPr>
-                    <pic:cNvPr id="12" name="Image14" descr=""/>
+                    <pic:cNvPr id="13" name="Image14" descr=""/>
                     <pic:cNvPicPr>
                       <a:picLocks noChangeAspect="1" noChangeArrowheads="1"/>
                     </pic:cNvPicPr>
                   </pic:nvPicPr>
                   <pic:blipFill>
-                    <a:blip r:embed="rId16"/>
+                    <a:blip r:embed="rId17"/>
                     <a:stretch>
                       <a:fillRect/>
                     </a:stretch>
@@ -19573,7 +23480,7 @@
             <wp:extent cx="562610" cy="602615"/>
             <wp:effectExtent l="0" t="0" r="0" b="0"/>
             <wp:wrapNone/>
-            <wp:docPr id="13" name="Image10 Copy 1" descr=""/>
+            <wp:docPr id="14" name="Image10 Copy 1" descr=""/>
             <wp:cNvGraphicFramePr>
               <a:graphicFrameLocks xmlns:a="http://schemas.openxmlformats.org/drawingml/2006/main" noChangeAspect="1"/>
             </wp:cNvGraphicFramePr>
@@ -19581,13 +23488,13 @@
               <a:graphicData uri="http://schemas.openxmlformats.org/drawingml/2006/picture">
                 <pic:pic xmlns:pic="http://schemas.openxmlformats.org/drawingml/2006/picture">
                   <pic:nvPicPr>
-                    <pic:cNvPr id="13" name="Image10 Copy 1" descr=""/>
+                    <pic:cNvPr id="14" name="Image10 Copy 1" descr=""/>
                     <pic:cNvPicPr>
                       <a:picLocks noChangeAspect="1" noChangeArrowheads="1"/>
                     </pic:cNvPicPr>
                   </pic:nvPicPr>
                   <pic:blipFill>
-                    <a:blip r:embed="rId17"/>
+                    <a:blip r:embed="rId18"/>
                     <a:stretch>
                       <a:fillRect/>
                     </a:stretch>
@@ -21001,52 +24908,6 @@
         <w:ind w:left="0" w:right="0"/>
         <w:jc w:val="left"/>
         <w:rPr>
-          <w:rFonts w:ascii="Arial" w:hAnsi="Arial" w:eastAsia="Arial"/>
-          <w:color w:val="000000"/>
-          <w:sz w:val="20"/>
-          <w:szCs w:val="20"/>
-        </w:rPr>
-      </w:pPr>
-      <w:r>
-        <w:rPr>
-          <w:rFonts w:eastAsia="Arial" w:ascii="Arial" w:hAnsi="Arial"/>
-          <w:color w:val="000000"/>
-          <w:sz w:val="20"/>
-          <w:szCs w:val="20"/>
-        </w:rPr>
-      </w:r>
-    </w:p>
-    <w:p>
-      <w:pPr>
-        <w:pStyle w:val="Normal"/>
-        <w:bidi w:val="0"/>
-        <w:spacing w:lineRule="auto" w:line="240" w:before="0" w:after="0"/>
-        <w:ind w:left="0" w:right="0"/>
-        <w:jc w:val="left"/>
-        <w:rPr>
-          <w:rFonts w:ascii="Arial" w:hAnsi="Arial" w:eastAsia="Arial"/>
-          <w:color w:val="000000"/>
-          <w:sz w:val="20"/>
-          <w:szCs w:val="20"/>
-        </w:rPr>
-      </w:pPr>
-      <w:r>
-        <w:rPr>
-          <w:rFonts w:eastAsia="Arial" w:ascii="Arial" w:hAnsi="Arial"/>
-          <w:color w:val="000000"/>
-          <w:sz w:val="20"/>
-          <w:szCs w:val="20"/>
-        </w:rPr>
-      </w:r>
-    </w:p>
-    <w:p>
-      <w:pPr>
-        <w:pStyle w:val="Normal"/>
-        <w:bidi w:val="0"/>
-        <w:spacing w:lineRule="auto" w:line="240" w:before="0" w:after="0"/>
-        <w:ind w:left="0" w:right="0"/>
-        <w:jc w:val="left"/>
-        <w:rPr>
           <w:rFonts w:ascii="Arial" w:hAnsi="Arial" w:eastAsia="Arial" w:cs="Arial"/>
           <w:sz w:val="20"/>
           <w:szCs w:val="20"/>
@@ -21447,7 +25308,7 @@
             <wp:extent cx="1078230" cy="559435"/>
             <wp:effectExtent l="0" t="0" r="0" b="0"/>
             <wp:wrapSquare wrapText="largest"/>
-            <wp:docPr id="14" name="Image1" descr=""/>
+            <wp:docPr id="15" name="Image1" descr=""/>
             <wp:cNvGraphicFramePr>
               <a:graphicFrameLocks xmlns:a="http://schemas.openxmlformats.org/drawingml/2006/main" noChangeAspect="1"/>
             </wp:cNvGraphicFramePr>
@@ -21455,13 +25316,13 @@
               <a:graphicData uri="http://schemas.openxmlformats.org/drawingml/2006/picture">
                 <pic:pic xmlns:pic="http://schemas.openxmlformats.org/drawingml/2006/picture">
                   <pic:nvPicPr>
-                    <pic:cNvPr id="14" name="Image1" descr=""/>
+                    <pic:cNvPr id="15" name="Image1" descr=""/>
                     <pic:cNvPicPr>
                       <a:picLocks noChangeAspect="1" noChangeArrowheads="1"/>
                     </pic:cNvPicPr>
                   </pic:nvPicPr>
                   <pic:blipFill>
-                    <a:blip r:embed="rId18"/>
+                    <a:blip r:embed="rId19"/>
                     <a:stretch>
                       <a:fillRect/>
                     </a:stretch>
@@ -21764,7 +25625,7 @@
             <wp:extent cx="963295" cy="527050"/>
             <wp:effectExtent l="0" t="0" r="0" b="0"/>
             <wp:wrapSquare wrapText="largest"/>
-            <wp:docPr id="15" name="Image6" descr=""/>
+            <wp:docPr id="16" name="Image6" descr=""/>
             <wp:cNvGraphicFramePr>
               <a:graphicFrameLocks xmlns:a="http://schemas.openxmlformats.org/drawingml/2006/main" noChangeAspect="1"/>
             </wp:cNvGraphicFramePr>
@@ -21772,13 +25633,13 @@
               <a:graphicData uri="http://schemas.openxmlformats.org/drawingml/2006/picture">
                 <pic:pic xmlns:pic="http://schemas.openxmlformats.org/drawingml/2006/picture">
                   <pic:nvPicPr>
-                    <pic:cNvPr id="15" name="Image6" descr=""/>
+                    <pic:cNvPr id="16" name="Image6" descr=""/>
                     <pic:cNvPicPr>
                       <a:picLocks noChangeAspect="1" noChangeArrowheads="1"/>
                     </pic:cNvPicPr>
                   </pic:nvPicPr>
                   <pic:blipFill>
-                    <a:blip r:embed="rId19"/>
+                    <a:blip r:embed="rId20"/>
                     <a:stretch>
                       <a:fillRect/>
                     </a:stretch>
@@ -23543,7 +27404,7 @@
         </w:rPr>
         <w:t xml:space="preserve"> chance of # not being prime for n bases tested: </w:t>
       </w:r>
-      <w:hyperlink r:id="rId20">
+      <w:hyperlink r:id="rId21">
         <w:r>
           <w:rPr>
             <w:rStyle w:val="Hyperlink"/>
@@ -25028,7 +28889,7 @@
             <wp:extent cx="1021080" cy="588010"/>
             <wp:effectExtent l="0" t="0" r="0" b="0"/>
             <wp:wrapNone/>
-            <wp:docPr id="16" name="Image2" descr=""/>
+            <wp:docPr id="17" name="Image2" descr=""/>
             <wp:cNvGraphicFramePr>
               <a:graphicFrameLocks xmlns:a="http://schemas.openxmlformats.org/drawingml/2006/main" noChangeAspect="1"/>
             </wp:cNvGraphicFramePr>
@@ -25036,13 +28897,13 @@
               <a:graphicData uri="http://schemas.openxmlformats.org/drawingml/2006/picture">
                 <pic:pic xmlns:pic="http://schemas.openxmlformats.org/drawingml/2006/picture">
                   <pic:nvPicPr>
-                    <pic:cNvPr id="16" name="Image2" descr=""/>
+                    <pic:cNvPr id="17" name="Image2" descr=""/>
                     <pic:cNvPicPr>
                       <a:picLocks noChangeAspect="1" noChangeArrowheads="1"/>
                     </pic:cNvPicPr>
                   </pic:nvPicPr>
                   <pic:blipFill>
-                    <a:blip r:embed="rId21"/>
+                    <a:blip r:embed="rId22"/>
                     <a:stretch>
                       <a:fillRect/>
                     </a:stretch>
@@ -25289,7 +29150,7 @@
             <wp:extent cx="878205" cy="455930"/>
             <wp:effectExtent l="0" t="0" r="0" b="0"/>
             <wp:wrapNone/>
-            <wp:docPr id="17" name="Image4" descr=""/>
+            <wp:docPr id="18" name="Image4" descr=""/>
             <wp:cNvGraphicFramePr>
               <a:graphicFrameLocks xmlns:a="http://schemas.openxmlformats.org/drawingml/2006/main" noChangeAspect="1"/>
             </wp:cNvGraphicFramePr>
@@ -25297,13 +29158,13 @@
               <a:graphicData uri="http://schemas.openxmlformats.org/drawingml/2006/picture">
                 <pic:pic xmlns:pic="http://schemas.openxmlformats.org/drawingml/2006/picture">
                   <pic:nvPicPr>
-                    <pic:cNvPr id="17" name="Image4" descr=""/>
+                    <pic:cNvPr id="18" name="Image4" descr=""/>
                     <pic:cNvPicPr>
                       <a:picLocks noChangeAspect="1" noChangeArrowheads="1"/>
                     </pic:cNvPicPr>
                   </pic:nvPicPr>
                   <pic:blipFill>
-                    <a:blip r:embed="rId22"/>
+                    <a:blip r:embed="rId23"/>
                     <a:stretch>
                       <a:fillRect/>
                     </a:stretch>
@@ -25335,7 +29196,7 @@
             <wp:extent cx="1508125" cy="1253490"/>
             <wp:effectExtent l="0" t="0" r="0" b="0"/>
             <wp:wrapNone/>
-            <wp:docPr id="18" name="Image5" descr=""/>
+            <wp:docPr id="19" name="Image5" descr=""/>
             <wp:cNvGraphicFramePr>
               <a:graphicFrameLocks xmlns:a="http://schemas.openxmlformats.org/drawingml/2006/main" noChangeAspect="1"/>
             </wp:cNvGraphicFramePr>
@@ -25343,13 +29204,13 @@
               <a:graphicData uri="http://schemas.openxmlformats.org/drawingml/2006/picture">
                 <pic:pic xmlns:pic="http://schemas.openxmlformats.org/drawingml/2006/picture">
                   <pic:nvPicPr>
-                    <pic:cNvPr id="18" name="Image5" descr=""/>
+                    <pic:cNvPr id="19" name="Image5" descr=""/>
                     <pic:cNvPicPr>
                       <a:picLocks noChangeAspect="1" noChangeArrowheads="1"/>
                     </pic:cNvPicPr>
                   </pic:nvPicPr>
                   <pic:blipFill>
-                    <a:blip r:embed="rId23"/>
+                    <a:blip r:embed="rId24"/>
                     <a:stretch>
                       <a:fillRect/>
                     </a:stretch>
@@ -28240,7 +32101,7 @@
           <wp:inline distT="0" distB="0" distL="0" distR="0">
             <wp:extent cx="774065" cy="746125"/>
             <wp:effectExtent l="0" t="0" r="0" b="0"/>
-            <wp:docPr id="19" name="Image3" descr="image1764689216693.png"/>
+            <wp:docPr id="20" name="Image3" descr="image1764689216693.png"/>
             <wp:cNvGraphicFramePr>
               <a:graphicFrameLocks xmlns:a="http://schemas.openxmlformats.org/drawingml/2006/main" noChangeAspect="1"/>
             </wp:cNvGraphicFramePr>
@@ -28248,13 +32109,13 @@
               <a:graphicData uri="http://schemas.openxmlformats.org/drawingml/2006/picture">
                 <pic:pic xmlns:pic="http://schemas.openxmlformats.org/drawingml/2006/picture">
                   <pic:nvPicPr>
-                    <pic:cNvPr id="19" name="Image3" descr="image1764689216693.png"/>
+                    <pic:cNvPr id="20" name="Image3" descr="image1764689216693.png"/>
                     <pic:cNvPicPr>
                       <a:picLocks noChangeAspect="1" noChangeArrowheads="1"/>
                     </pic:cNvPicPr>
                   </pic:nvPicPr>
                   <pic:blipFill>
-                    <a:blip r:embed="rId24"/>
+                    <a:blip r:embed="rId25"/>
                     <a:stretch>
                       <a:fillRect/>
                     </a:stretch>
